--- a/StudyNotes-udemy-aws-de-Labs.docx
+++ b/StudyNotes-udemy-aws-de-Labs.docx
@@ -4541,7 +4541,7 @@
           <w:noProof/>
         </w:rPr>
         <w:drawing>
-          <wp:inline distT="0" distB="0" distL="0" distR="0" wp14:anchorId="39DF8DD6" wp14:editId="2C17FDBB">
+          <wp:inline distT="0" distB="0" distL="0" distR="0" wp14:anchorId="39DF8DD6" wp14:editId="2B1BF6CA">
             <wp:extent cx="6849745" cy="3513455"/>
             <wp:effectExtent l="0" t="0" r="8255" b="0"/>
             <wp:docPr id="922762233" name="Picture 2"/>
@@ -4823,9 +4823,6 @@
     <w:p>
       <w:pPr>
         <w:spacing w:after="0" w:line="240" w:lineRule="auto"/>
-        <w:rPr>
-          <w:rFonts w:hint="eastAsia"/>
-        </w:rPr>
       </w:pPr>
       <w:r>
         <w:rPr>
@@ -6385,7 +6382,7 @@
           <w:rFonts w:hint="eastAsia"/>
           <w:b/>
           <w:bCs/>
-          <w:highlight w:val="yellow"/>
+          <w:highlight w:val="green"/>
         </w:rPr>
         <w:t>Setup Redshift serverless</w:t>
       </w:r>
@@ -6573,9 +6570,92 @@
           <w:u w:val="single"/>
         </w:rPr>
         <w:drawing>
-          <wp:inline distT="0" distB="0" distL="0" distR="0" wp14:anchorId="0BCAE3F3" wp14:editId="01978F4A">
-            <wp:extent cx="4846740" cy="1417443"/>
+          <wp:inline distT="0" distB="0" distL="0" distR="0" wp14:anchorId="52DD60DE" wp14:editId="11DA0C6D">
+            <wp:extent cx="5890770" cy="861135"/>
             <wp:effectExtent l="0" t="0" r="0" b="0"/>
+            <wp:docPr id="810258810" name="Picture 1"/>
+            <wp:cNvGraphicFramePr>
+              <a:graphicFrameLocks xmlns:a="http://schemas.openxmlformats.org/drawingml/2006/main" noChangeAspect="1"/>
+            </wp:cNvGraphicFramePr>
+            <a:graphic xmlns:a="http://schemas.openxmlformats.org/drawingml/2006/main">
+              <a:graphicData uri="http://schemas.openxmlformats.org/drawingml/2006/picture">
+                <pic:pic xmlns:pic="http://schemas.openxmlformats.org/drawingml/2006/picture">
+                  <pic:nvPicPr>
+                    <pic:cNvPr id="810258810" name=""/>
+                    <pic:cNvPicPr/>
+                  </pic:nvPicPr>
+                  <pic:blipFill>
+                    <a:blip r:embed="rId18"/>
+                    <a:stretch>
+                      <a:fillRect/>
+                    </a:stretch>
+                  </pic:blipFill>
+                  <pic:spPr>
+                    <a:xfrm>
+                      <a:off x="0" y="0"/>
+                      <a:ext cx="5890770" cy="861135"/>
+                    </a:xfrm>
+                    <a:prstGeom prst="rect">
+                      <a:avLst/>
+                    </a:prstGeom>
+                  </pic:spPr>
+                </pic:pic>
+              </a:graphicData>
+            </a:graphic>
+          </wp:inline>
+        </w:drawing>
+      </w:r>
+    </w:p>
+    <w:p>
+      <w:pPr>
+        <w:spacing w:after="0" w:line="240" w:lineRule="auto"/>
+        <w:rPr>
+          <w:u w:val="single"/>
+        </w:rPr>
+      </w:pPr>
+      <w:r>
+        <w:rPr>
+          <w:u w:val="single"/>
+        </w:rPr>
+        <w:t xml:space="preserve">To start using Amazon Redshift Serverless, </w:t>
+      </w:r>
+      <w:r>
+        <w:rPr>
+          <w:highlight w:val="yellow"/>
+          <w:u w:val="single"/>
+        </w:rPr>
+        <w:t>set up your serverless data warehouse and create a database</w:t>
+      </w:r>
+      <w:r>
+        <w:rPr>
+          <w:u w:val="single"/>
+        </w:rPr>
+        <w:t>.</w:t>
+      </w:r>
+      <w:r>
+        <w:rPr>
+          <w:u w:val="single"/>
+        </w:rPr>
+        <w:br/>
+        <w:t>When you create and use your serverless data warehouse for the first time, a $300 credit toward Redshift Serverless usage is applied to the account.</w:t>
+      </w:r>
+    </w:p>
+    <w:p>
+      <w:pPr>
+        <w:spacing w:after="0" w:line="240" w:lineRule="auto"/>
+        <w:rPr>
+          <w:u w:val="single"/>
+        </w:rPr>
+      </w:pPr>
+      <w:r>
+        <w:rPr>
+          <w:noProof/>
+          <w:u w:val="single"/>
+        </w:rPr>
+        <w:drawing>
+          <wp:inline distT="0" distB="0" distL="0" distR="0" wp14:anchorId="0BCAE3F3" wp14:editId="7507B656">
+            <wp:extent cx="6043448" cy="1767424"/>
+            <wp:effectExtent l="0" t="0" r="0" b="4445"/>
             <wp:docPr id="620950478" name="Picture 1"/>
             <wp:cNvGraphicFramePr>
               <a:graphicFrameLocks xmlns:a="http://schemas.openxmlformats.org/drawingml/2006/main" noChangeAspect="1"/>
@@ -6588,7 +6668,7 @@
                     <pic:cNvPicPr/>
                   </pic:nvPicPr>
                   <pic:blipFill>
-                    <a:blip r:embed="rId18"/>
+                    <a:blip r:embed="rId19"/>
                     <a:stretch>
                       <a:fillRect/>
                     </a:stretch>
@@ -6596,7 +6676,7 @@
                   <pic:spPr>
                     <a:xfrm>
                       <a:off x="0" y="0"/>
-                      <a:ext cx="4846740" cy="1417443"/>
+                      <a:ext cx="6072287" cy="1775858"/>
                     </a:xfrm>
                     <a:prstGeom prst="rect">
                       <a:avLst/>
@@ -6671,6 +6751,13 @@
           <w:u w:val="single"/>
         </w:rPr>
         <w:t xml:space="preserve"> name</w:t>
+      </w:r>
+      <w:r>
+        <w:rPr>
+          <w:rFonts w:hint="eastAsia"/>
+          <w:u w:val="single"/>
+        </w:rPr>
+        <w:t xml:space="preserve">  </w:t>
       </w:r>
     </w:p>
     <w:p>
@@ -6767,7 +6854,7 @@
                     <pic:cNvPicPr/>
                   </pic:nvPicPr>
                   <pic:blipFill>
-                    <a:blip r:embed="rId19"/>
+                    <a:blip r:embed="rId20"/>
                     <a:stretch>
                       <a:fillRect/>
                     </a:stretch>
@@ -6916,7 +7003,7 @@
                     <pic:cNvPicPr/>
                   </pic:nvPicPr>
                   <pic:blipFill>
-                    <a:blip r:embed="rId20"/>
+                    <a:blip r:embed="rId21"/>
                     <a:stretch>
                       <a:fillRect/>
                     </a:stretch>
@@ -6966,7 +7053,7 @@
                     <pic:cNvPicPr/>
                   </pic:nvPicPr>
                   <pic:blipFill>
-                    <a:blip r:embed="rId21"/>
+                    <a:blip r:embed="rId22"/>
                     <a:stretch>
                       <a:fillRect/>
                     </a:stretch>
@@ -7014,7 +7101,7 @@
           <w:bCs/>
           <w:highlight w:val="yellow"/>
         </w:rPr>
-        <w:t>ork group</w:t>
+        <w:t>orkgroup</w:t>
       </w:r>
       <w:r>
         <w:t>.</w:t>
@@ -7116,7 +7203,13 @@
         <w:t xml:space="preserve"> </w:t>
       </w:r>
       <w:r>
-        <w:t xml:space="preserve">select eight, which means we are selecting or allocating eight </w:t>
+        <w:rPr>
+          <w:highlight w:val="yellow"/>
+        </w:rPr>
+        <w:t>select eight</w:t>
+      </w:r>
+      <w:r>
+        <w:t xml:space="preserve">, which means we are selecting or allocating eight </w:t>
       </w:r>
       <w:r>
         <w:rPr>
@@ -7261,13 +7354,29 @@
         <w:t>security group</w:t>
       </w:r>
       <w:r>
-        <w:t xml:space="preserve"> and the </w:t>
-      </w:r>
-      <w:r>
-        <w:rPr>
-          <w:highlight w:val="yellow"/>
-        </w:rPr>
-        <w:t>subnet</w:t>
+        <w:t xml:space="preserve"> and the</w:t>
+      </w:r>
+      <w:r>
+        <w:rPr>
+          <w:rFonts w:hint="eastAsia"/>
+        </w:rPr>
+        <w:t xml:space="preserve"> default</w:t>
+      </w:r>
+      <w:r>
+        <w:t xml:space="preserve"> </w:t>
+      </w:r>
+      <w:r>
+        <w:rPr>
+          <w:rFonts w:hint="eastAsia"/>
+          <w:highlight w:val="yellow"/>
+        </w:rPr>
+        <w:t>S</w:t>
+      </w:r>
+      <w:r>
+        <w:rPr>
+          <w:highlight w:val="yellow"/>
+        </w:rPr>
+        <w:t>ubnet</w:t>
       </w:r>
       <w:r>
         <w:t xml:space="preserve"> under the security group and VPC.</w:t>
@@ -7370,7 +7479,7 @@
                     <pic:cNvPicPr/>
                   </pic:nvPicPr>
                   <pic:blipFill>
-                    <a:blip r:embed="rId22"/>
+                    <a:blip r:embed="rId23"/>
                     <a:stretch>
                       <a:fillRect/>
                     </a:stretch>
@@ -7394,6 +7503,192 @@
     <w:p>
       <w:pPr>
         <w:spacing w:after="0" w:line="240" w:lineRule="auto"/>
+      </w:pPr>
+    </w:p>
+    <w:p>
+      <w:pPr>
+        <w:spacing w:after="0" w:line="240" w:lineRule="auto"/>
+      </w:pPr>
+      <w:r>
+        <w:t>E</w:t>
+      </w:r>
+      <w:r>
+        <w:rPr>
+          <w:rFonts w:hint="eastAsia"/>
+        </w:rPr>
+        <w:t xml:space="preserve">xtra screenshots when </w:t>
+      </w:r>
+      <w:r>
+        <w:rPr>
+          <w:rFonts w:hint="eastAsia"/>
+        </w:rPr>
+        <w:t>实际操作时：</w:t>
+      </w:r>
+    </w:p>
+    <w:p>
+      <w:pPr>
+        <w:spacing w:after="0" w:line="240" w:lineRule="auto"/>
+        <w:rPr>
+          <w:noProof/>
+        </w:rPr>
+      </w:pPr>
+      <w:r>
+        <w:rPr>
+          <w:noProof/>
+          <w:u w:val="single"/>
+        </w:rPr>
+        <w:drawing>
+          <wp:inline distT="0" distB="0" distL="0" distR="0" wp14:anchorId="725A2B98" wp14:editId="3517BA95">
+            <wp:extent cx="2806262" cy="1239977"/>
+            <wp:effectExtent l="0" t="0" r="0" b="0"/>
+            <wp:docPr id="1519306297" name="Picture 1"/>
+            <wp:cNvGraphicFramePr>
+              <a:graphicFrameLocks xmlns:a="http://schemas.openxmlformats.org/drawingml/2006/main" noChangeAspect="1"/>
+            </wp:cNvGraphicFramePr>
+            <a:graphic xmlns:a="http://schemas.openxmlformats.org/drawingml/2006/main">
+              <a:graphicData uri="http://schemas.openxmlformats.org/drawingml/2006/picture">
+                <pic:pic xmlns:pic="http://schemas.openxmlformats.org/drawingml/2006/picture">
+                  <pic:nvPicPr>
+                    <pic:cNvPr id="1519306297" name=""/>
+                    <pic:cNvPicPr/>
+                  </pic:nvPicPr>
+                  <pic:blipFill>
+                    <a:blip r:embed="rId24"/>
+                    <a:stretch>
+                      <a:fillRect/>
+                    </a:stretch>
+                  </pic:blipFill>
+                  <pic:spPr>
+                    <a:xfrm>
+                      <a:off x="0" y="0"/>
+                      <a:ext cx="2824949" cy="1248234"/>
+                    </a:xfrm>
+                    <a:prstGeom prst="rect">
+                      <a:avLst/>
+                    </a:prstGeom>
+                  </pic:spPr>
+                </pic:pic>
+              </a:graphicData>
+            </a:graphic>
+          </wp:inline>
+        </w:drawing>
+      </w:r>
+      <w:r>
+        <w:rPr>
+          <w:noProof/>
+        </w:rPr>
+        <w:t xml:space="preserve"> </w:t>
+      </w:r>
+      <w:r>
+        <w:rPr>
+          <w:noProof/>
+          <w:u w:val="single"/>
+        </w:rPr>
+        <w:drawing>
+          <wp:inline distT="0" distB="0" distL="0" distR="0" wp14:anchorId="7D0D2FD2" wp14:editId="0479AE14">
+            <wp:extent cx="3106418" cy="1185041"/>
+            <wp:effectExtent l="0" t="0" r="0" b="0"/>
+            <wp:docPr id="542388059" name="Picture 1"/>
+            <wp:cNvGraphicFramePr>
+              <a:graphicFrameLocks xmlns:a="http://schemas.openxmlformats.org/drawingml/2006/main" noChangeAspect="1"/>
+            </wp:cNvGraphicFramePr>
+            <a:graphic xmlns:a="http://schemas.openxmlformats.org/drawingml/2006/main">
+              <a:graphicData uri="http://schemas.openxmlformats.org/drawingml/2006/picture">
+                <pic:pic xmlns:pic="http://schemas.openxmlformats.org/drawingml/2006/picture">
+                  <pic:nvPicPr>
+                    <pic:cNvPr id="542388059" name=""/>
+                    <pic:cNvPicPr/>
+                  </pic:nvPicPr>
+                  <pic:blipFill>
+                    <a:blip r:embed="rId25"/>
+                    <a:stretch>
+                      <a:fillRect/>
+                    </a:stretch>
+                  </pic:blipFill>
+                  <pic:spPr>
+                    <a:xfrm>
+                      <a:off x="0" y="0"/>
+                      <a:ext cx="3116805" cy="1189003"/>
+                    </a:xfrm>
+                    <a:prstGeom prst="rect">
+                      <a:avLst/>
+                    </a:prstGeom>
+                  </pic:spPr>
+                </pic:pic>
+              </a:graphicData>
+            </a:graphic>
+          </wp:inline>
+        </w:drawing>
+      </w:r>
+    </w:p>
+    <w:p>
+      <w:pPr>
+        <w:spacing w:after="0" w:line="240" w:lineRule="auto"/>
+        <w:rPr>
+          <w:u w:val="single"/>
+        </w:rPr>
+      </w:pPr>
+      <w:r>
+        <w:rPr>
+          <w:noProof/>
+          <w:u w:val="single"/>
+        </w:rPr>
+        <w:drawing>
+          <wp:inline distT="0" distB="0" distL="0" distR="0" wp14:anchorId="70F91A51" wp14:editId="03E281A3">
+            <wp:extent cx="6858000" cy="338455"/>
+            <wp:effectExtent l="0" t="0" r="0" b="4445"/>
+            <wp:docPr id="1898200100" name="Picture 1"/>
+            <wp:cNvGraphicFramePr>
+              <a:graphicFrameLocks xmlns:a="http://schemas.openxmlformats.org/drawingml/2006/main" noChangeAspect="1"/>
+            </wp:cNvGraphicFramePr>
+            <a:graphic xmlns:a="http://schemas.openxmlformats.org/drawingml/2006/main">
+              <a:graphicData uri="http://schemas.openxmlformats.org/drawingml/2006/picture">
+                <pic:pic xmlns:pic="http://schemas.openxmlformats.org/drawingml/2006/picture">
+                  <pic:nvPicPr>
+                    <pic:cNvPr id="1898200100" name=""/>
+                    <pic:cNvPicPr/>
+                  </pic:nvPicPr>
+                  <pic:blipFill>
+                    <a:blip r:embed="rId26"/>
+                    <a:stretch>
+                      <a:fillRect/>
+                    </a:stretch>
+                  </pic:blipFill>
+                  <pic:spPr>
+                    <a:xfrm>
+                      <a:off x="0" y="0"/>
+                      <a:ext cx="6858000" cy="338455"/>
+                    </a:xfrm>
+                    <a:prstGeom prst="rect">
+                      <a:avLst/>
+                    </a:prstGeom>
+                  </pic:spPr>
+                </pic:pic>
+              </a:graphicData>
+            </a:graphic>
+          </wp:inline>
+        </w:drawing>
+      </w:r>
+    </w:p>
+    <w:p>
+      <w:pPr>
+        <w:spacing w:after="0" w:line="240" w:lineRule="auto"/>
+        <w:rPr>
+          <w:u w:val="single"/>
+        </w:rPr>
+      </w:pPr>
+    </w:p>
+    <w:p>
+      <w:pPr>
+        <w:spacing w:after="0" w:line="240" w:lineRule="auto"/>
+        <w:rPr>
+          <w:u w:val="single"/>
+        </w:rPr>
+      </w:pPr>
+    </w:p>
+    <w:p>
+      <w:pPr>
+        <w:spacing w:after="0" w:line="240" w:lineRule="auto"/>
         <w:rPr>
           <w:u w:val="single"/>
         </w:rPr>
@@ -7585,6 +7880,96 @@
       <w:r>
         <w:rPr>
           <w:rFonts w:hint="eastAsia"/>
+          <w:highlight w:val="yellow"/>
+        </w:rPr>
+        <w:t xml:space="preserve">when </w:t>
+      </w:r>
+      <w:r>
+        <w:rPr>
+          <w:rFonts w:hint="eastAsia"/>
+          <w:highlight w:val="yellow"/>
+        </w:rPr>
+        <w:t>实际操作时：</w:t>
+      </w:r>
+    </w:p>
+    <w:p>
+      <w:pPr>
+        <w:spacing w:after="0" w:line="240" w:lineRule="auto"/>
+      </w:pPr>
+      <w:r>
+        <w:rPr>
+          <w:noProof/>
+        </w:rPr>
+        <w:drawing>
+          <wp:inline distT="0" distB="0" distL="0" distR="0" wp14:anchorId="05168A8B" wp14:editId="4CCDB150">
+            <wp:extent cx="4644521" cy="1837596"/>
+            <wp:effectExtent l="0" t="0" r="3810" b="0"/>
+            <wp:docPr id="1610704026" name="Picture 1"/>
+            <wp:cNvGraphicFramePr>
+              <a:graphicFrameLocks xmlns:a="http://schemas.openxmlformats.org/drawingml/2006/main" noChangeAspect="1"/>
+            </wp:cNvGraphicFramePr>
+            <a:graphic xmlns:a="http://schemas.openxmlformats.org/drawingml/2006/main">
+              <a:graphicData uri="http://schemas.openxmlformats.org/drawingml/2006/picture">
+                <pic:pic xmlns:pic="http://schemas.openxmlformats.org/drawingml/2006/picture">
+                  <pic:nvPicPr>
+                    <pic:cNvPr id="1610704026" name=""/>
+                    <pic:cNvPicPr/>
+                  </pic:nvPicPr>
+                  <pic:blipFill>
+                    <a:blip r:embed="rId27"/>
+                    <a:stretch>
+                      <a:fillRect/>
+                    </a:stretch>
+                  </pic:blipFill>
+                  <pic:spPr>
+                    <a:xfrm>
+                      <a:off x="0" y="0"/>
+                      <a:ext cx="4663683" cy="1845177"/>
+                    </a:xfrm>
+                    <a:prstGeom prst="rect">
+                      <a:avLst/>
+                    </a:prstGeom>
+                  </pic:spPr>
+                </pic:pic>
+              </a:graphicData>
+            </a:graphic>
+          </wp:inline>
+        </w:drawing>
+      </w:r>
+    </w:p>
+    <w:p>
+      <w:pPr>
+        <w:spacing w:after="0" w:line="240" w:lineRule="auto"/>
+      </w:pPr>
+      <w:r>
+        <w:sym w:font="Wingdings" w:char="F0E0"/>
+      </w:r>
+      <w:r>
+        <w:rPr>
+          <w:rFonts w:hint="eastAsia"/>
+        </w:rPr>
+        <w:t xml:space="preserve"> </w:t>
+      </w:r>
+      <w:r>
+        <w:rPr>
+          <w:rFonts w:hint="eastAsia"/>
+          <w:highlight w:val="yellow"/>
+        </w:rPr>
+        <w:t>Configure account</w:t>
+      </w:r>
+    </w:p>
+    <w:p>
+      <w:pPr>
+        <w:spacing w:after="0" w:line="240" w:lineRule="auto"/>
+      </w:pPr>
+    </w:p>
+    <w:p>
+      <w:pPr>
+        <w:spacing w:after="0" w:line="240" w:lineRule="auto"/>
+      </w:pPr>
+      <w:r>
+        <w:rPr>
+          <w:rFonts w:hint="eastAsia"/>
         </w:rPr>
         <w:t>(</w:t>
       </w:r>
@@ -7617,6 +8002,7 @@
         <w:rPr>
           <w:noProof/>
         </w:rPr>
+        <w:lastRenderedPageBreak/>
         <w:drawing>
           <wp:inline distT="0" distB="0" distL="0" distR="0" wp14:anchorId="41DE4561" wp14:editId="07188218">
             <wp:extent cx="3810330" cy="3055885"/>
@@ -7633,7 +8019,7 @@
                     <pic:cNvPicPr/>
                   </pic:nvPicPr>
                   <pic:blipFill>
-                    <a:blip r:embed="rId23"/>
+                    <a:blip r:embed="rId28"/>
                     <a:stretch>
                       <a:fillRect/>
                     </a:stretch>
@@ -7657,6 +8043,16 @@
     <w:p>
       <w:pPr>
         <w:spacing w:after="0" w:line="240" w:lineRule="auto"/>
+      </w:pPr>
+    </w:p>
+    <w:p>
+      <w:pPr>
+        <w:spacing w:after="0" w:line="240" w:lineRule="auto"/>
+      </w:pPr>
+    </w:p>
+    <w:p>
+      <w:pPr>
+        <w:spacing w:after="0" w:line="240" w:lineRule="auto"/>
         <w:rPr>
           <w:b/>
           <w:bCs/>
@@ -8107,7 +8503,7 @@
                     <pic:cNvPicPr/>
                   </pic:nvPicPr>
                   <pic:blipFill>
-                    <a:blip r:embed="rId24"/>
+                    <a:blip r:embed="rId29"/>
                     <a:stretch>
                       <a:fillRect/>
                     </a:stretch>
@@ -8161,6 +8557,7 @@
         <w:rPr>
           <w:noProof/>
         </w:rPr>
+        <w:lastRenderedPageBreak/>
         <w:drawing>
           <wp:inline distT="0" distB="0" distL="0" distR="0" wp14:anchorId="3071880A" wp14:editId="752472C3">
             <wp:extent cx="6858000" cy="3807460"/>
@@ -8177,7 +8574,7 @@
                     <pic:cNvPicPr/>
                   </pic:nvPicPr>
                   <pic:blipFill>
-                    <a:blip r:embed="rId25"/>
+                    <a:blip r:embed="rId30"/>
                     <a:stretch>
                       <a:fillRect/>
                     </a:stretch>
@@ -8278,7 +8675,7 @@
                     <pic:cNvPicPr/>
                   </pic:nvPicPr>
                   <pic:blipFill>
-                    <a:blip r:embed="rId26"/>
+                    <a:blip r:embed="rId31"/>
                     <a:stretch>
                       <a:fillRect/>
                     </a:stretch>
@@ -8334,7 +8731,6 @@
         <w:spacing w:after="0" w:line="240" w:lineRule="auto"/>
       </w:pPr>
       <w:r>
-        <w:lastRenderedPageBreak/>
         <w:t xml:space="preserve">As soon as you select </w:t>
       </w:r>
       <w:r>
@@ -8537,6 +8933,633 @@
       <w:proofErr w:type="gramEnd"/>
       <w:r>
         <w:t xml:space="preserve"> I'm just going to delete it and click on cancel.</w:t>
+      </w:r>
+    </w:p>
+    <w:p>
+      <w:pPr>
+        <w:spacing w:after="0" w:line="240" w:lineRule="auto"/>
+      </w:pPr>
+    </w:p>
+    <w:p>
+      <w:pPr>
+        <w:spacing w:after="0" w:line="240" w:lineRule="auto"/>
+        <w:ind w:firstLine="720"/>
+        <w:outlineLvl w:val="4"/>
+      </w:pPr>
+      <w:r>
+        <w:rPr>
+          <w:rFonts w:hint="eastAsia"/>
+        </w:rPr>
+        <w:t xml:space="preserve">Study Note1: </w:t>
+      </w:r>
+      <w:r>
+        <w:rPr>
+          <w:rFonts w:hint="eastAsia"/>
+          <w:highlight w:val="yellow"/>
+        </w:rPr>
+        <w:t xml:space="preserve">price of </w:t>
+      </w:r>
+      <w:r>
+        <w:rPr>
+          <w:rFonts w:hint="eastAsia"/>
+          <w:highlight w:val="yellow"/>
+        </w:rPr>
+        <w:t>Redshift</w:t>
+      </w:r>
+      <w:r>
+        <w:rPr>
+          <w:rFonts w:hint="eastAsia"/>
+          <w:highlight w:val="yellow"/>
+        </w:rPr>
+        <w:t>??</w:t>
+      </w:r>
+      <w:r>
+        <w:rPr>
+          <w:rFonts w:hint="eastAsia"/>
+        </w:rPr>
+        <w:t xml:space="preserve">  </w:t>
+      </w:r>
+      <w:r>
+        <w:sym w:font="Wingdings" w:char="F0E0"/>
+      </w:r>
+      <w:r>
+        <w:rPr>
+          <w:rFonts w:hint="eastAsia"/>
+          <w:highlight w:val="yellow"/>
+        </w:rPr>
+        <w:t xml:space="preserve">serverless: </w:t>
+      </w:r>
+      <w:r>
+        <w:rPr>
+          <w:rFonts w:hint="eastAsia"/>
+          <w:b/>
+          <w:bCs/>
+          <w:highlight w:val="yellow"/>
+        </w:rPr>
+        <w:t>only pay for running time</w:t>
+      </w:r>
+    </w:p>
+    <w:p>
+      <w:pPr>
+        <w:spacing w:after="0" w:line="240" w:lineRule="auto"/>
+      </w:pPr>
+      <w:hyperlink r:id="rId32" w:anchor="/createCalculator/Redshift?refid=3b4be86f-331f-4790-b4fe-8abf35448c27" w:history="1">
+        <w:r>
+          <w:rPr>
+            <w:rStyle w:val="Hyperlink"/>
+          </w:rPr>
+          <w:t>https://calculator.aws/#/createCalculator/Redshift?refid=3b4be86f-331f-4790-b4fe-8abf35448c27</w:t>
+        </w:r>
+      </w:hyperlink>
+      <w:r>
+        <w:rPr>
+          <w:rFonts w:hint="eastAsia"/>
+        </w:rPr>
+        <w:t xml:space="preserve"> </w:t>
+      </w:r>
+    </w:p>
+    <w:p>
+      <w:pPr>
+        <w:spacing w:after="0" w:line="240" w:lineRule="auto"/>
+      </w:pPr>
+      <w:r>
+        <w:rPr>
+          <w:rFonts w:hint="eastAsia"/>
+        </w:rPr>
+        <w:t>From amazon:</w:t>
+      </w:r>
+    </w:p>
+    <w:p>
+      <w:pPr>
+        <w:spacing w:after="0" w:line="240" w:lineRule="auto"/>
+      </w:pPr>
+      <w:r>
+        <w:t>Amazon Redshift offers two deployment options: Provisioned and Serverless. Redshift Provisioned starts at $0.543 per hour, while Redshift Serverless begins at $1.50 per hour.</w:t>
+      </w:r>
+    </w:p>
+    <w:p>
+      <w:pPr>
+        <w:spacing w:after="0" w:line="240" w:lineRule="auto"/>
+      </w:pPr>
+      <w:r>
+        <w:t>Redshift Serverless</w:t>
+      </w:r>
+      <w:r>
+        <w:rPr>
+          <w:rFonts w:hint="eastAsia"/>
+        </w:rPr>
+        <w:t xml:space="preserve">: </w:t>
+      </w:r>
+      <w:r>
+        <w:t xml:space="preserve">You pay for the workloads you run in RPU-hours on a per-second basis (with a 60-second minimum charge), including queries that access data in open file formats in Amazon S3. </w:t>
+      </w:r>
+      <w:r>
+        <w:rPr>
+          <w:highlight w:val="yellow"/>
+        </w:rPr>
+        <w:t>There is no charge for data warehouse startup time</w:t>
+      </w:r>
+      <w:r>
+        <w:t>. Automatic scaling and comprehensive security capabilities are included. </w:t>
+      </w:r>
+    </w:p>
+    <w:p>
+      <w:pPr>
+        <w:spacing w:after="0" w:line="240" w:lineRule="auto"/>
+      </w:pPr>
+      <w:r>
+        <w:t xml:space="preserve">Redshift Serverless automatically manages capacity by starting up, shutting down, and scaling based on your application’s needs. </w:t>
+      </w:r>
+      <w:r>
+        <w:rPr>
+          <w:highlight w:val="yellow"/>
+        </w:rPr>
+        <w:t xml:space="preserve">You </w:t>
+      </w:r>
+      <w:r>
+        <w:rPr>
+          <w:b/>
+          <w:bCs/>
+          <w:highlight w:val="yellow"/>
+        </w:rPr>
+        <w:t>pay only for compute capacity on a per-second basis</w:t>
+      </w:r>
+      <w:r>
+        <w:t xml:space="preserve">, </w:t>
+      </w:r>
+      <w:r>
+        <w:rPr>
+          <w:highlight w:val="yellow"/>
+        </w:rPr>
+        <w:t>with no charges during idle periods.</w:t>
+      </w:r>
+      <w:r>
+        <w:t xml:space="preserve"> Redshift Serverless also offers Serverless Reservations, managed at the AWS payer account level and shareable between multiple AWS accounts, reducing compute costs by up to 24% on all Redshift Serverless workloads.</w:t>
+      </w:r>
+    </w:p>
+    <w:p>
+      <w:pPr>
+        <w:spacing w:after="0" w:line="240" w:lineRule="auto"/>
+      </w:pPr>
+      <w:r>
+        <w:rPr>
+          <w:rFonts w:hint="eastAsia"/>
+        </w:rPr>
+        <w:t xml:space="preserve">From </w:t>
+      </w:r>
+      <w:r>
+        <w:t>go</w:t>
+      </w:r>
+      <w:r>
+        <w:rPr>
+          <w:rFonts w:hint="eastAsia"/>
+        </w:rPr>
+        <w:t>o</w:t>
+      </w:r>
+      <w:r>
+        <w:t>gle</w:t>
+      </w:r>
+      <w:r>
+        <w:rPr>
+          <w:rFonts w:hint="eastAsia"/>
+        </w:rPr>
+        <w:t xml:space="preserve"> AI:</w:t>
+      </w:r>
+    </w:p>
+    <w:p>
+      <w:pPr>
+        <w:spacing w:after="0" w:line="240" w:lineRule="auto"/>
+        <w:rPr>
+          <w:b/>
+          <w:bCs/>
+        </w:rPr>
+      </w:pPr>
+      <w:r>
+        <w:rPr>
+          <w:b/>
+          <w:bCs/>
+        </w:rPr>
+        <w:t>1. Amazon Redshift Serverless</w:t>
+      </w:r>
+    </w:p>
+    <w:p>
+      <w:pPr>
+        <w:spacing w:after="0" w:line="240" w:lineRule="auto"/>
+      </w:pPr>
+      <w:r>
+        <w:t>This is best for unpredictable or "spiky" workloads. You pay only for the compute capacity you consume when the warehouse is active. </w:t>
+      </w:r>
+    </w:p>
+    <w:p>
+      <w:pPr>
+        <w:numPr>
+          <w:ilvl w:val="0"/>
+          <w:numId w:val="8"/>
+        </w:numPr>
+        <w:spacing w:after="0" w:line="240" w:lineRule="auto"/>
+      </w:pPr>
+      <w:r>
+        <w:rPr>
+          <w:b/>
+          <w:bCs/>
+          <w:highlight w:val="yellow"/>
+        </w:rPr>
+        <w:t>Compute:</w:t>
+      </w:r>
+      <w:r>
+        <w:rPr>
+          <w:highlight w:val="yellow"/>
+        </w:rPr>
+        <w:t> ~$0.375 per </w:t>
+      </w:r>
+      <w:r>
+        <w:rPr>
+          <w:b/>
+          <w:bCs/>
+          <w:highlight w:val="yellow"/>
+        </w:rPr>
+        <w:t>RPU-hour</w:t>
+      </w:r>
+      <w:r>
+        <w:rPr>
+          <w:highlight w:val="yellow"/>
+        </w:rPr>
+        <w:t> (Redshift Processing Unit)</w:t>
+      </w:r>
+      <w:r>
+        <w:t>, billed per second with a 60-second minimum.</w:t>
+      </w:r>
+      <w:r>
+        <w:rPr>
+          <w:rFonts w:hint="eastAsia"/>
+        </w:rPr>
+        <w:t xml:space="preserve"> </w:t>
+      </w:r>
+      <w:r>
+        <w:rPr>
+          <w:noProof/>
+        </w:rPr>
+        <w:drawing>
+          <wp:inline distT="0" distB="0" distL="0" distR="0" wp14:anchorId="4070CDD8" wp14:editId="4295BC19">
+            <wp:extent cx="2004234" cy="1386960"/>
+            <wp:effectExtent l="0" t="0" r="0" b="3810"/>
+            <wp:docPr id="1069725825" name="Picture 1"/>
+            <wp:cNvGraphicFramePr>
+              <a:graphicFrameLocks xmlns:a="http://schemas.openxmlformats.org/drawingml/2006/main" noChangeAspect="1"/>
+            </wp:cNvGraphicFramePr>
+            <a:graphic xmlns:a="http://schemas.openxmlformats.org/drawingml/2006/main">
+              <a:graphicData uri="http://schemas.openxmlformats.org/drawingml/2006/picture">
+                <pic:pic xmlns:pic="http://schemas.openxmlformats.org/drawingml/2006/picture">
+                  <pic:nvPicPr>
+                    <pic:cNvPr id="1069725825" name=""/>
+                    <pic:cNvPicPr/>
+                  </pic:nvPicPr>
+                  <pic:blipFill>
+                    <a:blip r:embed="rId33"/>
+                    <a:stretch>
+                      <a:fillRect/>
+                    </a:stretch>
+                  </pic:blipFill>
+                  <pic:spPr>
+                    <a:xfrm>
+                      <a:off x="0" y="0"/>
+                      <a:ext cx="2004234" cy="1386960"/>
+                    </a:xfrm>
+                    <a:prstGeom prst="rect">
+                      <a:avLst/>
+                    </a:prstGeom>
+                  </pic:spPr>
+                </pic:pic>
+              </a:graphicData>
+            </a:graphic>
+          </wp:inline>
+        </w:drawing>
+      </w:r>
+    </w:p>
+    <w:p>
+      <w:pPr>
+        <w:numPr>
+          <w:ilvl w:val="0"/>
+          <w:numId w:val="8"/>
+        </w:numPr>
+        <w:spacing w:after="0" w:line="240" w:lineRule="auto"/>
+      </w:pPr>
+      <w:r>
+        <w:rPr>
+          <w:b/>
+          <w:bCs/>
+          <w:highlight w:val="yellow"/>
+        </w:rPr>
+        <w:t>Storage:</w:t>
+      </w:r>
+      <w:r>
+        <w:rPr>
+          <w:highlight w:val="yellow"/>
+        </w:rPr>
+        <w:t> ~$0.024 per </w:t>
+      </w:r>
+      <w:r>
+        <w:rPr>
+          <w:b/>
+          <w:bCs/>
+          <w:highlight w:val="yellow"/>
+        </w:rPr>
+        <w:t>GB-month</w:t>
+      </w:r>
+      <w:r>
+        <w:rPr>
+          <w:highlight w:val="yellow"/>
+        </w:rPr>
+        <w:t> (Redshift Managed Storage)</w:t>
+      </w:r>
+      <w:r>
+        <w:t>. </w:t>
+      </w:r>
+    </w:p>
+    <w:p>
+      <w:pPr>
+        <w:spacing w:after="0" w:line="240" w:lineRule="auto"/>
+        <w:rPr>
+          <w:b/>
+          <w:bCs/>
+        </w:rPr>
+      </w:pPr>
+      <w:r>
+        <w:rPr>
+          <w:b/>
+          <w:bCs/>
+        </w:rPr>
+        <w:t>2. Provisioned Clusters</w:t>
+      </w:r>
+    </w:p>
+    <w:p>
+      <w:pPr>
+        <w:spacing w:after="0" w:line="240" w:lineRule="auto"/>
+      </w:pPr>
+      <w:r>
+        <w:t>Ideal for steady-state workloads with predictable demand. You choose specific node types and pay an hourly rate. </w:t>
+      </w:r>
+    </w:p>
+    <w:p>
+      <w:pPr>
+        <w:numPr>
+          <w:ilvl w:val="0"/>
+          <w:numId w:val="9"/>
+        </w:numPr>
+        <w:spacing w:after="0" w:line="240" w:lineRule="auto"/>
+      </w:pPr>
+      <w:r>
+        <w:rPr>
+          <w:b/>
+          <w:bCs/>
+        </w:rPr>
+        <w:t>Dense Compute (DC2):</w:t>
+      </w:r>
+      <w:r>
+        <w:t> Starts at </w:t>
+      </w:r>
+      <w:r>
+        <w:rPr>
+          <w:b/>
+          <w:bCs/>
+        </w:rPr>
+        <w:t>$0.25/hour</w:t>
+      </w:r>
+      <w:r>
+        <w:t> for a dc2.large node (best for datasets under 1TB).</w:t>
+      </w:r>
+    </w:p>
+    <w:p>
+      <w:pPr>
+        <w:numPr>
+          <w:ilvl w:val="0"/>
+          <w:numId w:val="9"/>
+        </w:numPr>
+        <w:spacing w:after="0" w:line="240" w:lineRule="auto"/>
+      </w:pPr>
+      <w:r>
+        <w:rPr>
+          <w:b/>
+          <w:bCs/>
+        </w:rPr>
+        <w:t>RA3 Nodes:</w:t>
+      </w:r>
+      <w:r>
+        <w:t> Starts at </w:t>
+      </w:r>
+      <w:r>
+        <w:rPr>
+          <w:b/>
+          <w:bCs/>
+        </w:rPr>
+        <w:t>$0.543/hour</w:t>
+      </w:r>
+      <w:r>
+        <w:t> for ra3.large. These nodes allow you to pay for compute and storage independently.</w:t>
+      </w:r>
+    </w:p>
+    <w:p>
+      <w:pPr>
+        <w:numPr>
+          <w:ilvl w:val="0"/>
+          <w:numId w:val="9"/>
+        </w:numPr>
+        <w:spacing w:after="0" w:line="240" w:lineRule="auto"/>
+      </w:pPr>
+      <w:r>
+        <w:rPr>
+          <w:b/>
+          <w:bCs/>
+        </w:rPr>
+        <w:t>Managed Storage (RA3):</w:t>
+      </w:r>
+      <w:r>
+        <w:t> Fixed rate of </w:t>
+      </w:r>
+      <w:r>
+        <w:rPr>
+          <w:b/>
+          <w:bCs/>
+        </w:rPr>
+        <w:t>$0.024 per GB-month</w:t>
+      </w:r>
+      <w:r>
+        <w:t>. </w:t>
+      </w:r>
+    </w:p>
+    <w:p>
+      <w:pPr>
+        <w:spacing w:after="0" w:line="240" w:lineRule="auto"/>
+        <w:rPr>
+          <w:b/>
+          <w:bCs/>
+        </w:rPr>
+      </w:pPr>
+      <w:r>
+        <w:rPr>
+          <w:b/>
+          <w:bCs/>
+        </w:rPr>
+        <w:t>3. Savings &amp; Add-ons</w:t>
+      </w:r>
+    </w:p>
+    <w:p>
+      <w:pPr>
+        <w:numPr>
+          <w:ilvl w:val="0"/>
+          <w:numId w:val="10"/>
+        </w:numPr>
+        <w:spacing w:after="0" w:line="240" w:lineRule="auto"/>
+      </w:pPr>
+      <w:r>
+        <w:rPr>
+          <w:b/>
+          <w:bCs/>
+        </w:rPr>
+        <w:t>Reserved Instances:</w:t>
+      </w:r>
+      <w:r>
+        <w:t> Committing to a 1- or 3-year term can save you </w:t>
+      </w:r>
+      <w:r>
+        <w:rPr>
+          <w:b/>
+          <w:bCs/>
+        </w:rPr>
+        <w:t>up to 75%</w:t>
+      </w:r>
+      <w:r>
+        <w:t> compared to on-demand pricing.</w:t>
+      </w:r>
+    </w:p>
+    <w:p>
+      <w:pPr>
+        <w:numPr>
+          <w:ilvl w:val="0"/>
+          <w:numId w:val="10"/>
+        </w:numPr>
+        <w:spacing w:after="0" w:line="240" w:lineRule="auto"/>
+      </w:pPr>
+      <w:r>
+        <w:rPr>
+          <w:b/>
+          <w:bCs/>
+        </w:rPr>
+        <w:t>Redshift Spectrum:</w:t>
+      </w:r>
+      <w:r>
+        <w:t> Query data directly in S3 for </w:t>
+      </w:r>
+      <w:r>
+        <w:rPr>
+          <w:b/>
+          <w:bCs/>
+        </w:rPr>
+        <w:t>$5.00 per terabyte</w:t>
+      </w:r>
+      <w:r>
+        <w:t> scanned.</w:t>
+      </w:r>
+    </w:p>
+    <w:p>
+      <w:pPr>
+        <w:numPr>
+          <w:ilvl w:val="0"/>
+          <w:numId w:val="10"/>
+        </w:numPr>
+        <w:spacing w:after="0" w:line="240" w:lineRule="auto"/>
+      </w:pPr>
+      <w:r>
+        <w:rPr>
+          <w:b/>
+          <w:bCs/>
+        </w:rPr>
+        <w:t>Concurrency Scaling:</w:t>
+      </w:r>
+      <w:r>
+        <w:t> Provisioned clusters get </w:t>
+      </w:r>
+      <w:r>
+        <w:rPr>
+          <w:b/>
+          <w:bCs/>
+        </w:rPr>
+        <w:t>1 free hour</w:t>
+      </w:r>
+      <w:r>
+        <w:t> of scaling credits per day; excess is billed at your cluster's on-demand rate per second.</w:t>
+      </w:r>
+    </w:p>
+    <w:p>
+      <w:pPr>
+        <w:numPr>
+          <w:ilvl w:val="0"/>
+          <w:numId w:val="10"/>
+        </w:numPr>
+        <w:spacing w:after="0" w:line="240" w:lineRule="auto"/>
+      </w:pPr>
+      <w:r>
+        <w:rPr>
+          <w:b/>
+          <w:bCs/>
+        </w:rPr>
+        <w:t>Redshift ML:</w:t>
+      </w:r>
+      <w:r>
+        <w:t> Training is billed based on "cells" processed, starting at </w:t>
+      </w:r>
+      <w:r>
+        <w:rPr>
+          <w:b/>
+          <w:bCs/>
+        </w:rPr>
+        <w:t>$20 per million cells</w:t>
+      </w:r>
+      <w:r>
+        <w:t> for the first 10 million. </w:t>
+      </w:r>
+    </w:p>
+    <w:p>
+      <w:pPr>
+        <w:spacing w:after="0" w:line="240" w:lineRule="auto"/>
+      </w:pPr>
+      <w:r>
+        <w:t>For an exact estimate based on your specific region and data volume, you can use the AWS Pricing Calculator. </w:t>
+      </w:r>
+    </w:p>
+    <w:p>
+      <w:pPr>
+        <w:spacing w:after="0" w:line="240" w:lineRule="auto"/>
+      </w:pPr>
+      <w:r>
+        <w:rPr>
+          <w:b/>
+          <w:bCs/>
+        </w:rPr>
+        <w:t>Note:</w:t>
+      </w:r>
+      <w:r>
+        <w:t> If you are looking for the </w:t>
+      </w:r>
+      <w:r>
+        <w:rPr>
+          <w:b/>
+          <w:bCs/>
+        </w:rPr>
+        <w:t>Redshift 3D Renderer</w:t>
+      </w:r>
+      <w:r>
+        <w:t> by Maxon, it is typically sold as a subscription starting around </w:t>
+      </w:r>
+      <w:r>
+        <w:rPr>
+          <w:b/>
+          <w:bCs/>
+        </w:rPr>
+        <w:t>$22/month</w:t>
+      </w:r>
+      <w:r>
+        <w:t> or as part of the Maxon One bundle.</w:t>
       </w:r>
     </w:p>
     <w:p>
@@ -8549,6 +9572,9 @@
         <w:spacing w:after="0" w:line="240" w:lineRule="auto"/>
         <w:ind w:firstLine="720"/>
         <w:outlineLvl w:val="2"/>
+        <w:rPr>
+          <w:rFonts w:hint="eastAsia"/>
+        </w:rPr>
       </w:pPr>
       <w:bookmarkStart w:id="12" w:name="_Toc219302138"/>
       <w:r>
@@ -8585,17 +9611,370 @@
       <w:r>
         <w:rPr>
           <w:rFonts w:hint="eastAsia"/>
-          <w:highlight w:val="yellow"/>
-        </w:rPr>
-        <w:t xml:space="preserve">Setup </w:t>
-      </w:r>
-      <w:r>
-        <w:rPr>
-          <w:rFonts w:hint="eastAsia"/>
-        </w:rPr>
-        <w:t>Airflow Environment on AWS</w:t>
+          <w:b/>
+          <w:bCs/>
+          <w:highlight w:val="magenta"/>
+        </w:rPr>
+        <w:t xml:space="preserve">Setup Airflow Environment </w:t>
+      </w:r>
+      <w:r>
+        <w:rPr>
+          <w:rFonts w:hint="eastAsia"/>
+          <w:b/>
+          <w:bCs/>
+          <w:highlight w:val="yellow"/>
+        </w:rPr>
+        <w:t>on AWS</w:t>
       </w:r>
       <w:bookmarkEnd w:id="12"/>
+      <w:r>
+        <w:rPr>
+          <w:rFonts w:hint="eastAsia"/>
+          <w:b/>
+          <w:bCs/>
+        </w:rPr>
+        <w:t xml:space="preserve"> -AWS has problems.</w:t>
+      </w:r>
+    </w:p>
+    <w:p>
+      <w:pPr>
+        <w:spacing w:after="0" w:line="240" w:lineRule="auto"/>
+        <w:rPr>
+          <w:color w:val="EE0000"/>
+        </w:rPr>
+      </w:pPr>
+      <w:r>
+        <w:rPr>
+          <w:rFonts w:hint="eastAsia"/>
+          <w:color w:val="EE0000"/>
+          <w:highlight w:val="yellow"/>
+        </w:rPr>
+        <w:lastRenderedPageBreak/>
+        <w:t>实操：</w:t>
+      </w:r>
+      <w:proofErr w:type="spellStart"/>
+      <w:r>
+        <w:rPr>
+          <w:rFonts w:hint="eastAsia"/>
+          <w:color w:val="EE0000"/>
+          <w:highlight w:val="yellow"/>
+        </w:rPr>
+        <w:t>Desn</w:t>
+      </w:r>
+      <w:r>
+        <w:rPr>
+          <w:color w:val="EE0000"/>
+          <w:highlight w:val="yellow"/>
+        </w:rPr>
+        <w:t>’</w:t>
+      </w:r>
+      <w:r>
+        <w:rPr>
+          <w:rFonts w:hint="eastAsia"/>
+          <w:color w:val="EE0000"/>
+          <w:highlight w:val="yellow"/>
+        </w:rPr>
+        <w:t>t</w:t>
+      </w:r>
+      <w:proofErr w:type="spellEnd"/>
+      <w:r>
+        <w:rPr>
+          <w:rFonts w:hint="eastAsia"/>
+          <w:color w:val="EE0000"/>
+          <w:highlight w:val="yellow"/>
+        </w:rPr>
+        <w:t xml:space="preserve"> work!! </w:t>
+      </w:r>
+      <w:r>
+        <w:rPr>
+          <w:color w:val="EE0000"/>
+          <w:highlight w:val="yellow"/>
+        </w:rPr>
+        <w:t xml:space="preserve">“Create environment has bugs”. </w:t>
+      </w:r>
+      <w:r>
+        <w:rPr>
+          <w:b/>
+          <w:bCs/>
+          <w:color w:val="EE0000"/>
+          <w:highlight w:val="yellow"/>
+        </w:rPr>
+        <w:t>Create workflow</w:t>
+      </w:r>
+      <w:r>
+        <w:rPr>
+          <w:color w:val="EE0000"/>
+          <w:highlight w:val="yellow"/>
+        </w:rPr>
+        <w:t xml:space="preserve"> </w:t>
+      </w:r>
+      <w:r>
+        <w:rPr>
+          <w:rFonts w:hint="eastAsia"/>
+          <w:color w:val="EE0000"/>
+          <w:highlight w:val="yellow"/>
+        </w:rPr>
+        <w:t>can</w:t>
+      </w:r>
+      <w:r>
+        <w:rPr>
+          <w:color w:val="EE0000"/>
+          <w:highlight w:val="yellow"/>
+        </w:rPr>
+        <w:t>’</w:t>
+      </w:r>
+      <w:r>
+        <w:rPr>
+          <w:rFonts w:hint="eastAsia"/>
+          <w:color w:val="EE0000"/>
+          <w:highlight w:val="yellow"/>
+        </w:rPr>
+        <w:t xml:space="preserve">t set up </w:t>
+      </w:r>
+      <w:r>
+        <w:rPr>
+          <w:rFonts w:hint="eastAsia"/>
+          <w:b/>
+          <w:bCs/>
+          <w:color w:val="EE0000"/>
+          <w:highlight w:val="yellow"/>
+        </w:rPr>
+        <w:t>Amazon SageMaker Unified Studio</w:t>
+      </w:r>
+    </w:p>
+    <w:p>
+      <w:pPr>
+        <w:spacing w:after="0" w:line="240" w:lineRule="auto"/>
+      </w:pPr>
+    </w:p>
+    <w:p>
+      <w:pPr>
+        <w:spacing w:after="0" w:line="240" w:lineRule="auto"/>
+      </w:pPr>
+      <w:r>
+        <w:rPr>
+          <w:rFonts w:hint="eastAsia"/>
+          <w:highlight w:val="yellow"/>
+        </w:rPr>
+        <w:t>EC2 price:</w:t>
+      </w:r>
+    </w:p>
+    <w:p>
+      <w:pPr>
+        <w:spacing w:after="0" w:line="240" w:lineRule="auto"/>
+      </w:pPr>
+      <w:r>
+        <w:t>On-Demand Pricing</w:t>
+      </w:r>
+    </w:p>
+    <w:p>
+      <w:pPr>
+        <w:spacing w:after="0" w:line="240" w:lineRule="auto"/>
+      </w:pPr>
+      <w:r>
+        <w:t>On-Demand Instances let you pay for compute capacity by the hour or second (minimum of 60 seconds) with no long-term commitments. This frees you from the costs and complexities of planning, purchasing, and maintaining hardware and transforms what are commonly large fixed costs into much smaller variable costs.</w:t>
+      </w:r>
+    </w:p>
+    <w:p>
+      <w:pPr>
+        <w:spacing w:after="0" w:line="240" w:lineRule="auto"/>
+        <w:rPr>
+          <w:rFonts w:hint="eastAsia"/>
+        </w:rPr>
+      </w:pPr>
+      <w:r>
+        <w:tab/>
+      </w:r>
+      <w:r>
+        <w:t xml:space="preserve">To save money on Amazon EC2, </w:t>
+      </w:r>
+      <w:r>
+        <w:rPr>
+          <w:highlight w:val="yellow"/>
+        </w:rPr>
+        <w:t xml:space="preserve">you can "pause" </w:t>
+      </w:r>
+      <w:proofErr w:type="gramStart"/>
+      <w:r>
+        <w:rPr>
+          <w:highlight w:val="yellow"/>
+        </w:rPr>
+        <w:t>instances</w:t>
+      </w:r>
+      <w:r>
+        <w:rPr>
+          <w:rFonts w:hint="eastAsia"/>
+          <w:b/>
+          <w:bCs/>
+          <w:highlight w:val="cyan"/>
+        </w:rPr>
+        <w:t>(</w:t>
+      </w:r>
+      <w:proofErr w:type="gramEnd"/>
+      <w:r>
+        <w:rPr>
+          <w:b/>
+          <w:bCs/>
+          <w:highlight w:val="cyan"/>
+        </w:rPr>
+        <w:t>"Stop instance."</w:t>
+      </w:r>
+      <w:r>
+        <w:rPr>
+          <w:rFonts w:hint="eastAsia"/>
+          <w:b/>
+          <w:bCs/>
+          <w:highlight w:val="cyan"/>
+        </w:rPr>
+        <w:t>)</w:t>
+      </w:r>
+      <w:r>
+        <w:rPr>
+          <w:highlight w:val="cyan"/>
+        </w:rPr>
+        <w:t xml:space="preserve"> </w:t>
+      </w:r>
+      <w:r>
+        <w:rPr>
+          <w:highlight w:val="yellow"/>
+        </w:rPr>
+        <w:t>by </w:t>
+      </w:r>
+      <w:r>
+        <w:rPr>
+          <w:b/>
+          <w:bCs/>
+          <w:highlight w:val="yellow"/>
+        </w:rPr>
+        <w:t>stopping</w:t>
+      </w:r>
+      <w:r>
+        <w:rPr>
+          <w:highlight w:val="yellow"/>
+        </w:rPr>
+        <w:t> them when not in use, which stops hourly compute charges (EBS storage costs still apply).</w:t>
+      </w:r>
+      <w:r>
+        <w:t xml:space="preserve"> Manually stop them via the Console, or automate this using AWS Instance Scheduler, Lambda functions with </w:t>
+      </w:r>
+      <w:proofErr w:type="spellStart"/>
+      <w:r>
+        <w:t>EventBridge</w:t>
+      </w:r>
+      <w:proofErr w:type="spellEnd"/>
+      <w:r>
+        <w:t>, or CloudWatch alarms for idle instances. </w:t>
+      </w:r>
+      <w:r>
+        <w:rPr>
+          <w:rFonts w:hint="eastAsia"/>
+        </w:rPr>
+        <w:t xml:space="preserve"> </w:t>
+      </w:r>
+    </w:p>
+    <w:p>
+      <w:pPr>
+        <w:spacing w:after="0" w:line="240" w:lineRule="auto"/>
+      </w:pPr>
+      <w:r>
+        <w:tab/>
+      </w:r>
+      <w:r>
+        <w:t>If you terminate your instance, it's gone - you can't get it back (unless you made an AMI image or a volume snapshot).</w:t>
+      </w:r>
+    </w:p>
+    <w:p>
+      <w:pPr>
+        <w:spacing w:after="0" w:line="240" w:lineRule="auto"/>
+      </w:pPr>
+      <w:r>
+        <w:rPr>
+          <w:b/>
+          <w:bCs/>
+          <w:highlight w:val="yellow"/>
+        </w:rPr>
+        <w:t>Shutting it down</w:t>
+      </w:r>
+      <w:r>
+        <w:t xml:space="preserve">, does allow you to turn it back on in the same state the next day. However, the mere existence of it costs, far less when it's not running, but </w:t>
+      </w:r>
+      <w:proofErr w:type="gramStart"/>
+      <w:r>
+        <w:t>still</w:t>
+      </w:r>
+      <w:proofErr w:type="gramEnd"/>
+      <w:r>
+        <w:t xml:space="preserve"> you pay for the storage you use it.</w:t>
+      </w:r>
+    </w:p>
+    <w:p>
+      <w:pPr>
+        <w:spacing w:after="0" w:line="240" w:lineRule="auto"/>
+      </w:pPr>
+      <w:proofErr w:type="gramStart"/>
+      <w:r>
+        <w:t>So</w:t>
+      </w:r>
+      <w:proofErr w:type="gramEnd"/>
+      <w:r>
+        <w:t xml:space="preserve"> it's a bit hard to generalize, but in most cases don't terminate your instance every day only to launch it next day. Just make sure to </w:t>
+      </w:r>
+      <w:r>
+        <w:rPr>
+          <w:highlight w:val="yellow"/>
+        </w:rPr>
+        <w:t>shut it down when you finish and you are able to continue where you left off</w:t>
+      </w:r>
+      <w:r>
+        <w:t>. That would be a personal opinion based on my own experience, if course - your case might be different.</w:t>
+      </w:r>
+    </w:p>
+    <w:p>
+      <w:pPr>
+        <w:spacing w:after="0" w:line="240" w:lineRule="auto"/>
+      </w:pPr>
+    </w:p>
+    <w:p>
+      <w:pPr>
+        <w:spacing w:after="0" w:line="240" w:lineRule="auto"/>
+      </w:pPr>
+    </w:p>
+    <w:p>
+      <w:pPr>
+        <w:spacing w:after="0" w:line="240" w:lineRule="auto"/>
+      </w:pPr>
+    </w:p>
+    <w:p>
+      <w:pPr>
+        <w:spacing w:after="0" w:line="240" w:lineRule="auto"/>
+        <w:outlineLvl w:val="3"/>
+        <w:rPr>
+          <w:rFonts w:hint="eastAsia"/>
+        </w:rPr>
+      </w:pPr>
+      <w:proofErr w:type="spellStart"/>
+      <w:r>
+        <w:rPr>
+          <w:rFonts w:hint="eastAsia"/>
+        </w:rPr>
+        <w:t>StudyNotes</w:t>
+      </w:r>
+      <w:proofErr w:type="spellEnd"/>
+      <w:r>
+        <w:rPr>
+          <w:rFonts w:hint="eastAsia"/>
+        </w:rPr>
+        <w:t xml:space="preserve"> based on </w:t>
+      </w:r>
+      <w:r>
+        <w:t>Udemy</w:t>
+      </w:r>
+      <w:r>
+        <w:rPr>
+          <w:rFonts w:hint="eastAsia"/>
+        </w:rPr>
+        <w:t xml:space="preserve"> video:</w:t>
+      </w:r>
     </w:p>
     <w:p>
       <w:pPr>
@@ -8680,7 +10059,7 @@
                     <pic:cNvPicPr/>
                   </pic:nvPicPr>
                   <pic:blipFill>
-                    <a:blip r:embed="rId27"/>
+                    <a:blip r:embed="rId34"/>
                     <a:stretch>
                       <a:fillRect/>
                     </a:stretch>
@@ -8815,6 +10194,7 @@
           <w:noProof/>
           <w:u w:val="single"/>
         </w:rPr>
+        <w:lastRenderedPageBreak/>
         <w:drawing>
           <wp:inline distT="0" distB="0" distL="0" distR="0" wp14:anchorId="69377CCF" wp14:editId="328FB305">
             <wp:extent cx="3680460" cy="1794934"/>
@@ -8831,7 +10211,7 @@
                     <pic:cNvPicPr/>
                   </pic:nvPicPr>
                   <pic:blipFill rotWithShape="1">
-                    <a:blip r:embed="rId28"/>
+                    <a:blip r:embed="rId35"/>
                     <a:srcRect b="16469"/>
                     <a:stretch>
                       <a:fillRect/>
@@ -8904,7 +10284,6 @@
           <w:noProof/>
           <w:u w:val="single"/>
         </w:rPr>
-        <w:lastRenderedPageBreak/>
         <w:drawing>
           <wp:inline distT="0" distB="0" distL="0" distR="0" wp14:anchorId="2C56EF49" wp14:editId="1E269293">
             <wp:extent cx="4740051" cy="2110923"/>
@@ -8921,7 +10300,7 @@
                     <pic:cNvPicPr/>
                   </pic:nvPicPr>
                   <pic:blipFill>
-                    <a:blip r:embed="rId29"/>
+                    <a:blip r:embed="rId36"/>
                     <a:stretch>
                       <a:fillRect/>
                     </a:stretch>
@@ -9068,7 +10447,7 @@
                     <pic:cNvPicPr/>
                   </pic:nvPicPr>
                   <pic:blipFill>
-                    <a:blip r:embed="rId30"/>
+                    <a:blip r:embed="rId37"/>
                     <a:stretch>
                       <a:fillRect/>
                     </a:stretch>
@@ -9195,6 +10574,7 @@
         <w:spacing w:after="0" w:line="240" w:lineRule="auto"/>
       </w:pPr>
       <w:r>
+        <w:lastRenderedPageBreak/>
         <w:t>Now the DAGs folder can be empty for the time being, but inside requirements.</w:t>
       </w:r>
     </w:p>
@@ -9276,7 +10656,6 @@
           <w:noProof/>
           <w:u w:val="single"/>
         </w:rPr>
-        <w:lastRenderedPageBreak/>
         <w:drawing>
           <wp:inline distT="0" distB="0" distL="0" distR="0" wp14:anchorId="4FDD2E8E" wp14:editId="734FE7FC">
             <wp:extent cx="4648603" cy="2979678"/>
@@ -9293,7 +10672,7 @@
                     <pic:cNvPicPr/>
                   </pic:nvPicPr>
                   <pic:blipFill>
-                    <a:blip r:embed="rId31"/>
+                    <a:blip r:embed="rId38"/>
                     <a:stretch>
                       <a:fillRect/>
                     </a:stretch>
@@ -9421,7 +10800,21 @@
           <w:rFonts w:hint="eastAsia"/>
           <w:u w:val="single"/>
         </w:rPr>
-        <w:t>clous(</w:t>
+        <w:t>clou</w:t>
+      </w:r>
+      <w:r>
+        <w:rPr>
+          <w:rFonts w:hint="eastAsia"/>
+          <w:u w:val="single"/>
+        </w:rPr>
+        <w:t>d</w:t>
+      </w:r>
+      <w:r>
+        <w:rPr>
+          <w:rFonts w:hint="eastAsia"/>
+          <w:u w:val="single"/>
+        </w:rPr>
+        <w:t>s(</w:t>
       </w:r>
       <w:proofErr w:type="gramEnd"/>
       <w:r>
@@ -9429,7 +10822,15 @@
           <w:rFonts w:hint="eastAsia"/>
           <w:u w:val="single"/>
         </w:rPr>
-        <w:t>VPC) -&gt; Create MWAA VPC</w:t>
+        <w:t xml:space="preserve">VPC) -&gt; </w:t>
+      </w:r>
+      <w:r>
+        <w:rPr>
+          <w:rFonts w:hint="eastAsia"/>
+          <w:highlight w:val="yellow"/>
+          <w:u w:val="single"/>
+        </w:rPr>
+        <w:t>Create MWAA VPC</w:t>
       </w:r>
       <w:r>
         <w:rPr>
@@ -9555,7 +10956,7 @@
                     <pic:cNvPicPr/>
                   </pic:nvPicPr>
                   <pic:blipFill>
-                    <a:blip r:embed="rId32"/>
+                    <a:blip r:embed="rId39"/>
                     <a:stretch>
                       <a:fillRect/>
                     </a:stretch>
@@ -9584,6 +10985,7 @@
         <w:rPr>
           <w:noProof/>
         </w:rPr>
+        <w:lastRenderedPageBreak/>
         <w:drawing>
           <wp:inline distT="0" distB="0" distL="0" distR="0" wp14:anchorId="4EF58E3B" wp14:editId="2B7CF4B1">
             <wp:extent cx="5596467" cy="3178586"/>
@@ -9600,7 +11002,7 @@
                     <pic:cNvPicPr/>
                   </pic:nvPicPr>
                   <pic:blipFill>
-                    <a:blip r:embed="rId33"/>
+                    <a:blip r:embed="rId40"/>
                     <a:stretch>
                       <a:fillRect/>
                     </a:stretch>
@@ -9681,7 +11083,6 @@
         <w:spacing w:after="0" w:line="240" w:lineRule="auto"/>
       </w:pPr>
       <w:r>
-        <w:lastRenderedPageBreak/>
         <w:t>W</w:t>
       </w:r>
       <w:r>
@@ -10052,7 +11453,7 @@
                     <pic:cNvPicPr/>
                   </pic:nvPicPr>
                   <pic:blipFill>
-                    <a:blip r:embed="rId34"/>
+                    <a:blip r:embed="rId41"/>
                     <a:stretch>
                       <a:fillRect/>
                     </a:stretch>
@@ -10081,20 +11482,574 @@
     <w:p>
       <w:pPr>
         <w:spacing w:after="0" w:line="240" w:lineRule="auto"/>
-      </w:pPr>
-      <w:r>
-        <w:rPr>
-          <w:rFonts w:hint="eastAsia"/>
-        </w:rPr>
-        <w:t xml:space="preserve">Study Note: </w:t>
-      </w:r>
-      <w:r>
-        <w:rPr>
-          <w:rFonts w:hint="eastAsia"/>
-          <w:color w:val="EE0000"/>
+        <w:ind w:firstLine="720"/>
+        <w:outlineLvl w:val="4"/>
+      </w:pPr>
+      <w:r>
+        <w:rPr>
+          <w:rFonts w:hint="eastAsia"/>
+        </w:rPr>
+        <w:t>Study Note</w:t>
+      </w:r>
+      <w:r>
+        <w:rPr>
+          <w:rFonts w:hint="eastAsia"/>
+        </w:rPr>
+        <w:t>1</w:t>
+      </w:r>
+      <w:r>
+        <w:rPr>
+          <w:rFonts w:hint="eastAsia"/>
+        </w:rPr>
+        <w:t xml:space="preserve">: </w:t>
+      </w:r>
+      <w:r>
+        <w:rPr>
+          <w:rFonts w:hint="eastAsia"/>
+          <w:b/>
+          <w:bCs/>
+          <w:highlight w:val="yellow"/>
         </w:rPr>
         <w:t>price of Airflow on AWS??</w:t>
       </w:r>
+      <w:r>
+        <w:rPr>
+          <w:rFonts w:hint="eastAsia"/>
+          <w:b/>
+          <w:bCs/>
+        </w:rPr>
+        <w:t xml:space="preserve">  </w:t>
+      </w:r>
+      <w:r>
+        <w:rPr>
+          <w:b/>
+          <w:bCs/>
+        </w:rPr>
+        <w:sym w:font="Wingdings" w:char="F0E0"/>
+      </w:r>
+      <w:r>
+        <w:rPr>
+          <w:rFonts w:hint="eastAsia"/>
+          <w:b/>
+          <w:bCs/>
+        </w:rPr>
+        <w:t xml:space="preserve"> </w:t>
+      </w:r>
+      <w:r>
+        <w:rPr>
+          <w:b/>
+          <w:bCs/>
+          <w:highlight w:val="yellow"/>
+        </w:rPr>
+        <w:t>H</w:t>
+      </w:r>
+      <w:r>
+        <w:rPr>
+          <w:rFonts w:hint="eastAsia"/>
+          <w:b/>
+          <w:bCs/>
+          <w:highlight w:val="yellow"/>
+        </w:rPr>
+        <w:t>ourly rate</w:t>
+      </w:r>
+    </w:p>
+    <w:p>
+      <w:pPr>
+        <w:spacing w:after="0" w:line="240" w:lineRule="auto"/>
+      </w:pPr>
+      <w:r>
+        <w:t xml:space="preserve">The service is </w:t>
+      </w:r>
+      <w:r>
+        <w:rPr>
+          <w:b/>
+          <w:bCs/>
+          <w:highlight w:val="cyan"/>
+        </w:rPr>
+        <w:t xml:space="preserve">priced hourly </w:t>
+      </w:r>
+      <w:r>
+        <w:rPr>
+          <w:b/>
+          <w:bCs/>
+          <w:highlight w:val="yellow"/>
+        </w:rPr>
+        <w:t>based on environment size (Small/Medium/Large/XL) and additional worker/scheduler usage ($0.055–$0.44+ per hour)</w:t>
+      </w:r>
+      <w:r>
+        <w:t>. </w:t>
+      </w:r>
+      <w:r>
+        <w:rPr>
+          <w:rFonts w:hint="eastAsia"/>
+        </w:rPr>
+        <w:t xml:space="preserve"> </w:t>
+      </w:r>
+    </w:p>
+    <w:p>
+      <w:pPr>
+        <w:spacing w:after="0" w:line="240" w:lineRule="auto"/>
+      </w:pPr>
+      <w:r>
+        <w:t>Amazon Managed Workflows for Apache Airflow (MWAA) costs approximately </w:t>
+      </w:r>
+      <w:r>
+        <w:rPr>
+          <w:highlight w:val="yellow"/>
+        </w:rPr>
+        <w:t>$500–$600+ per month</w:t>
+      </w:r>
+      <w:r>
+        <w:t xml:space="preserve"> for a typical </w:t>
+      </w:r>
+      <w:r>
+        <w:rPr>
+          <w:highlight w:val="yellow"/>
+        </w:rPr>
+        <w:t>small-to-medium</w:t>
+      </w:r>
+      <w:r>
+        <w:t xml:space="preserve"> production environment, with prices depending on </w:t>
+      </w:r>
+      <w:r>
+        <w:rPr>
+          <w:highlight w:val="yellow"/>
+        </w:rPr>
+        <w:t>worker count, scheduler instances, and region</w:t>
+      </w:r>
+      <w:r>
+        <w:t>. </w:t>
+      </w:r>
+    </w:p>
+    <w:p>
+      <w:pPr>
+        <w:spacing w:after="0" w:line="240" w:lineRule="auto"/>
+      </w:pPr>
+      <w:r>
+        <w:rPr>
+          <w:b/>
+          <w:bCs/>
+        </w:rPr>
+        <w:t>Key Pricing Components for AWS MWAA (US East - N. Virginia):</w:t>
+      </w:r>
+    </w:p>
+    <w:p>
+      <w:pPr>
+        <w:numPr>
+          <w:ilvl w:val="0"/>
+          <w:numId w:val="5"/>
+        </w:numPr>
+        <w:spacing w:after="0" w:line="240" w:lineRule="auto"/>
+      </w:pPr>
+      <w:r>
+        <w:rPr>
+          <w:b/>
+          <w:bCs/>
+          <w:highlight w:val="yellow"/>
+        </w:rPr>
+        <w:t>Environment Charge</w:t>
+      </w:r>
+      <w:r>
+        <w:rPr>
+          <w:b/>
+          <w:bCs/>
+        </w:rPr>
+        <w:t>:</w:t>
+      </w:r>
+      <w:r>
+        <w:t> Covers the web server and base components. Small environments start around $0.49/hour, Medium at $0.74/hour, and Large at $0.99/hour.</w:t>
+      </w:r>
+    </w:p>
+    <w:p>
+      <w:pPr>
+        <w:numPr>
+          <w:ilvl w:val="0"/>
+          <w:numId w:val="5"/>
+        </w:numPr>
+        <w:spacing w:after="0" w:line="240" w:lineRule="auto"/>
+      </w:pPr>
+      <w:r>
+        <w:rPr>
+          <w:b/>
+          <w:bCs/>
+          <w:highlight w:val="yellow"/>
+        </w:rPr>
+        <w:t>Worker Costs</w:t>
+      </w:r>
+      <w:r>
+        <w:rPr>
+          <w:b/>
+          <w:bCs/>
+        </w:rPr>
+        <w:t>:</w:t>
+      </w:r>
+      <w:r>
+        <w:t> Additional workers for scaling tasks are billed by the hour, costing approximately $0.055/hour for small workers.</w:t>
+      </w:r>
+    </w:p>
+    <w:p>
+      <w:pPr>
+        <w:numPr>
+          <w:ilvl w:val="0"/>
+          <w:numId w:val="5"/>
+        </w:numPr>
+        <w:spacing w:after="0" w:line="240" w:lineRule="auto"/>
+      </w:pPr>
+      <w:r>
+        <w:rPr>
+          <w:b/>
+          <w:bCs/>
+          <w:highlight w:val="yellow"/>
+        </w:rPr>
+        <w:t>Scheduler Costs</w:t>
+      </w:r>
+      <w:r>
+        <w:rPr>
+          <w:b/>
+          <w:bCs/>
+        </w:rPr>
+        <w:t>:</w:t>
+      </w:r>
+      <w:r>
+        <w:t> </w:t>
+      </w:r>
+      <w:r>
+        <w:rPr>
+          <w:highlight w:val="yellow"/>
+        </w:rPr>
+        <w:t>Extra schedulers (beyond the included amount)</w:t>
+      </w:r>
+      <w:r>
+        <w:t xml:space="preserve"> cost around $0.055/hour for small.</w:t>
+      </w:r>
+    </w:p>
+    <w:p>
+      <w:pPr>
+        <w:numPr>
+          <w:ilvl w:val="0"/>
+          <w:numId w:val="5"/>
+        </w:numPr>
+        <w:spacing w:after="0" w:line="240" w:lineRule="auto"/>
+      </w:pPr>
+      <w:r>
+        <w:rPr>
+          <w:b/>
+          <w:bCs/>
+        </w:rPr>
+        <w:t>Metadata DB/Storage:</w:t>
+      </w:r>
+      <w:r>
+        <w:t> Costs are minimal, roughly $0.10 per GB-month. </w:t>
+      </w:r>
+    </w:p>
+    <w:p>
+      <w:pPr>
+        <w:spacing w:after="0" w:line="240" w:lineRule="auto"/>
+      </w:pPr>
+      <w:r>
+        <w:rPr>
+          <w:b/>
+          <w:bCs/>
+        </w:rPr>
+        <w:t>Cost-Saving Tips:</w:t>
+      </w:r>
+    </w:p>
+    <w:p>
+      <w:pPr>
+        <w:numPr>
+          <w:ilvl w:val="0"/>
+          <w:numId w:val="6"/>
+        </w:numPr>
+        <w:spacing w:after="0" w:line="240" w:lineRule="auto"/>
+      </w:pPr>
+      <w:r>
+        <w:rPr>
+          <w:b/>
+          <w:bCs/>
+        </w:rPr>
+        <w:t>Small Environment:</w:t>
+      </w:r>
+      <w:r>
+        <w:t> Using a mw1.small environment is the cheapest entry point ($0.49/hour).</w:t>
+      </w:r>
+    </w:p>
+    <w:p>
+      <w:pPr>
+        <w:numPr>
+          <w:ilvl w:val="0"/>
+          <w:numId w:val="6"/>
+        </w:numPr>
+        <w:spacing w:after="0" w:line="240" w:lineRule="auto"/>
+      </w:pPr>
+      <w:r>
+        <w:rPr>
+          <w:b/>
+          <w:bCs/>
+        </w:rPr>
+        <w:t>Auto-scaling:</w:t>
+      </w:r>
+      <w:r>
+        <w:t> Configure minimum workers to 1 to reduce idle costs.</w:t>
+      </w:r>
+    </w:p>
+    <w:p>
+      <w:pPr>
+        <w:numPr>
+          <w:ilvl w:val="0"/>
+          <w:numId w:val="6"/>
+        </w:numPr>
+        <w:spacing w:after="0" w:line="240" w:lineRule="auto"/>
+      </w:pPr>
+      <w:r>
+        <w:rPr>
+          <w:b/>
+          <w:bCs/>
+          <w:highlight w:val="yellow"/>
+        </w:rPr>
+        <w:t>Alternative Deployment:</w:t>
+      </w:r>
+      <w:r>
+        <w:rPr>
+          <w:highlight w:val="yellow"/>
+        </w:rPr>
+        <w:t> </w:t>
+      </w:r>
+      <w:r>
+        <w:rPr>
+          <w:b/>
+          <w:bCs/>
+          <w:highlight w:val="yellow"/>
+        </w:rPr>
+        <w:t>Self-managing Airflow on EC2</w:t>
+      </w:r>
+      <w:r>
+        <w:rPr>
+          <w:highlight w:val="yellow"/>
+        </w:rPr>
+        <w:t xml:space="preserve"> can be cheaper but increases operational overhead</w:t>
+      </w:r>
+      <w:r>
+        <w:t>. </w:t>
+      </w:r>
+    </w:p>
+    <w:p>
+      <w:pPr>
+        <w:spacing w:after="0" w:line="240" w:lineRule="auto"/>
+      </w:pPr>
+      <w:r>
+        <w:rPr>
+          <w:highlight w:val="yellow"/>
+        </w:rPr>
+        <w:t>You pay</w:t>
+      </w:r>
+      <w:r>
+        <w:t xml:space="preserve"> </w:t>
+      </w:r>
+      <w:r>
+        <w:rPr>
+          <w:b/>
+          <w:bCs/>
+          <w:highlight w:val="yellow"/>
+        </w:rPr>
+        <w:t>for the time your Airflow Environment runs</w:t>
+      </w:r>
+      <w:r>
+        <w:t xml:space="preserve"> plus any additional auto-scaling to provide more worker or web server capacity.</w:t>
+      </w:r>
+    </w:p>
+    <w:p>
+      <w:pPr>
+        <w:spacing w:after="0" w:line="240" w:lineRule="auto"/>
+        <w:ind w:firstLine="720"/>
+        <w:outlineLvl w:val="4"/>
+      </w:pPr>
+      <w:r>
+        <w:rPr>
+          <w:rFonts w:hint="eastAsia"/>
+        </w:rPr>
+        <w:t>Study Note2:</w:t>
+      </w:r>
+      <w:r>
+        <w:t xml:space="preserve"> if </w:t>
+      </w:r>
+      <w:proofErr w:type="spellStart"/>
+      <w:r>
+        <w:t>i</w:t>
+      </w:r>
+      <w:proofErr w:type="spellEnd"/>
+      <w:r>
+        <w:t xml:space="preserve"> have </w:t>
+      </w:r>
+      <w:r>
+        <w:rPr>
+          <w:highlight w:val="yellow"/>
+        </w:rPr>
+        <w:t>scheduler</w:t>
+      </w:r>
+      <w:r>
+        <w:t xml:space="preserve"> in airflow every day, </w:t>
+      </w:r>
+      <w:r>
+        <w:rPr>
+          <w:highlight w:val="yellow"/>
+        </w:rPr>
+        <w:t>should I keep airflow running</w:t>
+      </w:r>
+      <w:r>
+        <w:rPr>
+          <w:rFonts w:hint="eastAsia"/>
+        </w:rPr>
+        <w:t>?</w:t>
+      </w:r>
+    </w:p>
+    <w:p>
+      <w:pPr>
+        <w:spacing w:after="0" w:line="240" w:lineRule="auto"/>
+      </w:pPr>
+      <w:r>
+        <w:t>Yes, you need to keep your Apache Airflow environment (scheduler, webserver, and workers) running continuously for it to operate as intended and execute your daily scheduled tasks reliably [1]. </w:t>
+      </w:r>
+    </w:p>
+    <w:p>
+      <w:pPr>
+        <w:spacing w:after="0" w:line="240" w:lineRule="auto"/>
+      </w:pPr>
+      <w:r>
+        <w:t>Here is a breakdown of why:</w:t>
+      </w:r>
+    </w:p>
+    <w:p>
+      <w:pPr>
+        <w:numPr>
+          <w:ilvl w:val="0"/>
+          <w:numId w:val="7"/>
+        </w:numPr>
+        <w:spacing w:after="0" w:line="240" w:lineRule="auto"/>
+      </w:pPr>
+      <w:r>
+        <w:rPr>
+          <w:b/>
+          <w:bCs/>
+          <w:highlight w:val="yellow"/>
+        </w:rPr>
+        <w:lastRenderedPageBreak/>
+        <w:t>The Scheduler is the Engine</w:t>
+      </w:r>
+      <w:r>
+        <w:rPr>
+          <w:b/>
+          <w:bCs/>
+        </w:rPr>
+        <w:t>:</w:t>
+      </w:r>
+      <w:r>
+        <w:t xml:space="preserve"> The Airflow scheduler is a persistent service </w:t>
+      </w:r>
+      <w:r>
+        <w:rPr>
+          <w:highlight w:val="yellow"/>
+        </w:rPr>
+        <w:t>that continuously monitors all Directed Acyclic Graphs (DAGs), evaluates their schedules, and triggers tasks when their dependencies are met</w:t>
+      </w:r>
+      <w:r>
+        <w:t xml:space="preserve"> [1]. If the scheduler is not running, no new tasks will be enqueued, and no existing tasks will start.</w:t>
+      </w:r>
+    </w:p>
+    <w:p>
+      <w:pPr>
+        <w:numPr>
+          <w:ilvl w:val="0"/>
+          <w:numId w:val="7"/>
+        </w:numPr>
+        <w:spacing w:after="0" w:line="240" w:lineRule="auto"/>
+      </w:pPr>
+      <w:r>
+        <w:rPr>
+          <w:b/>
+          <w:bCs/>
+        </w:rPr>
+        <w:t>Persistent Services:</w:t>
+      </w:r>
+      <w:r>
+        <w:t> Airflow is designed as a platform with long-running components, not as a command-line tool you run once a day [1]. It relies on these background services to manage its state, schedule, and execute workflows.</w:t>
+      </w:r>
+    </w:p>
+    <w:p>
+      <w:pPr>
+        <w:numPr>
+          <w:ilvl w:val="0"/>
+          <w:numId w:val="7"/>
+        </w:numPr>
+        <w:spacing w:after="0" w:line="240" w:lineRule="auto"/>
+      </w:pPr>
+      <w:r>
+        <w:rPr>
+          <w:b/>
+          <w:bCs/>
+          <w:highlight w:val="yellow"/>
+        </w:rPr>
+        <w:t>Webserver and Workers:</w:t>
+      </w:r>
+      <w:r>
+        <w:rPr>
+          <w:highlight w:val="yellow"/>
+        </w:rPr>
+        <w:t xml:space="preserve"> The webserver is necessary for monitoring the status of your tasks and viewing logs, while workers </w:t>
+      </w:r>
+      <w:r>
+        <w:t xml:space="preserve">(like the Celery worker or </w:t>
+      </w:r>
+      <w:proofErr w:type="spellStart"/>
+      <w:r>
+        <w:t>KubernetesPodOperator</w:t>
+      </w:r>
+      <w:proofErr w:type="spellEnd"/>
+      <w:r>
+        <w:t xml:space="preserve"> in a production setup) are </w:t>
+      </w:r>
+      <w:r>
+        <w:rPr>
+          <w:highlight w:val="yellow"/>
+        </w:rPr>
+        <w:t>needed to actually run the task logic</w:t>
+      </w:r>
+      <w:r>
+        <w:t xml:space="preserve"> [1]. </w:t>
+      </w:r>
+    </w:p>
+    <w:p>
+      <w:pPr>
+        <w:spacing w:after="0" w:line="240" w:lineRule="auto"/>
+      </w:pPr>
+      <w:r>
+        <w:rPr>
+          <w:b/>
+          <w:bCs/>
+        </w:rPr>
+        <w:t>In summary:</w:t>
+      </w:r>
+      <w:r>
+        <w:t> </w:t>
+      </w:r>
+      <w:r>
+        <w:rPr>
+          <w:highlight w:val="yellow"/>
+        </w:rPr>
+        <w:t>If you stop the Airflow services, the daily scheduled tasks will not run</w:t>
+      </w:r>
+      <w:r>
+        <w:t>. To ensure your workflows execute every day, maintain the continuous operation of your Airflow environment. </w:t>
+      </w:r>
+    </w:p>
+    <w:p>
+      <w:pPr>
+        <w:spacing w:after="0" w:line="240" w:lineRule="auto"/>
+      </w:pPr>
+    </w:p>
+    <w:p>
+      <w:pPr>
+        <w:spacing w:after="0" w:line="240" w:lineRule="auto"/>
+      </w:pPr>
     </w:p>
     <w:p>
       <w:pPr>
@@ -10332,11 +12287,6 @@
       <w:pPr>
         <w:spacing w:after="0" w:line="240" w:lineRule="auto"/>
       </w:pPr>
-    </w:p>
-    <w:p>
-      <w:pPr>
-        <w:spacing w:after="0" w:line="240" w:lineRule="auto"/>
-      </w:pPr>
       <w:r>
         <w:t xml:space="preserve">the data folder contains the </w:t>
       </w:r>
@@ -10803,6 +12753,7 @@
       </w:pPr>
       <w:proofErr w:type="gramStart"/>
       <w:r>
+        <w:lastRenderedPageBreak/>
         <w:t>So</w:t>
       </w:r>
       <w:proofErr w:type="gramEnd"/>
@@ -11224,7 +13175,6 @@
         <w:rPr>
           <w:noProof/>
         </w:rPr>
-        <w:lastRenderedPageBreak/>
         <w:drawing>
           <wp:inline distT="0" distB="0" distL="0" distR="0" wp14:anchorId="044BE4DF" wp14:editId="20A49233">
             <wp:extent cx="6858000" cy="3674745"/>
@@ -11241,7 +13191,7 @@
                     <pic:cNvPicPr/>
                   </pic:nvPicPr>
                   <pic:blipFill>
-                    <a:blip r:embed="rId35"/>
+                    <a:blip r:embed="rId42"/>
                     <a:stretch>
                       <a:fillRect/>
                     </a:stretch>
@@ -11498,7 +13448,7 @@
         <w:rPr>
           <w:b/>
           <w:bCs/>
-          <w:highlight w:val="magenta"/>
+          <w:highlight w:val="yellow"/>
         </w:rPr>
         <w:t>L</w:t>
       </w:r>
@@ -11507,32 +13457,24 @@
           <w:rFonts w:hint="eastAsia"/>
           <w:b/>
           <w:bCs/>
-          <w:highlight w:val="magenta"/>
+          <w:highlight w:val="yellow"/>
         </w:rPr>
         <w:t>ab1.5</w:t>
       </w:r>
       <w:r>
         <w:rPr>
           <w:rFonts w:hint="eastAsia"/>
-          <w:highlight w:val="magenta"/>
-        </w:rPr>
-        <w:t xml:space="preserve"> </w:t>
-      </w:r>
-      <w:r>
-        <w:rPr>
-          <w:rFonts w:hint="eastAsia"/>
-          <w:b/>
-          <w:bCs/>
-          <w:highlight w:val="magenta"/>
+          <w:highlight w:val="yellow"/>
+        </w:rPr>
+        <w:t xml:space="preserve"> </w:t>
+      </w:r>
+      <w:r>
+        <w:rPr>
+          <w:rFonts w:hint="eastAsia"/>
         </w:rPr>
         <w:t xml:space="preserve">Airflow Dag code </w:t>
       </w:r>
       <w:r>
-        <w:rPr>
-          <w:b/>
-          <w:bCs/>
-          <w:highlight w:val="magenta"/>
-        </w:rPr>
         <w:t>explanation</w:t>
       </w:r>
       <w:bookmarkEnd w:id="15"/>
@@ -11540,11 +13482,60 @@
     <w:p>
       <w:pPr>
         <w:spacing w:after="0" w:line="240" w:lineRule="auto"/>
-      </w:pPr>
-      <w:r>
         <w:rPr>
           <w:u w:val="single"/>
         </w:rPr>
+      </w:pPr>
+      <w:r>
+        <w:rPr>
+          <w:noProof/>
+          <w:u w:val="single"/>
+        </w:rPr>
+        <w:drawing>
+          <wp:inline distT="0" distB="0" distL="0" distR="0" wp14:anchorId="05B073FF" wp14:editId="5D5EBA07">
+            <wp:extent cx="6805250" cy="3894157"/>
+            <wp:effectExtent l="0" t="0" r="0" b="0"/>
+            <wp:docPr id="553418240" name="Picture 1"/>
+            <wp:cNvGraphicFramePr>
+              <a:graphicFrameLocks xmlns:a="http://schemas.openxmlformats.org/drawingml/2006/main" noChangeAspect="1"/>
+            </wp:cNvGraphicFramePr>
+            <a:graphic xmlns:a="http://schemas.openxmlformats.org/drawingml/2006/main">
+              <a:graphicData uri="http://schemas.openxmlformats.org/drawingml/2006/picture">
+                <pic:pic xmlns:pic="http://schemas.openxmlformats.org/drawingml/2006/picture">
+                  <pic:nvPicPr>
+                    <pic:cNvPr id="553418240" name=""/>
+                    <pic:cNvPicPr/>
+                  </pic:nvPicPr>
+                  <pic:blipFill>
+                    <a:blip r:embed="rId43"/>
+                    <a:stretch>
+                      <a:fillRect/>
+                    </a:stretch>
+                  </pic:blipFill>
+                  <pic:spPr>
+                    <a:xfrm>
+                      <a:off x="0" y="0"/>
+                      <a:ext cx="6805250" cy="3894157"/>
+                    </a:xfrm>
+                    <a:prstGeom prst="rect">
+                      <a:avLst/>
+                    </a:prstGeom>
+                  </pic:spPr>
+                </pic:pic>
+              </a:graphicData>
+            </a:graphic>
+          </wp:inline>
+        </w:drawing>
+      </w:r>
+    </w:p>
+    <w:p>
+      <w:pPr>
+        <w:spacing w:after="0" w:line="240" w:lineRule="auto"/>
+      </w:pPr>
+      <w:r>
+        <w:rPr>
+          <w:u w:val="single"/>
+        </w:rPr>
         <w:t>importing the necessary libraries</w:t>
       </w:r>
       <w:r>
@@ -11675,6 +13666,7 @@
         <w:spacing w:after="0" w:line="240" w:lineRule="auto"/>
       </w:pPr>
       <w:r>
+        <w:lastRenderedPageBreak/>
         <w:t>Now this means any file that's inside of the streams folder will be considered for processing and ingestion</w:t>
       </w:r>
     </w:p>
@@ -11683,59 +13675,687 @@
         <w:spacing w:after="0" w:line="240" w:lineRule="auto"/>
       </w:pPr>
       <w:r>
+        <w:t xml:space="preserve">into redshift, and then we have something called </w:t>
+      </w:r>
+      <w:proofErr w:type="spellStart"/>
+      <w:r>
+        <w:t>arXiv</w:t>
+      </w:r>
+      <w:proofErr w:type="spellEnd"/>
+      <w:r>
+        <w:t xml:space="preserve"> or </w:t>
+      </w:r>
+      <w:proofErr w:type="spellStart"/>
+      <w:r>
+        <w:t>arXiv</w:t>
+      </w:r>
+      <w:proofErr w:type="spellEnd"/>
+      <w:r>
+        <w:t xml:space="preserve"> prefix.</w:t>
+      </w:r>
+    </w:p>
+    <w:p>
+      <w:pPr>
+        <w:spacing w:after="0" w:line="240" w:lineRule="auto"/>
+      </w:pPr>
+      <w:r>
+        <w:t>This is where the streams file, after being processed and ingested into redshift, will be moved.</w:t>
+      </w:r>
+    </w:p>
+    <w:p>
+      <w:pPr>
+        <w:spacing w:after="0" w:line="240" w:lineRule="auto"/>
+      </w:pPr>
+      <w:r>
+        <w:t>So once the data is ingested from the streams folder into redshift, we're going to move it and place</w:t>
+      </w:r>
+    </w:p>
+    <w:p>
+      <w:pPr>
+        <w:spacing w:after="0" w:line="240" w:lineRule="auto"/>
+      </w:pPr>
+      <w:r>
+        <w:t>it inside the archive folder.</w:t>
+      </w:r>
+    </w:p>
+    <w:p>
+      <w:pPr>
+        <w:spacing w:after="0" w:line="240" w:lineRule="auto"/>
+      </w:pPr>
+    </w:p>
+    <w:p>
+      <w:pPr>
+        <w:spacing w:after="0" w:line="240" w:lineRule="auto"/>
+      </w:pPr>
+    </w:p>
+    <w:p>
+      <w:pPr>
+        <w:spacing w:after="0" w:line="240" w:lineRule="auto"/>
+      </w:pPr>
+      <w:proofErr w:type="gramStart"/>
+      <w:r>
+        <w:t>So</w:t>
+      </w:r>
+      <w:proofErr w:type="gramEnd"/>
+      <w:r>
+        <w:t xml:space="preserve"> this is to ensure the same file does not get processed again unnecessarily.</w:t>
+      </w:r>
+    </w:p>
+    <w:p>
+      <w:pPr>
+        <w:spacing w:after="0" w:line="240" w:lineRule="auto"/>
+      </w:pPr>
+      <w:r>
+        <w:t>And we have a Python dictionary called required columns which has a set of key value pairs.</w:t>
+      </w:r>
+    </w:p>
+    <w:p>
+      <w:pPr>
+        <w:spacing w:after="0" w:line="240" w:lineRule="auto"/>
+      </w:pPr>
+      <w:r>
+        <w:t>Now the key is the name of the data set.</w:t>
+      </w:r>
+    </w:p>
+    <w:p>
+      <w:pPr>
+        <w:spacing w:after="0" w:line="240" w:lineRule="auto"/>
+      </w:pPr>
+      <w:r>
+        <w:t>And the value is the set of input attributes that's supposed to exist in each of the data sets, which</w:t>
+      </w:r>
+    </w:p>
+    <w:p>
+      <w:pPr>
+        <w:spacing w:after="0" w:line="240" w:lineRule="auto"/>
+      </w:pPr>
+      <w:proofErr w:type="gramStart"/>
+      <w:r>
+        <w:t>basically</w:t>
+      </w:r>
+      <w:proofErr w:type="gramEnd"/>
+      <w:r>
+        <w:t xml:space="preserve"> means songs is supposed to have all these input columns.</w:t>
+      </w:r>
+    </w:p>
+    <w:p>
+      <w:pPr>
+        <w:spacing w:after="0" w:line="240" w:lineRule="auto"/>
+      </w:pPr>
+      <w:r>
+        <w:t>Similarly, you have streams and users.</w:t>
+      </w:r>
+    </w:p>
+    <w:p>
+      <w:pPr>
+        <w:spacing w:after="0" w:line="240" w:lineRule="auto"/>
+      </w:pPr>
+      <w:r>
+        <w:t>We then have a couple of utility functions which are being invoked in the subsequent functions.</w:t>
+      </w:r>
+    </w:p>
+    <w:p>
+      <w:pPr>
+        <w:spacing w:after="0" w:line="240" w:lineRule="auto"/>
+      </w:pPr>
+      <w:r>
+        <w:t>Now let's scroll all the way down to where the Dag begins.</w:t>
+      </w:r>
+    </w:p>
+    <w:p>
+      <w:pPr>
+        <w:spacing w:after="0" w:line="240" w:lineRule="auto"/>
+      </w:pPr>
+      <w:proofErr w:type="gramStart"/>
+      <w:r>
+        <w:t>So</w:t>
+      </w:r>
+      <w:proofErr w:type="gramEnd"/>
+      <w:r>
+        <w:t xml:space="preserve"> on line 255 you will see the Dag execution starts.</w:t>
+      </w:r>
+    </w:p>
+    <w:p>
+      <w:pPr>
+        <w:spacing w:after="0" w:line="240" w:lineRule="auto"/>
+      </w:pPr>
+      <w:r>
+        <w:t>It's called data validation and KPI computation.</w:t>
+      </w:r>
+    </w:p>
+    <w:p>
+      <w:pPr>
+        <w:spacing w:after="0" w:line="240" w:lineRule="auto"/>
+      </w:pPr>
+      <w:r>
+        <w:t>You can change the name as you wish.</w:t>
+      </w:r>
+    </w:p>
+    <w:p>
+      <w:pPr>
+        <w:spacing w:after="0" w:line="240" w:lineRule="auto"/>
+      </w:pPr>
+      <w:r>
+        <w:t>We pass the default arguments to it, and it is scheduled to run every day.</w:t>
+      </w:r>
+    </w:p>
+    <w:p>
+      <w:pPr>
+        <w:spacing w:after="0" w:line="240" w:lineRule="auto"/>
+      </w:pPr>
+      <w:r>
+        <w:t>The very first task inside this Dag is called Validate datasets, which invokes the function validate</w:t>
+      </w:r>
+    </w:p>
+    <w:p>
+      <w:pPr>
+        <w:spacing w:after="0" w:line="240" w:lineRule="auto"/>
+      </w:pPr>
+      <w:r>
+        <w:t>datasets, and you can see how I'm invoking it using the argument Python callable.</w:t>
+      </w:r>
+    </w:p>
+    <w:p>
+      <w:pPr>
+        <w:spacing w:after="0" w:line="240" w:lineRule="auto"/>
+      </w:pPr>
+      <w:proofErr w:type="gramStart"/>
+      <w:r>
+        <w:t>So</w:t>
+      </w:r>
+      <w:proofErr w:type="gramEnd"/>
+      <w:r>
+        <w:t xml:space="preserve"> this is the name of the function that will be invoked.</w:t>
+      </w:r>
+    </w:p>
+    <w:p>
+      <w:pPr>
+        <w:spacing w:after="0" w:line="240" w:lineRule="auto"/>
+      </w:pPr>
+      <w:r>
+        <w:t>And this is just the unique identifier for that task.</w:t>
+      </w:r>
+    </w:p>
+    <w:p>
+      <w:pPr>
+        <w:spacing w:after="0" w:line="240" w:lineRule="auto"/>
+      </w:pPr>
+      <w:proofErr w:type="gramStart"/>
+      <w:r>
+        <w:t>So</w:t>
+      </w:r>
+      <w:proofErr w:type="gramEnd"/>
+      <w:r>
+        <w:t xml:space="preserve"> let's go to validate datasets which is a function defined above.</w:t>
+      </w:r>
+    </w:p>
+    <w:p>
+      <w:pPr>
+        <w:spacing w:after="0" w:line="240" w:lineRule="auto"/>
+      </w:pPr>
+      <w:r>
+        <w:t>And you can see this function is pure and simple Python.</w:t>
+      </w:r>
+    </w:p>
+    <w:p>
+      <w:pPr>
+        <w:spacing w:after="0" w:line="240" w:lineRule="auto"/>
+      </w:pPr>
+      <w:r>
+        <w:t>All it does is return a Python dictionary with a set of key value pairs.</w:t>
+      </w:r>
+    </w:p>
+    <w:p>
+      <w:pPr>
+        <w:spacing w:after="0" w:line="240" w:lineRule="auto"/>
+      </w:pPr>
+      <w:r>
+        <w:t>The key is going to be the name of the dataset, and the value is going to be true or false, depending</w:t>
+      </w:r>
+    </w:p>
+    <w:p>
+      <w:pPr>
+        <w:spacing w:after="0" w:line="240" w:lineRule="auto"/>
+      </w:pPr>
+      <w:r>
+        <w:t>on whether the validation for that dataset passed or failed.</w:t>
+      </w:r>
+    </w:p>
+    <w:p>
+      <w:pPr>
+        <w:spacing w:after="0" w:line="240" w:lineRule="auto"/>
+      </w:pPr>
+      <w:proofErr w:type="gramStart"/>
+      <w:r>
+        <w:t>So</w:t>
+      </w:r>
+      <w:proofErr w:type="gramEnd"/>
+      <w:r>
+        <w:t xml:space="preserve"> this is going to return true for all the three datasets if the required columns exist in the CSV</w:t>
+      </w:r>
+    </w:p>
+    <w:p>
+      <w:pPr>
+        <w:spacing w:after="0" w:line="240" w:lineRule="auto"/>
+      </w:pPr>
+      <w:r>
+        <w:t>files.</w:t>
+      </w:r>
+    </w:p>
+    <w:p>
+      <w:pPr>
+        <w:spacing w:after="0" w:line="240" w:lineRule="auto"/>
+      </w:pPr>
+      <w:proofErr w:type="gramStart"/>
+      <w:r>
+        <w:t>So</w:t>
+      </w:r>
+      <w:proofErr w:type="gramEnd"/>
+      <w:r>
+        <w:t xml:space="preserve"> you can see I'm validating the songs dataset the </w:t>
+      </w:r>
+      <w:proofErr w:type="gramStart"/>
+      <w:r>
+        <w:t>users</w:t>
+      </w:r>
+      <w:proofErr w:type="gramEnd"/>
+      <w:r>
+        <w:t xml:space="preserve"> dataset.</w:t>
+      </w:r>
+    </w:p>
+    <w:p>
+      <w:pPr>
+        <w:spacing w:after="0" w:line="240" w:lineRule="auto"/>
+      </w:pPr>
+      <w:r>
+        <w:t xml:space="preserve">And </w:t>
+      </w:r>
+      <w:proofErr w:type="gramStart"/>
+      <w:r>
+        <w:t>finally</w:t>
+      </w:r>
+      <w:proofErr w:type="gramEnd"/>
+      <w:r>
+        <w:t xml:space="preserve"> you have the streams.</w:t>
+      </w:r>
+    </w:p>
+    <w:p>
+      <w:pPr>
+        <w:spacing w:after="0" w:line="240" w:lineRule="auto"/>
+      </w:pPr>
+      <w:r>
+        <w:t>And what's returned is a simple Python dictionary.</w:t>
+      </w:r>
+    </w:p>
+    <w:p>
+      <w:pPr>
+        <w:spacing w:after="0" w:line="240" w:lineRule="auto"/>
+        <w:rPr>
+          <w:u w:val="single"/>
+        </w:rPr>
+      </w:pPr>
+      <w:r>
+        <w:rPr>
+          <w:u w:val="single"/>
+        </w:rPr>
+        <w:t>So that's your first task.</w:t>
+      </w:r>
+    </w:p>
+    <w:p>
+      <w:pPr>
+        <w:spacing w:after="0" w:line="240" w:lineRule="auto"/>
+      </w:pPr>
+    </w:p>
+    <w:p>
+      <w:pPr>
+        <w:spacing w:after="0" w:line="240" w:lineRule="auto"/>
+      </w:pPr>
+    </w:p>
+    <w:p>
+      <w:pPr>
+        <w:spacing w:after="0" w:line="240" w:lineRule="auto"/>
+      </w:pPr>
+      <w:r>
+        <w:t>And next we have a task called check validation, which invokes a function called branch task.</w:t>
+      </w:r>
+    </w:p>
+    <w:p>
+      <w:pPr>
+        <w:spacing w:after="0" w:line="240" w:lineRule="auto"/>
+      </w:pPr>
+      <w:r>
+        <w:t>And if you pay attention, you will see a new argument here called provide context.</w:t>
+      </w:r>
+    </w:p>
+    <w:p>
+      <w:pPr>
+        <w:spacing w:after="0" w:line="240" w:lineRule="auto"/>
+      </w:pPr>
+      <w:r>
+        <w:t>The value of which is set to true.</w:t>
+      </w:r>
+    </w:p>
+    <w:p>
+      <w:pPr>
+        <w:spacing w:after="0" w:line="240" w:lineRule="auto"/>
+      </w:pPr>
+      <w:r>
+        <w:t xml:space="preserve">Now this basically means we're using </w:t>
+      </w:r>
+      <w:proofErr w:type="spellStart"/>
+      <w:r>
+        <w:t>Xcom</w:t>
+      </w:r>
+      <w:proofErr w:type="spellEnd"/>
+      <w:r>
+        <w:t xml:space="preserve"> in order to pass data between these two tasks.</w:t>
+      </w:r>
+    </w:p>
+    <w:p>
+      <w:pPr>
+        <w:spacing w:after="0" w:line="240" w:lineRule="auto"/>
+      </w:pPr>
+      <w:r>
+        <w:t>All right.</w:t>
+      </w:r>
+    </w:p>
+    <w:p>
+      <w:pPr>
+        <w:spacing w:after="0" w:line="240" w:lineRule="auto"/>
+      </w:pPr>
+      <w:proofErr w:type="gramStart"/>
+      <w:r>
+        <w:t>So</w:t>
+      </w:r>
+      <w:proofErr w:type="gramEnd"/>
+      <w:r>
+        <w:t xml:space="preserve"> if you set the value of provide context to true, this is going to pass a task instance to the function</w:t>
+      </w:r>
+    </w:p>
+    <w:p>
+      <w:pPr>
+        <w:spacing w:after="0" w:line="240" w:lineRule="auto"/>
+      </w:pPr>
+      <w:r>
+        <w:t>that is being invoked which in this case is branch task.</w:t>
+      </w:r>
+    </w:p>
+    <w:p>
+      <w:pPr>
+        <w:spacing w:after="0" w:line="240" w:lineRule="auto"/>
+      </w:pPr>
+      <w:proofErr w:type="gramStart"/>
+      <w:r>
+        <w:t>So</w:t>
+      </w:r>
+      <w:proofErr w:type="gramEnd"/>
+      <w:r>
+        <w:t xml:space="preserve"> let's go to this function.</w:t>
+      </w:r>
+    </w:p>
+    <w:p>
+      <w:pPr>
+        <w:spacing w:after="0" w:line="240" w:lineRule="auto"/>
+      </w:pPr>
+      <w:r>
+        <w:t>And you can see there's an input argument called t which stands for task instance.</w:t>
+      </w:r>
+    </w:p>
+    <w:p>
+      <w:pPr>
+        <w:spacing w:after="0" w:line="240" w:lineRule="auto"/>
+      </w:pPr>
+      <w:r>
+        <w:t>You can change the name or call it whatever you want.</w:t>
+      </w:r>
+    </w:p>
+    <w:p>
+      <w:pPr>
+        <w:spacing w:after="0" w:line="240" w:lineRule="auto"/>
+      </w:pPr>
+      <w:r>
+        <w:t xml:space="preserve">And using T I am invoking </w:t>
+      </w:r>
+      <w:proofErr w:type="spellStart"/>
+      <w:r>
+        <w:t>Xcom</w:t>
+      </w:r>
+      <w:proofErr w:type="spellEnd"/>
+      <w:r>
+        <w:t xml:space="preserve"> underscore pool in order to pull the value which is returned by this</w:t>
+      </w:r>
+    </w:p>
+    <w:p>
+      <w:pPr>
+        <w:spacing w:after="0" w:line="240" w:lineRule="auto"/>
+      </w:pPr>
+      <w:r>
+        <w:t>task, which is validate data sets.</w:t>
+      </w:r>
+    </w:p>
+    <w:p>
+      <w:pPr>
+        <w:spacing w:after="0" w:line="240" w:lineRule="auto"/>
+      </w:pPr>
+      <w:r>
+        <w:t>All right.</w:t>
+      </w:r>
+    </w:p>
+    <w:p>
+      <w:pPr>
+        <w:spacing w:after="0" w:line="240" w:lineRule="auto"/>
+      </w:pPr>
+      <w:proofErr w:type="gramStart"/>
+      <w:r>
         <w:lastRenderedPageBreak/>
-        <w:t xml:space="preserve">into redshift, and then we have something called </w:t>
+        <w:t>So</w:t>
+      </w:r>
+      <w:proofErr w:type="gramEnd"/>
+      <w:r>
+        <w:t xml:space="preserve"> if you remember validate data sets returns a Python dictionary called validation results.</w:t>
+      </w:r>
+    </w:p>
+    <w:p>
+      <w:pPr>
+        <w:spacing w:after="0" w:line="240" w:lineRule="auto"/>
+      </w:pPr>
+      <w:r>
+        <w:t xml:space="preserve">And using </w:t>
       </w:r>
       <w:proofErr w:type="spellStart"/>
       <w:r>
-        <w:t>arXiv</w:t>
+        <w:t>Xcom</w:t>
       </w:r>
       <w:proofErr w:type="spellEnd"/>
       <w:r>
-        <w:t xml:space="preserve"> or </w:t>
+        <w:t xml:space="preserve"> underscore pool I'm able to access it and store it inside a Python variable called validation</w:t>
+      </w:r>
+    </w:p>
+    <w:p>
+      <w:pPr>
+        <w:spacing w:after="0" w:line="240" w:lineRule="auto"/>
+      </w:pPr>
+      <w:r>
+        <w:t>results.</w:t>
+      </w:r>
+    </w:p>
+    <w:p>
+      <w:pPr>
+        <w:spacing w:after="0" w:line="240" w:lineRule="auto"/>
+      </w:pPr>
+      <w:r>
+        <w:t>And in the next line, all I'm doing is checking if the validation has passed, and if all the three</w:t>
+      </w:r>
+    </w:p>
+    <w:p>
+      <w:pPr>
+        <w:spacing w:after="0" w:line="240" w:lineRule="auto"/>
+      </w:pPr>
+      <w:r>
+        <w:t>data sets have been validated successfully, then this function is going to return a string called calculate</w:t>
+      </w:r>
+    </w:p>
+    <w:p>
+      <w:pPr>
+        <w:spacing w:after="0" w:line="240" w:lineRule="auto"/>
+      </w:pPr>
+      <w:r>
+        <w:t>genre level KPIs.</w:t>
+      </w:r>
+    </w:p>
+    <w:p>
+      <w:pPr>
+        <w:spacing w:after="0" w:line="240" w:lineRule="auto"/>
+      </w:pPr>
+      <w:r>
+        <w:t>It's a string, and if any of the three data sets fail, then it's going to end the Dag, which basically</w:t>
+      </w:r>
+    </w:p>
+    <w:p>
+      <w:pPr>
+        <w:spacing w:after="0" w:line="240" w:lineRule="auto"/>
+      </w:pPr>
+      <w:r>
+        <w:t>means it's going to return a string called end Dag.</w:t>
+      </w:r>
+    </w:p>
+    <w:p>
+      <w:pPr>
+        <w:spacing w:after="0" w:line="240" w:lineRule="auto"/>
+      </w:pPr>
+      <w:r>
+        <w:t>And we'll see how the strings string values are being used.</w:t>
+      </w:r>
+    </w:p>
+    <w:p>
+      <w:pPr>
+        <w:spacing w:after="0" w:line="240" w:lineRule="auto"/>
+      </w:pPr>
+      <w:proofErr w:type="gramStart"/>
+      <w:r>
+        <w:t>So</w:t>
+      </w:r>
+      <w:proofErr w:type="gramEnd"/>
+      <w:r>
+        <w:t xml:space="preserve"> after validating the data sets and calling the branch operator, the next two tasks have our data</w:t>
+      </w:r>
+    </w:p>
+    <w:p>
+      <w:pPr>
+        <w:spacing w:after="0" w:line="240" w:lineRule="auto"/>
+      </w:pPr>
+      <w:r>
+        <w:t>transformation logic that we've already seen and executed from our local system.</w:t>
+      </w:r>
+    </w:p>
+    <w:p>
+      <w:pPr>
+        <w:spacing w:after="0" w:line="240" w:lineRule="auto"/>
+      </w:pPr>
+      <w:r>
+        <w:t>Right.</w:t>
+      </w:r>
+    </w:p>
+    <w:p>
+      <w:pPr>
+        <w:spacing w:after="0" w:line="240" w:lineRule="auto"/>
+      </w:pPr>
+      <w:proofErr w:type="gramStart"/>
+      <w:r>
+        <w:t>So</w:t>
+      </w:r>
+      <w:proofErr w:type="gramEnd"/>
+      <w:r>
+        <w:t xml:space="preserve"> you have the calculate genre level KPIs and the hourly KPIs.</w:t>
+      </w:r>
+    </w:p>
+    <w:p>
+      <w:pPr>
+        <w:spacing w:after="0" w:line="240" w:lineRule="auto"/>
+      </w:pPr>
+      <w:r>
+        <w:t>So let me go to this function.</w:t>
+      </w:r>
+    </w:p>
+    <w:p>
+      <w:pPr>
+        <w:spacing w:after="0" w:line="240" w:lineRule="auto"/>
+      </w:pPr>
+      <w:r>
+        <w:t>Which is right here.</w:t>
+      </w:r>
+    </w:p>
+    <w:p>
+      <w:pPr>
+        <w:spacing w:after="0" w:line="240" w:lineRule="auto"/>
+      </w:pPr>
+      <w:r>
+        <w:t>And it's quite simple.</w:t>
+      </w:r>
+    </w:p>
+    <w:p>
+      <w:pPr>
+        <w:spacing w:after="0" w:line="240" w:lineRule="auto"/>
+      </w:pPr>
+      <w:r>
+        <w:t>It's the same line of codes.</w:t>
+      </w:r>
+    </w:p>
+    <w:p>
+      <w:pPr>
+        <w:spacing w:after="0" w:line="240" w:lineRule="auto"/>
+      </w:pPr>
+      <w:r>
+        <w:t>It's just that by leading we are reading the input files from S3 as opposed to reading from a local</w:t>
+      </w:r>
+    </w:p>
+    <w:p>
+      <w:pPr>
+        <w:spacing w:after="0" w:line="240" w:lineRule="auto"/>
+      </w:pPr>
+      <w:r>
+        <w:t>system.</w:t>
+      </w:r>
+    </w:p>
+    <w:p>
+      <w:pPr>
+        <w:spacing w:after="0" w:line="240" w:lineRule="auto"/>
+      </w:pPr>
+      <w:r>
+        <w:t>That's the only difference.</w:t>
+      </w:r>
+    </w:p>
+    <w:p>
+      <w:pPr>
+        <w:spacing w:after="0" w:line="240" w:lineRule="auto"/>
+      </w:pPr>
+      <w:r>
+        <w:t xml:space="preserve">And right at the end you will see I'm invoking a function called </w:t>
       </w:r>
       <w:proofErr w:type="spellStart"/>
       <w:r>
-        <w:t>arXiv</w:t>
+        <w:t>upsert</w:t>
       </w:r>
       <w:proofErr w:type="spellEnd"/>
       <w:r>
-        <w:t xml:space="preserve"> prefix.</w:t>
-      </w:r>
-    </w:p>
-    <w:p>
-      <w:pPr>
-        <w:spacing w:after="0" w:line="240" w:lineRule="auto"/>
-      </w:pPr>
-      <w:r>
-        <w:t>This is where the streams file, after being processed and ingested into redshift, will be moved.</w:t>
-      </w:r>
-    </w:p>
-    <w:p>
-      <w:pPr>
-        <w:spacing w:after="0" w:line="240" w:lineRule="auto"/>
-      </w:pPr>
-      <w:r>
-        <w:t>So once the data is ingested from the streams folder into redshift, we're going to move it and place</w:t>
-      </w:r>
-    </w:p>
-    <w:p>
-      <w:pPr>
-        <w:spacing w:after="0" w:line="240" w:lineRule="auto"/>
-      </w:pPr>
-      <w:r>
-        <w:t>it inside the archive folder.</w:t>
-      </w:r>
-    </w:p>
-    <w:p>
-      <w:pPr>
-        <w:spacing w:after="0" w:line="240" w:lineRule="auto"/>
-      </w:pPr>
-    </w:p>
-    <w:p>
-      <w:pPr>
-        <w:spacing w:after="0" w:line="240" w:lineRule="auto"/>
-      </w:pPr>
+        <w:t xml:space="preserve"> to redshift, and this function</w:t>
+      </w:r>
+    </w:p>
+    <w:p>
+      <w:pPr>
+        <w:spacing w:after="0" w:line="240" w:lineRule="auto"/>
+      </w:pPr>
+      <w:r>
+        <w:t>writes the data into the respective redshift table, which in this case is genre level KPIs.</w:t>
+      </w:r>
+    </w:p>
+    <w:p>
+      <w:pPr>
+        <w:spacing w:after="0" w:line="240" w:lineRule="auto"/>
+      </w:pPr>
+      <w:r>
+        <w:t>All right.</w:t>
+      </w:r>
     </w:p>
     <w:p>
       <w:pPr>
@@ -11747,31 +14367,15 @@
       </w:r>
       <w:proofErr w:type="gramEnd"/>
       <w:r>
-        <w:t xml:space="preserve"> this is to ensure the same file does not get processed again unnecessarily.</w:t>
-      </w:r>
-    </w:p>
-    <w:p>
-      <w:pPr>
-        <w:spacing w:after="0" w:line="240" w:lineRule="auto"/>
-      </w:pPr>
-      <w:r>
-        <w:t>And we have a Python dictionary called required columns which has a set of key value pairs.</w:t>
-      </w:r>
-    </w:p>
-    <w:p>
-      <w:pPr>
-        <w:spacing w:after="0" w:line="240" w:lineRule="auto"/>
-      </w:pPr>
-      <w:r>
-        <w:t>Now the key is the name of the data set.</w:t>
-      </w:r>
-    </w:p>
-    <w:p>
-      <w:pPr>
-        <w:spacing w:after="0" w:line="240" w:lineRule="auto"/>
-      </w:pPr>
-      <w:r>
-        <w:t>And the value is the set of input attributes that's supposed to exist in each of the data sets, which</w:t>
+        <w:t xml:space="preserve"> the insert is not a straightforward insert.</w:t>
+      </w:r>
+    </w:p>
+    <w:p>
+      <w:pPr>
+        <w:spacing w:after="0" w:line="240" w:lineRule="auto"/>
+      </w:pPr>
+      <w:r>
+        <w:t>It's an absurd merge operation.</w:t>
       </w:r>
     </w:p>
     <w:p>
@@ -11780,88 +14384,104 @@
       </w:pPr>
       <w:proofErr w:type="gramStart"/>
       <w:r>
-        <w:t>basically</w:t>
+        <w:t>So</w:t>
       </w:r>
       <w:proofErr w:type="gramEnd"/>
       <w:r>
-        <w:t xml:space="preserve"> means songs is supposed to have all these input columns.</w:t>
-      </w:r>
-    </w:p>
-    <w:p>
-      <w:pPr>
-        <w:spacing w:after="0" w:line="240" w:lineRule="auto"/>
-      </w:pPr>
-      <w:r>
-        <w:t>Similarly, you have streams and users.</w:t>
-      </w:r>
-    </w:p>
-    <w:p>
-      <w:pPr>
-        <w:spacing w:after="0" w:line="240" w:lineRule="auto"/>
-      </w:pPr>
-      <w:r>
-        <w:t>We then have a couple of utility functions which are being invoked in the subsequent functions.</w:t>
-      </w:r>
-    </w:p>
-    <w:p>
-      <w:pPr>
-        <w:spacing w:after="0" w:line="240" w:lineRule="auto"/>
-      </w:pPr>
-      <w:r>
-        <w:t>Now let's scroll all the way down to where the Dag begins.</w:t>
-      </w:r>
-    </w:p>
-    <w:p>
-      <w:pPr>
-        <w:spacing w:after="0" w:line="240" w:lineRule="auto"/>
-      </w:pPr>
+        <w:t xml:space="preserve"> if you go to this </w:t>
+      </w:r>
       <w:proofErr w:type="gramStart"/>
       <w:r>
+        <w:t>function</w:t>
+      </w:r>
+      <w:proofErr w:type="gramEnd"/>
+      <w:r>
+        <w:t xml:space="preserve"> you will see it accepts a panda's data frame, the name of the table and</w:t>
+      </w:r>
+    </w:p>
+    <w:p>
+      <w:pPr>
+        <w:spacing w:after="0" w:line="240" w:lineRule="auto"/>
+      </w:pPr>
+      <w:r>
+        <w:t>the ID columns on which to join.</w:t>
+      </w:r>
+    </w:p>
+    <w:p>
+      <w:pPr>
+        <w:spacing w:after="0" w:line="240" w:lineRule="auto"/>
+      </w:pPr>
+      <w:r>
+        <w:t>We're using the PostgreSQL hook here and we pass the connection ID to the hook.</w:t>
+      </w:r>
+    </w:p>
+    <w:p>
+      <w:pPr>
+        <w:spacing w:after="0" w:line="240" w:lineRule="auto"/>
+      </w:pPr>
+      <w:r>
+        <w:t>It's called redshift underscore default.</w:t>
+      </w:r>
+    </w:p>
+    <w:p>
+      <w:pPr>
+        <w:spacing w:after="0" w:line="240" w:lineRule="auto"/>
+      </w:pPr>
+      <w:r>
+        <w:t>And this is a connection that we have not created yet.</w:t>
+      </w:r>
+    </w:p>
+    <w:p>
+      <w:pPr>
+        <w:spacing w:after="0" w:line="240" w:lineRule="auto"/>
+      </w:pPr>
+      <w:r>
+        <w:t>We will create the connection using the airflow UI when we get to the execution of it.</w:t>
+      </w:r>
+    </w:p>
+    <w:p>
+      <w:pPr>
+        <w:spacing w:after="0" w:line="240" w:lineRule="auto"/>
+      </w:pPr>
+      <w:proofErr w:type="gramStart"/>
+      <w:r>
         <w:t>So</w:t>
       </w:r>
       <w:proofErr w:type="gramEnd"/>
       <w:r>
-        <w:t xml:space="preserve"> on line 255 you will see the Dag execution starts.</w:t>
-      </w:r>
-    </w:p>
-    <w:p>
-      <w:pPr>
-        <w:spacing w:after="0" w:line="240" w:lineRule="auto"/>
-      </w:pPr>
-      <w:r>
-        <w:t>It's called data validation and KPI computation.</w:t>
-      </w:r>
-    </w:p>
-    <w:p>
-      <w:pPr>
-        <w:spacing w:after="0" w:line="240" w:lineRule="auto"/>
-      </w:pPr>
-      <w:r>
-        <w:t>You can change the name as you wish.</w:t>
-      </w:r>
-    </w:p>
-    <w:p>
-      <w:pPr>
-        <w:spacing w:after="0" w:line="240" w:lineRule="auto"/>
-      </w:pPr>
-      <w:r>
-        <w:t>We pass the default arguments to it, and it is scheduled to run every day.</w:t>
-      </w:r>
-    </w:p>
-    <w:p>
-      <w:pPr>
-        <w:spacing w:after="0" w:line="240" w:lineRule="auto"/>
-      </w:pPr>
-      <w:r>
-        <w:t>The very first task inside this Dag is called Validate datasets, which invokes the function validate</w:t>
-      </w:r>
-    </w:p>
-    <w:p>
-      <w:pPr>
-        <w:spacing w:after="0" w:line="240" w:lineRule="auto"/>
-      </w:pPr>
-      <w:r>
-        <w:t>datasets, and you can see how I'm invoking it using the argument Python callable.</w:t>
+        <w:t xml:space="preserve"> we define the </w:t>
+      </w:r>
+      <w:proofErr w:type="spellStart"/>
+      <w:r>
+        <w:t>the</w:t>
+      </w:r>
+      <w:proofErr w:type="spellEnd"/>
+      <w:r>
+        <w:t xml:space="preserve"> hook.</w:t>
+      </w:r>
+    </w:p>
+    <w:p>
+      <w:pPr>
+        <w:spacing w:after="0" w:line="240" w:lineRule="auto"/>
+      </w:pPr>
+      <w:r>
+        <w:t>We create a connection.</w:t>
+      </w:r>
+    </w:p>
+    <w:p>
+      <w:pPr>
+        <w:spacing w:after="0" w:line="240" w:lineRule="auto"/>
+      </w:pPr>
+      <w:r>
+        <w:t>We create a cursor.</w:t>
+      </w:r>
+    </w:p>
+    <w:p>
+      <w:pPr>
+        <w:spacing w:after="0" w:line="240" w:lineRule="auto"/>
+      </w:pPr>
+      <w:r>
+        <w:t>And this is where the execution begins.</w:t>
       </w:r>
     </w:p>
     <w:p>
@@ -11874,15 +14494,23 @@
       </w:r>
       <w:proofErr w:type="gramEnd"/>
       <w:r>
-        <w:t xml:space="preserve"> this is the name of the function that will be invoked.</w:t>
-      </w:r>
-    </w:p>
-    <w:p>
-      <w:pPr>
-        <w:spacing w:after="0" w:line="240" w:lineRule="auto"/>
-      </w:pPr>
-      <w:r>
-        <w:t>And this is just the unique identifier for that task.</w:t>
+        <w:t xml:space="preserve"> at first every time a new batch of data arrives, we ingest that data into a temp table for that</w:t>
+      </w:r>
+    </w:p>
+    <w:p>
+      <w:pPr>
+        <w:spacing w:after="0" w:line="240" w:lineRule="auto"/>
+      </w:pPr>
+      <w:r>
+        <w:t>respective table.</w:t>
+      </w:r>
+    </w:p>
+    <w:p>
+      <w:pPr>
+        <w:spacing w:after="0" w:line="240" w:lineRule="auto"/>
+      </w:pPr>
+      <w:r>
+        <w:t>All right.</w:t>
       </w:r>
     </w:p>
     <w:p>
@@ -11895,39 +14523,15 @@
       </w:r>
       <w:proofErr w:type="gramEnd"/>
       <w:r>
-        <w:t xml:space="preserve"> let's go to validate datasets which is a function defined above.</w:t>
-      </w:r>
-    </w:p>
-    <w:p>
-      <w:pPr>
-        <w:spacing w:after="0" w:line="240" w:lineRule="auto"/>
-      </w:pPr>
-      <w:r>
-        <w:t>And you can see this function is pure and simple Python.</w:t>
-      </w:r>
-    </w:p>
-    <w:p>
-      <w:pPr>
-        <w:spacing w:after="0" w:line="240" w:lineRule="auto"/>
-      </w:pPr>
-      <w:r>
-        <w:t>All it does is return a Python dictionary with a set of key value pairs.</w:t>
-      </w:r>
-    </w:p>
-    <w:p>
-      <w:pPr>
-        <w:spacing w:after="0" w:line="240" w:lineRule="auto"/>
-      </w:pPr>
-      <w:r>
-        <w:t>The key is going to be the name of the dataset, and the value is going to be true or false, depending</w:t>
-      </w:r>
-    </w:p>
-    <w:p>
-      <w:pPr>
-        <w:spacing w:after="0" w:line="240" w:lineRule="auto"/>
-      </w:pPr>
-      <w:r>
-        <w:t>on whether the validation for that dataset passed or failed.</w:t>
+        <w:t xml:space="preserve"> it's temp underscore table name, whatever the table name is at the genre level KPIs or hourly KPIs.</w:t>
+      </w:r>
+    </w:p>
+    <w:p>
+      <w:pPr>
+        <w:spacing w:after="0" w:line="240" w:lineRule="auto"/>
+      </w:pPr>
+      <w:r>
+        <w:t>Now once the data is ingested into the temp table then we begin our transaction.</w:t>
       </w:r>
     </w:p>
     <w:p>
@@ -11940,14 +14544,100 @@
       </w:r>
       <w:proofErr w:type="gramEnd"/>
       <w:r>
-        <w:t xml:space="preserve"> this is going to return true for all the three datasets if the required columns exist in the CSV</w:t>
-      </w:r>
-    </w:p>
-    <w:p>
-      <w:pPr>
-        <w:spacing w:after="0" w:line="240" w:lineRule="auto"/>
-      </w:pPr>
-      <w:r>
+        <w:t xml:space="preserve"> we delete from the main table using the temp table on the delete conditions, and once the data has</w:t>
+      </w:r>
+    </w:p>
+    <w:p>
+      <w:pPr>
+        <w:spacing w:after="0" w:line="240" w:lineRule="auto"/>
+      </w:pPr>
+      <w:r>
+        <w:t>been deleted from the main table, we ingest into the main table using the data from the temp table.</w:t>
+      </w:r>
+    </w:p>
+    <w:p>
+      <w:pPr>
+        <w:spacing w:after="0" w:line="240" w:lineRule="auto"/>
+      </w:pPr>
+      <w:r>
+        <w:t>All right.</w:t>
+      </w:r>
+    </w:p>
+    <w:p>
+      <w:pPr>
+        <w:spacing w:after="0" w:line="240" w:lineRule="auto"/>
+      </w:pPr>
+      <w:r>
+        <w:t xml:space="preserve">And </w:t>
+      </w:r>
+      <w:proofErr w:type="gramStart"/>
+      <w:r>
+        <w:t>finally</w:t>
+      </w:r>
+      <w:proofErr w:type="gramEnd"/>
+      <w:r>
+        <w:t xml:space="preserve"> we truncate the temp table and commit the transaction.</w:t>
+      </w:r>
+    </w:p>
+    <w:p>
+      <w:pPr>
+        <w:spacing w:after="0" w:line="240" w:lineRule="auto"/>
+      </w:pPr>
+      <w:r>
+        <w:t xml:space="preserve">So that's what's happening inside </w:t>
+      </w:r>
+      <w:proofErr w:type="spellStart"/>
+      <w:r>
+        <w:t>Upsert</w:t>
+      </w:r>
+      <w:proofErr w:type="spellEnd"/>
+      <w:r>
+        <w:t xml:space="preserve"> to redshift.</w:t>
+      </w:r>
+    </w:p>
+    <w:p>
+      <w:pPr>
+        <w:spacing w:after="0" w:line="240" w:lineRule="auto"/>
+      </w:pPr>
+      <w:r>
+        <w:t>Let's go further down now.</w:t>
+      </w:r>
+    </w:p>
+    <w:p>
+      <w:pPr>
+        <w:spacing w:after="0" w:line="240" w:lineRule="auto"/>
+      </w:pPr>
+      <w:proofErr w:type="gramStart"/>
+      <w:r>
+        <w:t>So</w:t>
+      </w:r>
+      <w:proofErr w:type="gramEnd"/>
+      <w:r>
+        <w:t xml:space="preserve"> these are the two tasks which is which are performing the data transformation logic and ingesting</w:t>
+      </w:r>
+    </w:p>
+    <w:p>
+      <w:pPr>
+        <w:spacing w:after="0" w:line="240" w:lineRule="auto"/>
+      </w:pPr>
+      <w:r>
+        <w:t>it into redshift.</w:t>
+      </w:r>
+    </w:p>
+    <w:p>
+      <w:pPr>
+        <w:spacing w:after="0" w:line="240" w:lineRule="auto"/>
+      </w:pPr>
+      <w:r>
+        <w:t>And then we have something called move files which is a task which invokes the function move processed</w:t>
+      </w:r>
+    </w:p>
+    <w:p>
+      <w:pPr>
+        <w:spacing w:after="0" w:line="240" w:lineRule="auto"/>
+      </w:pPr>
+      <w:r>
+        <w:lastRenderedPageBreak/>
         <w:t>files.</w:t>
       </w:r>
     </w:p>
@@ -11955,706 +14645,7 @@
       <w:pPr>
         <w:spacing w:after="0" w:line="240" w:lineRule="auto"/>
       </w:pPr>
-      <w:proofErr w:type="gramStart"/>
-      <w:r>
-        <w:t>So</w:t>
-      </w:r>
-      <w:proofErr w:type="gramEnd"/>
-      <w:r>
-        <w:t xml:space="preserve"> you can see I'm validating the songs dataset the </w:t>
-      </w:r>
-      <w:proofErr w:type="gramStart"/>
-      <w:r>
-        <w:t>users</w:t>
-      </w:r>
-      <w:proofErr w:type="gramEnd"/>
-      <w:r>
-        <w:t xml:space="preserve"> dataset.</w:t>
-      </w:r>
-    </w:p>
-    <w:p>
-      <w:pPr>
-        <w:spacing w:after="0" w:line="240" w:lineRule="auto"/>
-      </w:pPr>
-      <w:r>
-        <w:t xml:space="preserve">And </w:t>
-      </w:r>
-      <w:proofErr w:type="gramStart"/>
-      <w:r>
-        <w:t>finally</w:t>
-      </w:r>
-      <w:proofErr w:type="gramEnd"/>
-      <w:r>
-        <w:t xml:space="preserve"> you have the streams.</w:t>
-      </w:r>
-    </w:p>
-    <w:p>
-      <w:pPr>
-        <w:spacing w:after="0" w:line="240" w:lineRule="auto"/>
-      </w:pPr>
-      <w:r>
-        <w:t>And what's returned is a simple Python dictionary.</w:t>
-      </w:r>
-    </w:p>
-    <w:p>
-      <w:pPr>
-        <w:spacing w:after="0" w:line="240" w:lineRule="auto"/>
-        <w:rPr>
-          <w:u w:val="single"/>
-        </w:rPr>
-      </w:pPr>
-      <w:r>
-        <w:rPr>
-          <w:u w:val="single"/>
-        </w:rPr>
-        <w:t>So that's your first task.</w:t>
-      </w:r>
-    </w:p>
-    <w:p>
-      <w:pPr>
-        <w:spacing w:after="0" w:line="240" w:lineRule="auto"/>
-      </w:pPr>
-    </w:p>
-    <w:p>
-      <w:pPr>
-        <w:spacing w:after="0" w:line="240" w:lineRule="auto"/>
-      </w:pPr>
-    </w:p>
-    <w:p>
-      <w:pPr>
-        <w:spacing w:after="0" w:line="240" w:lineRule="auto"/>
-      </w:pPr>
-      <w:r>
-        <w:t>And next we have a task called check validation, which invokes a function called branch task.</w:t>
-      </w:r>
-    </w:p>
-    <w:p>
-      <w:pPr>
-        <w:spacing w:after="0" w:line="240" w:lineRule="auto"/>
-      </w:pPr>
-      <w:r>
-        <w:t>And if you pay attention, you will see a new argument here called provide context.</w:t>
-      </w:r>
-    </w:p>
-    <w:p>
-      <w:pPr>
-        <w:spacing w:after="0" w:line="240" w:lineRule="auto"/>
-      </w:pPr>
-      <w:r>
-        <w:t>The value of which is set to true.</w:t>
-      </w:r>
-    </w:p>
-    <w:p>
-      <w:pPr>
-        <w:spacing w:after="0" w:line="240" w:lineRule="auto"/>
-      </w:pPr>
-      <w:r>
-        <w:t xml:space="preserve">Now this basically means we're using </w:t>
-      </w:r>
-      <w:proofErr w:type="spellStart"/>
-      <w:r>
-        <w:t>Xcom</w:t>
-      </w:r>
-      <w:proofErr w:type="spellEnd"/>
-      <w:r>
-        <w:t xml:space="preserve"> in order to pass data between these two tasks.</w:t>
-      </w:r>
-    </w:p>
-    <w:p>
-      <w:pPr>
-        <w:spacing w:after="0" w:line="240" w:lineRule="auto"/>
-      </w:pPr>
-      <w:r>
-        <w:t>All right.</w:t>
-      </w:r>
-    </w:p>
-    <w:p>
-      <w:pPr>
-        <w:spacing w:after="0" w:line="240" w:lineRule="auto"/>
-      </w:pPr>
-      <w:proofErr w:type="gramStart"/>
-      <w:r>
-        <w:t>So</w:t>
-      </w:r>
-      <w:proofErr w:type="gramEnd"/>
-      <w:r>
-        <w:t xml:space="preserve"> if you set the value of provide context to true, this is going to pass a task instance to the function</w:t>
-      </w:r>
-    </w:p>
-    <w:p>
-      <w:pPr>
-        <w:spacing w:after="0" w:line="240" w:lineRule="auto"/>
-      </w:pPr>
-      <w:r>
-        <w:t>that is being invoked which in this case is branch task.</w:t>
-      </w:r>
-    </w:p>
-    <w:p>
-      <w:pPr>
-        <w:spacing w:after="0" w:line="240" w:lineRule="auto"/>
-      </w:pPr>
-      <w:proofErr w:type="gramStart"/>
-      <w:r>
-        <w:t>So</w:t>
-      </w:r>
-      <w:proofErr w:type="gramEnd"/>
-      <w:r>
-        <w:t xml:space="preserve"> let's go to this function.</w:t>
-      </w:r>
-    </w:p>
-    <w:p>
-      <w:pPr>
-        <w:spacing w:after="0" w:line="240" w:lineRule="auto"/>
-      </w:pPr>
-      <w:r>
-        <w:t>And you can see there's an input argument called t which stands for task instance.</w:t>
-      </w:r>
-    </w:p>
-    <w:p>
-      <w:pPr>
-        <w:spacing w:after="0" w:line="240" w:lineRule="auto"/>
-      </w:pPr>
-      <w:r>
-        <w:t>You can change the name or call it whatever you want.</w:t>
-      </w:r>
-    </w:p>
-    <w:p>
-      <w:pPr>
-        <w:spacing w:after="0" w:line="240" w:lineRule="auto"/>
-      </w:pPr>
-      <w:r>
-        <w:t xml:space="preserve">And using T I am invoking </w:t>
-      </w:r>
-      <w:proofErr w:type="spellStart"/>
-      <w:r>
-        <w:t>Xcom</w:t>
-      </w:r>
-      <w:proofErr w:type="spellEnd"/>
-      <w:r>
-        <w:t xml:space="preserve"> underscore pool in order to pull the value which is returned by this</w:t>
-      </w:r>
-    </w:p>
-    <w:p>
-      <w:pPr>
-        <w:spacing w:after="0" w:line="240" w:lineRule="auto"/>
-      </w:pPr>
-      <w:r>
-        <w:t>task, which is validate data sets.</w:t>
-      </w:r>
-    </w:p>
-    <w:p>
-      <w:pPr>
-        <w:spacing w:after="0" w:line="240" w:lineRule="auto"/>
-      </w:pPr>
-      <w:r>
-        <w:t>All right.</w:t>
-      </w:r>
-    </w:p>
-    <w:p>
-      <w:pPr>
-        <w:spacing w:after="0" w:line="240" w:lineRule="auto"/>
-      </w:pPr>
-      <w:proofErr w:type="gramStart"/>
-      <w:r>
-        <w:t>So</w:t>
-      </w:r>
-      <w:proofErr w:type="gramEnd"/>
-      <w:r>
-        <w:t xml:space="preserve"> if you remember validate data sets returns a Python dictionary called validation results.</w:t>
-      </w:r>
-    </w:p>
-    <w:p>
-      <w:pPr>
-        <w:spacing w:after="0" w:line="240" w:lineRule="auto"/>
-      </w:pPr>
-      <w:r>
-        <w:lastRenderedPageBreak/>
-        <w:t xml:space="preserve">And using </w:t>
-      </w:r>
-      <w:proofErr w:type="spellStart"/>
-      <w:r>
-        <w:t>Xcom</w:t>
-      </w:r>
-      <w:proofErr w:type="spellEnd"/>
-      <w:r>
-        <w:t xml:space="preserve"> underscore pool I'm able to access it and store it inside a Python variable called validation</w:t>
-      </w:r>
-    </w:p>
-    <w:p>
-      <w:pPr>
-        <w:spacing w:after="0" w:line="240" w:lineRule="auto"/>
-      </w:pPr>
-      <w:r>
-        <w:t>results.</w:t>
-      </w:r>
-    </w:p>
-    <w:p>
-      <w:pPr>
-        <w:spacing w:after="0" w:line="240" w:lineRule="auto"/>
-      </w:pPr>
-      <w:r>
-        <w:t>And in the next line, all I'm doing is checking if the validation has passed, and if all the three</w:t>
-      </w:r>
-    </w:p>
-    <w:p>
-      <w:pPr>
-        <w:spacing w:after="0" w:line="240" w:lineRule="auto"/>
-      </w:pPr>
-      <w:r>
-        <w:t>data sets have been validated successfully, then this function is going to return a string called calculate</w:t>
-      </w:r>
-    </w:p>
-    <w:p>
-      <w:pPr>
-        <w:spacing w:after="0" w:line="240" w:lineRule="auto"/>
-      </w:pPr>
-      <w:r>
-        <w:t>genre level KPIs.</w:t>
-      </w:r>
-    </w:p>
-    <w:p>
-      <w:pPr>
-        <w:spacing w:after="0" w:line="240" w:lineRule="auto"/>
-      </w:pPr>
-      <w:r>
-        <w:t>It's a string, and if any of the three data sets fail, then it's going to end the Dag, which basically</w:t>
-      </w:r>
-    </w:p>
-    <w:p>
-      <w:pPr>
-        <w:spacing w:after="0" w:line="240" w:lineRule="auto"/>
-      </w:pPr>
-      <w:r>
-        <w:t>means it's going to return a string called end Dag.</w:t>
-      </w:r>
-    </w:p>
-    <w:p>
-      <w:pPr>
-        <w:spacing w:after="0" w:line="240" w:lineRule="auto"/>
-      </w:pPr>
-      <w:r>
-        <w:t>And we'll see how the strings string values are being used.</w:t>
-      </w:r>
-    </w:p>
-    <w:p>
-      <w:pPr>
-        <w:spacing w:after="0" w:line="240" w:lineRule="auto"/>
-      </w:pPr>
-      <w:proofErr w:type="gramStart"/>
-      <w:r>
-        <w:t>So</w:t>
-      </w:r>
-      <w:proofErr w:type="gramEnd"/>
-      <w:r>
-        <w:t xml:space="preserve"> after validating the data sets and calling the branch operator, the next two tasks have our data</w:t>
-      </w:r>
-    </w:p>
-    <w:p>
-      <w:pPr>
-        <w:spacing w:after="0" w:line="240" w:lineRule="auto"/>
-      </w:pPr>
-      <w:r>
-        <w:t>transformation logic that we've already seen and executed from our local system.</w:t>
-      </w:r>
-    </w:p>
-    <w:p>
-      <w:pPr>
-        <w:spacing w:after="0" w:line="240" w:lineRule="auto"/>
-      </w:pPr>
-      <w:r>
-        <w:t>Right.</w:t>
-      </w:r>
-    </w:p>
-    <w:p>
-      <w:pPr>
-        <w:spacing w:after="0" w:line="240" w:lineRule="auto"/>
-      </w:pPr>
-      <w:proofErr w:type="gramStart"/>
-      <w:r>
-        <w:t>So</w:t>
-      </w:r>
-      <w:proofErr w:type="gramEnd"/>
-      <w:r>
-        <w:t xml:space="preserve"> you have the calculate genre level KPIs and the hourly KPIs.</w:t>
-      </w:r>
-    </w:p>
-    <w:p>
-      <w:pPr>
-        <w:spacing w:after="0" w:line="240" w:lineRule="auto"/>
-      </w:pPr>
-      <w:r>
-        <w:t>So let me go to this function.</w:t>
-      </w:r>
-    </w:p>
-    <w:p>
-      <w:pPr>
-        <w:spacing w:after="0" w:line="240" w:lineRule="auto"/>
-      </w:pPr>
-      <w:r>
-        <w:t>Which is right here.</w:t>
-      </w:r>
-    </w:p>
-    <w:p>
-      <w:pPr>
-        <w:spacing w:after="0" w:line="240" w:lineRule="auto"/>
-      </w:pPr>
-      <w:r>
-        <w:t>And it's quite simple.</w:t>
-      </w:r>
-    </w:p>
-    <w:p>
-      <w:pPr>
-        <w:spacing w:after="0" w:line="240" w:lineRule="auto"/>
-      </w:pPr>
-      <w:r>
-        <w:t>It's the same line of codes.</w:t>
-      </w:r>
-    </w:p>
-    <w:p>
-      <w:pPr>
-        <w:spacing w:after="0" w:line="240" w:lineRule="auto"/>
-      </w:pPr>
-      <w:r>
-        <w:t>It's just that by leading we are reading the input files from S3 as opposed to reading from a local</w:t>
-      </w:r>
-    </w:p>
-    <w:p>
-      <w:pPr>
-        <w:spacing w:after="0" w:line="240" w:lineRule="auto"/>
-      </w:pPr>
-      <w:r>
-        <w:t>system.</w:t>
-      </w:r>
-    </w:p>
-    <w:p>
-      <w:pPr>
-        <w:spacing w:after="0" w:line="240" w:lineRule="auto"/>
-      </w:pPr>
-      <w:r>
-        <w:t>That's the only difference.</w:t>
-      </w:r>
-    </w:p>
-    <w:p>
-      <w:pPr>
-        <w:spacing w:after="0" w:line="240" w:lineRule="auto"/>
-      </w:pPr>
-      <w:r>
-        <w:t xml:space="preserve">And right at the end you will see I'm invoking a function called </w:t>
-      </w:r>
-      <w:proofErr w:type="spellStart"/>
-      <w:r>
-        <w:t>upsert</w:t>
-      </w:r>
-      <w:proofErr w:type="spellEnd"/>
-      <w:r>
-        <w:t xml:space="preserve"> to redshift, and this function</w:t>
-      </w:r>
-    </w:p>
-    <w:p>
-      <w:pPr>
-        <w:spacing w:after="0" w:line="240" w:lineRule="auto"/>
-      </w:pPr>
-      <w:r>
-        <w:t>writes the data into the respective redshift table, which in this case is genre level KPIs.</w:t>
-      </w:r>
-    </w:p>
-    <w:p>
-      <w:pPr>
-        <w:spacing w:after="0" w:line="240" w:lineRule="auto"/>
-      </w:pPr>
-      <w:r>
-        <w:t>All right.</w:t>
-      </w:r>
-    </w:p>
-    <w:p>
-      <w:pPr>
-        <w:spacing w:after="0" w:line="240" w:lineRule="auto"/>
-      </w:pPr>
-      <w:proofErr w:type="gramStart"/>
-      <w:r>
-        <w:t>So</w:t>
-      </w:r>
-      <w:proofErr w:type="gramEnd"/>
-      <w:r>
-        <w:t xml:space="preserve"> the insert is not a straightforward insert.</w:t>
-      </w:r>
-    </w:p>
-    <w:p>
-      <w:pPr>
-        <w:spacing w:after="0" w:line="240" w:lineRule="auto"/>
-      </w:pPr>
-      <w:r>
-        <w:t>It's an absurd merge operation.</w:t>
-      </w:r>
-    </w:p>
-    <w:p>
-      <w:pPr>
-        <w:spacing w:after="0" w:line="240" w:lineRule="auto"/>
-      </w:pPr>
-      <w:proofErr w:type="gramStart"/>
-      <w:r>
-        <w:t>So</w:t>
-      </w:r>
-      <w:proofErr w:type="gramEnd"/>
-      <w:r>
-        <w:t xml:space="preserve"> if you go to this </w:t>
-      </w:r>
-      <w:proofErr w:type="gramStart"/>
-      <w:r>
-        <w:t>function</w:t>
-      </w:r>
-      <w:proofErr w:type="gramEnd"/>
-      <w:r>
-        <w:t xml:space="preserve"> you will see it accepts a panda's data frame, the name of the table and</w:t>
-      </w:r>
-    </w:p>
-    <w:p>
-      <w:pPr>
-        <w:spacing w:after="0" w:line="240" w:lineRule="auto"/>
-      </w:pPr>
-      <w:r>
-        <w:t>the ID columns on which to join.</w:t>
-      </w:r>
-    </w:p>
-    <w:p>
-      <w:pPr>
-        <w:spacing w:after="0" w:line="240" w:lineRule="auto"/>
-      </w:pPr>
-      <w:r>
-        <w:t>We're using the PostgreSQL hook here and we pass the connection ID to the hook.</w:t>
-      </w:r>
-    </w:p>
-    <w:p>
-      <w:pPr>
-        <w:spacing w:after="0" w:line="240" w:lineRule="auto"/>
-      </w:pPr>
-      <w:r>
-        <w:t>It's called redshift underscore default.</w:t>
-      </w:r>
-    </w:p>
-    <w:p>
-      <w:pPr>
-        <w:spacing w:after="0" w:line="240" w:lineRule="auto"/>
-      </w:pPr>
-      <w:r>
-        <w:t>And this is a connection that we have not created yet.</w:t>
-      </w:r>
-    </w:p>
-    <w:p>
-      <w:pPr>
-        <w:spacing w:after="0" w:line="240" w:lineRule="auto"/>
-      </w:pPr>
-      <w:r>
-        <w:t>We will create the connection using the airflow UI when we get to the execution of it.</w:t>
-      </w:r>
-    </w:p>
-    <w:p>
-      <w:pPr>
-        <w:spacing w:after="0" w:line="240" w:lineRule="auto"/>
-      </w:pPr>
-      <w:proofErr w:type="gramStart"/>
-      <w:r>
-        <w:t>So</w:t>
-      </w:r>
-      <w:proofErr w:type="gramEnd"/>
-      <w:r>
-        <w:t xml:space="preserve"> we define the </w:t>
-      </w:r>
-      <w:proofErr w:type="spellStart"/>
-      <w:r>
-        <w:t>the</w:t>
-      </w:r>
-      <w:proofErr w:type="spellEnd"/>
-      <w:r>
-        <w:t xml:space="preserve"> hook.</w:t>
-      </w:r>
-    </w:p>
-    <w:p>
-      <w:pPr>
-        <w:spacing w:after="0" w:line="240" w:lineRule="auto"/>
-      </w:pPr>
-      <w:r>
-        <w:t>We create a connection.</w:t>
-      </w:r>
-    </w:p>
-    <w:p>
-      <w:pPr>
-        <w:spacing w:after="0" w:line="240" w:lineRule="auto"/>
-      </w:pPr>
-      <w:r>
-        <w:t>We create a cursor.</w:t>
-      </w:r>
-    </w:p>
-    <w:p>
-      <w:pPr>
-        <w:spacing w:after="0" w:line="240" w:lineRule="auto"/>
-      </w:pPr>
-      <w:r>
-        <w:t>And this is where the execution begins.</w:t>
-      </w:r>
-    </w:p>
-    <w:p>
-      <w:pPr>
-        <w:spacing w:after="0" w:line="240" w:lineRule="auto"/>
-      </w:pPr>
-      <w:proofErr w:type="gramStart"/>
-      <w:r>
-        <w:t>So</w:t>
-      </w:r>
-      <w:proofErr w:type="gramEnd"/>
-      <w:r>
-        <w:t xml:space="preserve"> at first every time a new batch of data arrives, we ingest that data into a temp table for that</w:t>
-      </w:r>
-    </w:p>
-    <w:p>
-      <w:pPr>
-        <w:spacing w:after="0" w:line="240" w:lineRule="auto"/>
-      </w:pPr>
-      <w:r>
-        <w:t>respective table.</w:t>
-      </w:r>
-    </w:p>
-    <w:p>
-      <w:pPr>
-        <w:spacing w:after="0" w:line="240" w:lineRule="auto"/>
-      </w:pPr>
-      <w:r>
-        <w:t>All right.</w:t>
-      </w:r>
-    </w:p>
-    <w:p>
-      <w:pPr>
-        <w:spacing w:after="0" w:line="240" w:lineRule="auto"/>
-      </w:pPr>
-      <w:proofErr w:type="gramStart"/>
-      <w:r>
-        <w:t>So</w:t>
-      </w:r>
-      <w:proofErr w:type="gramEnd"/>
-      <w:r>
-        <w:t xml:space="preserve"> it's temp underscore table name, whatever the table name is at the genre level KPIs or hourly KPIs.</w:t>
-      </w:r>
-    </w:p>
-    <w:p>
-      <w:pPr>
-        <w:spacing w:after="0" w:line="240" w:lineRule="auto"/>
-      </w:pPr>
-      <w:r>
-        <w:t>Now once the data is ingested into the temp table then we begin our transaction.</w:t>
-      </w:r>
-    </w:p>
-    <w:p>
-      <w:pPr>
-        <w:spacing w:after="0" w:line="240" w:lineRule="auto"/>
-      </w:pPr>
-      <w:proofErr w:type="gramStart"/>
-      <w:r>
-        <w:t>So</w:t>
-      </w:r>
-      <w:proofErr w:type="gramEnd"/>
-      <w:r>
-        <w:t xml:space="preserve"> we delete from the main table using the temp table on the delete conditions, and once the data has</w:t>
-      </w:r>
-    </w:p>
-    <w:p>
-      <w:pPr>
-        <w:spacing w:after="0" w:line="240" w:lineRule="auto"/>
-      </w:pPr>
-      <w:r>
-        <w:t>been deleted from the main table, we ingest into the main table using the data from the temp table.</w:t>
-      </w:r>
-    </w:p>
-    <w:p>
-      <w:pPr>
-        <w:spacing w:after="0" w:line="240" w:lineRule="auto"/>
-      </w:pPr>
-      <w:r>
-        <w:t>All right.</w:t>
-      </w:r>
-    </w:p>
-    <w:p>
-      <w:pPr>
-        <w:spacing w:after="0" w:line="240" w:lineRule="auto"/>
-      </w:pPr>
-      <w:r>
-        <w:t xml:space="preserve">And </w:t>
-      </w:r>
-      <w:proofErr w:type="gramStart"/>
-      <w:r>
-        <w:t>finally</w:t>
-      </w:r>
-      <w:proofErr w:type="gramEnd"/>
-      <w:r>
-        <w:t xml:space="preserve"> we truncate the temp table and commit the transaction.</w:t>
-      </w:r>
-    </w:p>
-    <w:p>
-      <w:pPr>
-        <w:spacing w:after="0" w:line="240" w:lineRule="auto"/>
-      </w:pPr>
-      <w:r>
-        <w:t xml:space="preserve">So that's what's happening inside </w:t>
-      </w:r>
-      <w:proofErr w:type="spellStart"/>
-      <w:r>
-        <w:t>Upsert</w:t>
-      </w:r>
-      <w:proofErr w:type="spellEnd"/>
-      <w:r>
-        <w:t xml:space="preserve"> to redshift.</w:t>
-      </w:r>
-    </w:p>
-    <w:p>
-      <w:pPr>
-        <w:spacing w:after="0" w:line="240" w:lineRule="auto"/>
-      </w:pPr>
-      <w:r>
-        <w:t>Let's go further down now.</w:t>
-      </w:r>
-    </w:p>
-    <w:p>
-      <w:pPr>
-        <w:spacing w:after="0" w:line="240" w:lineRule="auto"/>
-      </w:pPr>
-      <w:proofErr w:type="gramStart"/>
-      <w:r>
-        <w:t>So</w:t>
-      </w:r>
-      <w:proofErr w:type="gramEnd"/>
-      <w:r>
-        <w:t xml:space="preserve"> these are the two tasks which is which are performing the data transformation logic and ingesting</w:t>
-      </w:r>
-    </w:p>
-    <w:p>
-      <w:pPr>
-        <w:spacing w:after="0" w:line="240" w:lineRule="auto"/>
-      </w:pPr>
-      <w:r>
-        <w:t>it into redshift.</w:t>
-      </w:r>
-    </w:p>
-    <w:p>
-      <w:pPr>
-        <w:spacing w:after="0" w:line="240" w:lineRule="auto"/>
-      </w:pPr>
-      <w:r>
-        <w:t>And then we have something called move files which is a task which invokes the function move processed</w:t>
-      </w:r>
-    </w:p>
-    <w:p>
-      <w:pPr>
-        <w:spacing w:after="0" w:line="240" w:lineRule="auto"/>
-      </w:pPr>
-      <w:r>
-        <w:t>files.</w:t>
-      </w:r>
-    </w:p>
-    <w:p>
-      <w:pPr>
-        <w:spacing w:after="0" w:line="240" w:lineRule="auto"/>
-      </w:pPr>
-      <w:r>
-        <w:lastRenderedPageBreak/>
+      <w:r>
         <w:t>All it does is moves the file from the streams directory into the archive folder, as I already mentioned</w:t>
       </w:r>
     </w:p>
@@ -12923,11 +14914,23 @@
         <w:rPr>
           <w:rFonts w:hint="eastAsia"/>
         </w:rPr>
-        <w:t xml:space="preserve"> End-to-end </w:t>
-      </w:r>
-      <w:r>
-        <w:rPr>
+        <w:t xml:space="preserve"> </w:t>
+      </w:r>
+      <w:r>
+        <w:rPr>
+          <w:rFonts w:hint="eastAsia"/>
+          <w:b/>
+          <w:bCs/>
+          <w:highlight w:val="yellow"/>
+        </w:rPr>
+        <w:t xml:space="preserve">End-to-end </w:t>
+      </w:r>
+      <w:r>
+        <w:rPr>
+          <w:b/>
+          <w:bCs/>
           <w:color w:val="EE0000"/>
+          <w:highlight w:val="yellow"/>
         </w:rPr>
         <w:t>execution</w:t>
       </w:r>
@@ -13315,6 +15318,14 @@
         <w:t>StudyNotes</w:t>
       </w:r>
       <w:proofErr w:type="spellEnd"/>
+      <w:r>
+        <w:rPr>
+          <w:rFonts w:hint="eastAsia"/>
+          <w:b/>
+          <w:bCs/>
+        </w:rPr>
+        <w:t>:</w:t>
+      </w:r>
       <w:r>
         <w:rPr>
           <w:rFonts w:hint="eastAsia"/>
@@ -13633,9 +15644,6 @@
     <w:p>
       <w:pPr>
         <w:spacing w:after="0" w:line="240" w:lineRule="auto"/>
-        <w:rPr>
-          <w:rFonts w:hint="eastAsia"/>
-        </w:rPr>
       </w:pPr>
       <w:r>
         <w:rPr>
@@ -14017,7 +16025,7 @@
                     <pic:cNvPicPr/>
                   </pic:nvPicPr>
                   <pic:blipFill>
-                    <a:blip r:embed="rId36"/>
+                    <a:blip r:embed="rId44"/>
                     <a:stretch>
                       <a:fillRect/>
                     </a:stretch>
@@ -14062,7 +16070,7 @@
                     <pic:cNvPicPr/>
                   </pic:nvPicPr>
                   <pic:blipFill>
-                    <a:blip r:embed="rId37"/>
+                    <a:blip r:embed="rId45"/>
                     <a:stretch>
                       <a:fillRect/>
                     </a:stretch>
@@ -14393,7 +16401,11 @@
         <w:t>Python shell jobs</w:t>
       </w:r>
       <w:r>
-        <w:t xml:space="preserve">, and as the name suggests, </w:t>
+        <w:t xml:space="preserve">, and as the </w:t>
+      </w:r>
+      <w:r>
+        <w:lastRenderedPageBreak/>
+        <w:t xml:space="preserve">name suggests, </w:t>
       </w:r>
       <w:r>
         <w:rPr>
@@ -14705,7 +16717,7 @@
                     <pic:cNvPicPr/>
                   </pic:nvPicPr>
                   <pic:blipFill>
-                    <a:blip r:embed="rId38"/>
+                    <a:blip r:embed="rId46"/>
                     <a:stretch>
                       <a:fillRect/>
                     </a:stretch>
@@ -14952,7 +16964,7 @@
                     <pic:cNvPicPr/>
                   </pic:nvPicPr>
                   <pic:blipFill>
-                    <a:blip r:embed="rId39"/>
+                    <a:blip r:embed="rId47"/>
                     <a:stretch>
                       <a:fillRect/>
                     </a:stretch>
@@ -15104,6 +17116,7 @@
         <w:spacing w:after="0" w:line="240" w:lineRule="auto"/>
       </w:pPr>
       <w:r>
+        <w:lastRenderedPageBreak/>
         <w:t xml:space="preserve">The </w:t>
       </w:r>
       <w:r>
@@ -15469,7 +17482,7 @@
                     <pic:cNvPicPr/>
                   </pic:nvPicPr>
                   <pic:blipFill>
-                    <a:blip r:embed="rId40"/>
+                    <a:blip r:embed="rId48"/>
                     <a:stretch>
                       <a:fillRect/>
                     </a:stretch>
@@ -15744,7 +17757,7 @@
                     <pic:cNvPicPr/>
                   </pic:nvPicPr>
                   <pic:blipFill>
-                    <a:blip r:embed="rId41"/>
+                    <a:blip r:embed="rId49"/>
                     <a:stretch>
                       <a:fillRect/>
                     </a:stretch>
@@ -15856,6 +17869,7 @@
         <w:rPr>
           <w:highlight w:val="yellow"/>
         </w:rPr>
+        <w:lastRenderedPageBreak/>
         <w:t xml:space="preserve">and frequently changing state information in session based </w:t>
       </w:r>
       <w:r>
@@ -16894,6 +18908,7 @@
         <w:spacing w:after="0" w:line="240" w:lineRule="auto"/>
       </w:pPr>
       <w:r>
+        <w:lastRenderedPageBreak/>
         <w:t xml:space="preserve">And finally, we </w:t>
       </w:r>
       <w:r>
@@ -17930,6 +19945,7 @@
         <w:spacing w:after="0" w:line="240" w:lineRule="auto"/>
       </w:pPr>
       <w:r>
+        <w:lastRenderedPageBreak/>
         <w:t xml:space="preserve">Open up </w:t>
       </w:r>
       <w:r>
@@ -18407,9 +20423,6 @@
       <w:pPr>
         <w:spacing w:after="0" w:line="240" w:lineRule="auto"/>
         <w:outlineLvl w:val="1"/>
-        <w:rPr>
-          <w:rFonts w:hint="eastAsia"/>
-        </w:rPr>
       </w:pPr>
       <w:bookmarkStart w:id="26" w:name="_Toc219302152"/>
       <w:r>
@@ -18572,9 +20585,6 @@
         <w:spacing w:after="0" w:line="240" w:lineRule="auto"/>
         <w:ind w:firstLine="720"/>
         <w:outlineLvl w:val="2"/>
-        <w:rPr>
-          <w:rFonts w:hint="eastAsia"/>
-        </w:rPr>
       </w:pPr>
       <w:r>
         <w:rPr>
@@ -19000,13 +21010,7 @@
         <w:rPr>
           <w:rFonts w:hint="eastAsia"/>
         </w:rPr>
-        <w:t>:</w:t>
-      </w:r>
-      <w:r>
-        <w:rPr>
-          <w:rFonts w:hint="eastAsia"/>
-        </w:rPr>
-        <w:t xml:space="preserve"> </w:t>
+        <w:t xml:space="preserve">: </w:t>
       </w:r>
       <w:r>
         <w:t>Now, before we get to our solution, there's a couple of points I want to talk about.</w:t>
@@ -19071,6 +21075,7 @@
         <w:spacing w:after="0" w:line="240" w:lineRule="auto"/>
       </w:pPr>
       <w:r>
+        <w:lastRenderedPageBreak/>
         <w:t>are functioning as expected and the data that you provide is as reliable as potentially possible.</w:t>
       </w:r>
     </w:p>
@@ -19307,6 +21312,9 @@
         <w:spacing w:after="0" w:line="240" w:lineRule="auto"/>
       </w:pPr>
       <w:r>
+        <w:rPr>
+          <w:noProof/>
+        </w:rPr>
         <w:drawing>
           <wp:inline distT="0" distB="0" distL="0" distR="0" wp14:anchorId="1DCFC501" wp14:editId="46C58956">
             <wp:extent cx="2972058" cy="1272650"/>
@@ -19323,7 +21331,7 @@
                     <pic:cNvPicPr/>
                   </pic:nvPicPr>
                   <pic:blipFill>
-                    <a:blip r:embed="rId42"/>
+                    <a:blip r:embed="rId50"/>
                     <a:stretch>
                       <a:fillRect/>
                     </a:stretch>
@@ -19358,11 +21366,11 @@
     <w:p>
       <w:pPr>
         <w:spacing w:after="0" w:line="240" w:lineRule="auto"/>
-        <w:rPr>
-          <w:rFonts w:hint="eastAsia"/>
-        </w:rPr>
-      </w:pPr>
-      <w:r>
+      </w:pPr>
+      <w:r>
+        <w:rPr>
+          <w:noProof/>
+        </w:rPr>
         <w:drawing>
           <wp:inline distT="0" distB="0" distL="0" distR="0" wp14:anchorId="33AD353F" wp14:editId="3E038566">
             <wp:extent cx="6858000" cy="2762885"/>
@@ -19379,7 +21387,7 @@
                     <pic:cNvPicPr/>
                   </pic:nvPicPr>
                   <pic:blipFill>
-                    <a:blip r:embed="rId43"/>
+                    <a:blip r:embed="rId51"/>
                     <a:stretch>
                       <a:fillRect/>
                     </a:stretch>
@@ -19637,7 +21645,6 @@
         <w:ind w:firstLine="720"/>
         <w:outlineLvl w:val="3"/>
         <w:rPr>
-          <w:rFonts w:hint="eastAsia"/>
           <w:b/>
           <w:bCs/>
         </w:rPr>
@@ -19693,6 +21700,10 @@
         <w:spacing w:after="0" w:line="240" w:lineRule="auto"/>
       </w:pPr>
       <w:r>
+        <w:rPr>
+          <w:noProof/>
+        </w:rPr>
+        <w:lastRenderedPageBreak/>
         <w:drawing>
           <wp:inline distT="0" distB="0" distL="0" distR="0" wp14:anchorId="77700E9B" wp14:editId="750DE848">
             <wp:extent cx="4968240" cy="1122393"/>
@@ -19709,7 +21720,7 @@
                     <pic:cNvPicPr/>
                   </pic:nvPicPr>
                   <pic:blipFill>
-                    <a:blip r:embed="rId44"/>
+                    <a:blip r:embed="rId52"/>
                     <a:stretch>
                       <a:fillRect/>
                     </a:stretch>
@@ -19945,6 +21956,9 @@
         <w:spacing w:after="0" w:line="240" w:lineRule="auto"/>
       </w:pPr>
       <w:r>
+        <w:rPr>
+          <w:noProof/>
+        </w:rPr>
         <w:drawing>
           <wp:inline distT="0" distB="0" distL="0" distR="0" wp14:anchorId="210EE9C7" wp14:editId="30A648DD">
             <wp:extent cx="5184250" cy="1838009"/>
@@ -19961,7 +21975,7 @@
                     <pic:cNvPicPr/>
                   </pic:nvPicPr>
                   <pic:blipFill>
-                    <a:blip r:embed="rId45"/>
+                    <a:blip r:embed="rId53"/>
                     <a:stretch>
                       <a:fillRect/>
                     </a:stretch>
@@ -20248,6 +22262,7 @@
         <w:rPr>
           <w:highlight w:val="yellow"/>
         </w:rPr>
+        <w:lastRenderedPageBreak/>
         <w:t>JSON</w:t>
       </w:r>
       <w:r>
@@ -20295,6 +22310,9 @@
         <w:spacing w:after="0" w:line="240" w:lineRule="auto"/>
       </w:pPr>
       <w:r>
+        <w:rPr>
+          <w:noProof/>
+        </w:rPr>
         <w:drawing>
           <wp:inline distT="0" distB="0" distL="0" distR="0" wp14:anchorId="080DA30C" wp14:editId="0E34C227">
             <wp:extent cx="6828112" cy="2331922"/>
@@ -20311,7 +22329,7 @@
                     <pic:cNvPicPr/>
                   </pic:nvPicPr>
                   <pic:blipFill>
-                    <a:blip r:embed="rId46"/>
+                    <a:blip r:embed="rId54"/>
                     <a:stretch>
                       <a:fillRect/>
                     </a:stretch>
@@ -20621,27 +22639,7 @@
           <w:color w:val="EE0000"/>
           <w:highlight w:val="yellow"/>
         </w:rPr>
-        <w:t xml:space="preserve">is </w:t>
-      </w:r>
-      <w:r>
-        <w:rPr>
-          <w:rFonts w:hint="eastAsia"/>
-          <w:b/>
-          <w:bCs/>
-          <w:color w:val="EE0000"/>
-          <w:highlight w:val="yellow"/>
-        </w:rPr>
-        <w:t>?</w:t>
-      </w:r>
-      <w:r>
-        <w:rPr>
-          <w:rFonts w:hint="eastAsia"/>
-          <w:b/>
-          <w:bCs/>
-          <w:color w:val="EE0000"/>
-          <w:highlight w:val="yellow"/>
-        </w:rPr>
-        <w:t>?</w:t>
+        <w:t>is ??</w:t>
       </w:r>
       <w:proofErr w:type="gramEnd"/>
     </w:p>
@@ -20655,9 +22653,6 @@
         <w:spacing w:after="0" w:line="240" w:lineRule="auto"/>
         <w:ind w:firstLine="720"/>
         <w:outlineLvl w:val="2"/>
-        <w:rPr>
-          <w:rFonts w:hint="eastAsia"/>
-        </w:rPr>
       </w:pPr>
       <w:bookmarkStart w:id="29" w:name="_Toc219302155"/>
       <w:r>
@@ -20724,9 +22719,6 @@
         <w:spacing w:after="0" w:line="240" w:lineRule="auto"/>
         <w:ind w:firstLine="720"/>
         <w:outlineLvl w:val="2"/>
-        <w:rPr>
-          <w:rFonts w:hint="eastAsia"/>
-        </w:rPr>
       </w:pPr>
       <w:r>
         <w:rPr>
@@ -20766,13 +22758,7 @@
         <w:rPr>
           <w:rFonts w:hint="eastAsia"/>
         </w:rPr>
-        <w:t xml:space="preserve"> </w:t>
-      </w:r>
-      <w:r>
-        <w:rPr>
-          <w:rFonts w:hint="eastAsia"/>
-        </w:rPr>
-        <w:t>Deploy and execute your MySQL Extraction Glue Job</w:t>
+        <w:t xml:space="preserve"> Deploy and execute your MySQL Extraction Glue Job</w:t>
       </w:r>
     </w:p>
     <w:p>
@@ -20785,9 +22771,6 @@
         <w:spacing w:after="0" w:line="240" w:lineRule="auto"/>
         <w:ind w:firstLine="720"/>
         <w:outlineLvl w:val="2"/>
-        <w:rPr>
-          <w:rFonts w:hint="eastAsia"/>
-        </w:rPr>
       </w:pPr>
       <w:r>
         <w:rPr>
@@ -20827,13 +22810,7 @@
         <w:rPr>
           <w:rFonts w:hint="eastAsia"/>
         </w:rPr>
-        <w:t xml:space="preserve"> </w:t>
-      </w:r>
-      <w:r>
-        <w:rPr>
-          <w:rFonts w:hint="eastAsia"/>
-        </w:rPr>
-        <w:t>Deploy Redshift ingestion pipeline on AWS Glue</w:t>
+        <w:t xml:space="preserve"> Deploy Redshift ingestion pipeline on AWS Glue</w:t>
       </w:r>
     </w:p>
     <w:p>
@@ -20846,9 +22823,6 @@
         <w:spacing w:after="0" w:line="240" w:lineRule="auto"/>
         <w:ind w:firstLine="720"/>
         <w:outlineLvl w:val="2"/>
-        <w:rPr>
-          <w:rFonts w:hint="eastAsia"/>
-        </w:rPr>
       </w:pPr>
       <w:r>
         <w:rPr>
@@ -20888,13 +22862,7 @@
         <w:rPr>
           <w:rFonts w:hint="eastAsia"/>
         </w:rPr>
-        <w:t xml:space="preserve"> </w:t>
-      </w:r>
-      <w:r>
-        <w:rPr>
-          <w:rFonts w:hint="eastAsia"/>
-        </w:rPr>
-        <w:t>Deploy pipeline to process curated data in Redshift on AWS Glue</w:t>
+        <w:t xml:space="preserve"> Deploy pipeline to process curated data in Redshift on AWS Glue</w:t>
       </w:r>
     </w:p>
     <w:p>
@@ -20907,9 +22875,6 @@
         <w:spacing w:after="0" w:line="240" w:lineRule="auto"/>
         <w:ind w:firstLine="720"/>
         <w:outlineLvl w:val="2"/>
-        <w:rPr>
-          <w:rFonts w:hint="eastAsia"/>
-        </w:rPr>
       </w:pPr>
       <w:r>
         <w:rPr>
@@ -20949,13 +22914,7 @@
         <w:rPr>
           <w:rFonts w:hint="eastAsia"/>
         </w:rPr>
-        <w:t xml:space="preserve"> </w:t>
-      </w:r>
-      <w:r>
-        <w:rPr>
-          <w:rFonts w:hint="eastAsia"/>
-        </w:rPr>
-        <w:t xml:space="preserve">Deploy Step Functions </w:t>
+        <w:t xml:space="preserve"> Deploy Step Functions </w:t>
       </w:r>
       <w:r>
         <w:rPr>
@@ -20974,9 +22933,6 @@
         <w:spacing w:after="0" w:line="240" w:lineRule="auto"/>
         <w:ind w:firstLine="720"/>
         <w:outlineLvl w:val="2"/>
-        <w:rPr>
-          <w:rFonts w:hint="eastAsia"/>
-        </w:rPr>
       </w:pPr>
       <w:r>
         <w:rPr>
@@ -21044,9 +23000,6 @@
       <w:pPr>
         <w:spacing w:after="0" w:line="240" w:lineRule="auto"/>
         <w:outlineLvl w:val="1"/>
-        <w:rPr>
-          <w:rFonts w:hint="eastAsia"/>
-        </w:rPr>
       </w:pPr>
       <w:bookmarkStart w:id="30" w:name="_Toc219302156"/>
       <w:r>
@@ -21161,6 +23114,7 @@
           <w:bCs/>
           <w:highlight w:val="yellow"/>
         </w:rPr>
+        <w:lastRenderedPageBreak/>
         <w:t>L</w:t>
       </w:r>
       <w:r>
@@ -21198,9 +23152,6 @@
       <w:pPr>
         <w:spacing w:after="0" w:line="240" w:lineRule="auto"/>
         <w:outlineLvl w:val="1"/>
-        <w:rPr>
-          <w:rFonts w:hint="eastAsia"/>
-        </w:rPr>
       </w:pPr>
       <w:bookmarkStart w:id="34" w:name="_Toc219302160"/>
       <w:r>
@@ -21357,9 +23308,6 @@
       <w:pPr>
         <w:spacing w:after="0" w:line="240" w:lineRule="auto"/>
         <w:outlineLvl w:val="1"/>
-        <w:rPr>
-          <w:rFonts w:hint="eastAsia"/>
-        </w:rPr>
       </w:pPr>
       <w:bookmarkStart w:id="38" w:name="_Toc219302164"/>
       <w:r>
@@ -21539,9 +23487,6 @@
       <w:pPr>
         <w:spacing w:after="0" w:line="240" w:lineRule="auto"/>
         <w:outlineLvl w:val="1"/>
-        <w:rPr>
-          <w:rFonts w:hint="eastAsia"/>
-        </w:rPr>
       </w:pPr>
       <w:bookmarkStart w:id="42" w:name="_Toc219302168"/>
       <w:r>
@@ -21693,9 +23638,6 @@
       <w:pPr>
         <w:spacing w:after="0" w:line="240" w:lineRule="auto"/>
         <w:outlineLvl w:val="1"/>
-        <w:rPr>
-          <w:rFonts w:hint="eastAsia"/>
-        </w:rPr>
       </w:pPr>
       <w:bookmarkStart w:id="46" w:name="_Toc219302172"/>
       <w:r>
@@ -21875,9 +23817,6 @@
       <w:pPr>
         <w:spacing w:after="0" w:line="240" w:lineRule="auto"/>
         <w:outlineLvl w:val="1"/>
-        <w:rPr>
-          <w:rFonts w:hint="eastAsia"/>
-        </w:rPr>
       </w:pPr>
       <w:bookmarkStart w:id="50" w:name="_Toc219302176"/>
       <w:r>
@@ -22057,9 +23996,6 @@
       <w:pPr>
         <w:spacing w:after="0" w:line="240" w:lineRule="auto"/>
         <w:outlineLvl w:val="1"/>
-        <w:rPr>
-          <w:rFonts w:hint="eastAsia"/>
-        </w:rPr>
       </w:pPr>
       <w:bookmarkStart w:id="54" w:name="_Toc219302180"/>
       <w:r>
@@ -22174,6 +24110,7 @@
           <w:bCs/>
           <w:highlight w:val="yellow"/>
         </w:rPr>
+        <w:lastRenderedPageBreak/>
         <w:t>L</w:t>
       </w:r>
       <w:r>
@@ -22346,16 +24283,7 @@
           <w:bCs/>
           <w:highlight w:val="yellow"/>
         </w:rPr>
-        <w:t xml:space="preserve">Assignment </w:t>
-      </w:r>
-      <w:r>
-        <w:rPr>
-          <w:rFonts w:hint="eastAsia"/>
-          <w:b/>
-          <w:bCs/>
-          <w:highlight w:val="yellow"/>
-        </w:rPr>
-        <w:t>2</w:t>
+        <w:t>Assignment 2</w:t>
       </w:r>
       <w:r>
         <w:rPr>
@@ -22468,16 +24396,7 @@
           <w:bCs/>
           <w:highlight w:val="yellow"/>
         </w:rPr>
-        <w:t xml:space="preserve">Assignment </w:t>
-      </w:r>
-      <w:r>
-        <w:rPr>
-          <w:rFonts w:hint="eastAsia"/>
-          <w:b/>
-          <w:bCs/>
-          <w:highlight w:val="yellow"/>
-        </w:rPr>
-        <w:t>3</w:t>
+        <w:t>Assignment 3</w:t>
       </w:r>
       <w:r>
         <w:rPr>
@@ -22595,16 +24514,7 @@
           <w:bCs/>
           <w:highlight w:val="yellow"/>
         </w:rPr>
-        <w:t xml:space="preserve">Assignment </w:t>
-      </w:r>
-      <w:r>
-        <w:rPr>
-          <w:rFonts w:hint="eastAsia"/>
-          <w:b/>
-          <w:bCs/>
-          <w:highlight w:val="yellow"/>
-        </w:rPr>
-        <w:t>4</w:t>
+        <w:t>Assignment 4</w:t>
       </w:r>
       <w:r>
         <w:rPr>
@@ -22722,16 +24632,7 @@
           <w:bCs/>
           <w:highlight w:val="yellow"/>
         </w:rPr>
-        <w:t xml:space="preserve">Assignment </w:t>
-      </w:r>
-      <w:r>
-        <w:rPr>
-          <w:rFonts w:hint="eastAsia"/>
-          <w:b/>
-          <w:bCs/>
-          <w:highlight w:val="yellow"/>
-        </w:rPr>
-        <w:t>5</w:t>
+        <w:t>Assignment 5</w:t>
       </w:r>
       <w:r>
         <w:rPr>
@@ -22775,7 +24676,6 @@
           <w:bCs/>
           <w:highlight w:val="yellow"/>
         </w:rPr>
-        <w:lastRenderedPageBreak/>
         <w:t>Q. What is?</w:t>
       </w:r>
     </w:p>
@@ -23044,6 +24944,155 @@
     </w:lvl>
   </w:abstractNum>
   <w:abstractNum w:abstractNumId="1" w15:restartNumberingAfterBreak="0">
+    <w:nsid w:val="062A1F8E"/>
+    <w:multiLevelType w:val="multilevel"/>
+    <w:tmpl w:val="91D41260"/>
+    <w:lvl w:ilvl="0">
+      <w:start w:val="1"/>
+      <w:numFmt w:val="bullet"/>
+      <w:lvlText w:val=""/>
+      <w:lvlJc w:val="left"/>
+      <w:pPr>
+        <w:tabs>
+          <w:tab w:val="num" w:pos="720"/>
+        </w:tabs>
+        <w:ind w:left="720" w:hanging="360"/>
+      </w:pPr>
+      <w:rPr>
+        <w:rFonts w:ascii="Symbol" w:hAnsi="Symbol" w:hint="default"/>
+        <w:sz w:val="20"/>
+      </w:rPr>
+    </w:lvl>
+    <w:lvl w:ilvl="1" w:tentative="1">
+      <w:start w:val="1"/>
+      <w:numFmt w:val="bullet"/>
+      <w:lvlText w:val="o"/>
+      <w:lvlJc w:val="left"/>
+      <w:pPr>
+        <w:tabs>
+          <w:tab w:val="num" w:pos="1440"/>
+        </w:tabs>
+        <w:ind w:left="1440" w:hanging="360"/>
+      </w:pPr>
+      <w:rPr>
+        <w:rFonts w:ascii="Courier New" w:hAnsi="Courier New" w:hint="default"/>
+        <w:sz w:val="20"/>
+      </w:rPr>
+    </w:lvl>
+    <w:lvl w:ilvl="2" w:tentative="1">
+      <w:start w:val="1"/>
+      <w:numFmt w:val="bullet"/>
+      <w:lvlText w:val=""/>
+      <w:lvlJc w:val="left"/>
+      <w:pPr>
+        <w:tabs>
+          <w:tab w:val="num" w:pos="2160"/>
+        </w:tabs>
+        <w:ind w:left="2160" w:hanging="360"/>
+      </w:pPr>
+      <w:rPr>
+        <w:rFonts w:ascii="Wingdings" w:hAnsi="Wingdings" w:hint="default"/>
+        <w:sz w:val="20"/>
+      </w:rPr>
+    </w:lvl>
+    <w:lvl w:ilvl="3" w:tentative="1">
+      <w:start w:val="1"/>
+      <w:numFmt w:val="bullet"/>
+      <w:lvlText w:val=""/>
+      <w:lvlJc w:val="left"/>
+      <w:pPr>
+        <w:tabs>
+          <w:tab w:val="num" w:pos="2880"/>
+        </w:tabs>
+        <w:ind w:left="2880" w:hanging="360"/>
+      </w:pPr>
+      <w:rPr>
+        <w:rFonts w:ascii="Wingdings" w:hAnsi="Wingdings" w:hint="default"/>
+        <w:sz w:val="20"/>
+      </w:rPr>
+    </w:lvl>
+    <w:lvl w:ilvl="4" w:tentative="1">
+      <w:start w:val="1"/>
+      <w:numFmt w:val="bullet"/>
+      <w:lvlText w:val=""/>
+      <w:lvlJc w:val="left"/>
+      <w:pPr>
+        <w:tabs>
+          <w:tab w:val="num" w:pos="3600"/>
+        </w:tabs>
+        <w:ind w:left="3600" w:hanging="360"/>
+      </w:pPr>
+      <w:rPr>
+        <w:rFonts w:ascii="Wingdings" w:hAnsi="Wingdings" w:hint="default"/>
+        <w:sz w:val="20"/>
+      </w:rPr>
+    </w:lvl>
+    <w:lvl w:ilvl="5" w:tentative="1">
+      <w:start w:val="1"/>
+      <w:numFmt w:val="bullet"/>
+      <w:lvlText w:val=""/>
+      <w:lvlJc w:val="left"/>
+      <w:pPr>
+        <w:tabs>
+          <w:tab w:val="num" w:pos="4320"/>
+        </w:tabs>
+        <w:ind w:left="4320" w:hanging="360"/>
+      </w:pPr>
+      <w:rPr>
+        <w:rFonts w:ascii="Wingdings" w:hAnsi="Wingdings" w:hint="default"/>
+        <w:sz w:val="20"/>
+      </w:rPr>
+    </w:lvl>
+    <w:lvl w:ilvl="6" w:tentative="1">
+      <w:start w:val="1"/>
+      <w:numFmt w:val="bullet"/>
+      <w:lvlText w:val=""/>
+      <w:lvlJc w:val="left"/>
+      <w:pPr>
+        <w:tabs>
+          <w:tab w:val="num" w:pos="5040"/>
+        </w:tabs>
+        <w:ind w:left="5040" w:hanging="360"/>
+      </w:pPr>
+      <w:rPr>
+        <w:rFonts w:ascii="Wingdings" w:hAnsi="Wingdings" w:hint="default"/>
+        <w:sz w:val="20"/>
+      </w:rPr>
+    </w:lvl>
+    <w:lvl w:ilvl="7" w:tentative="1">
+      <w:start w:val="1"/>
+      <w:numFmt w:val="bullet"/>
+      <w:lvlText w:val=""/>
+      <w:lvlJc w:val="left"/>
+      <w:pPr>
+        <w:tabs>
+          <w:tab w:val="num" w:pos="5760"/>
+        </w:tabs>
+        <w:ind w:left="5760" w:hanging="360"/>
+      </w:pPr>
+      <w:rPr>
+        <w:rFonts w:ascii="Wingdings" w:hAnsi="Wingdings" w:hint="default"/>
+        <w:sz w:val="20"/>
+      </w:rPr>
+    </w:lvl>
+    <w:lvl w:ilvl="8" w:tentative="1">
+      <w:start w:val="1"/>
+      <w:numFmt w:val="bullet"/>
+      <w:lvlText w:val=""/>
+      <w:lvlJc w:val="left"/>
+      <w:pPr>
+        <w:tabs>
+          <w:tab w:val="num" w:pos="6480"/>
+        </w:tabs>
+        <w:ind w:left="6480" w:hanging="360"/>
+      </w:pPr>
+      <w:rPr>
+        <w:rFonts w:ascii="Wingdings" w:hAnsi="Wingdings" w:hint="default"/>
+        <w:sz w:val="20"/>
+      </w:rPr>
+    </w:lvl>
+  </w:abstractNum>
+  <w:abstractNum w:abstractNumId="2" w15:restartNumberingAfterBreak="0">
     <w:nsid w:val="09D15563"/>
     <w:multiLevelType w:val="hybridMultilevel"/>
     <w:tmpl w:val="EBEAFCEE"/>
@@ -23156,7 +25205,829 @@
       </w:rPr>
     </w:lvl>
   </w:abstractNum>
-  <w:abstractNum w:abstractNumId="2" w15:restartNumberingAfterBreak="0">
+  <w:abstractNum w:abstractNumId="3" w15:restartNumberingAfterBreak="0">
+    <w:nsid w:val="0E296C7A"/>
+    <w:multiLevelType w:val="multilevel"/>
+    <w:tmpl w:val="AD447FE6"/>
+    <w:lvl w:ilvl="0">
+      <w:start w:val="1"/>
+      <w:numFmt w:val="bullet"/>
+      <w:lvlText w:val=""/>
+      <w:lvlJc w:val="left"/>
+      <w:pPr>
+        <w:tabs>
+          <w:tab w:val="num" w:pos="720"/>
+        </w:tabs>
+        <w:ind w:left="720" w:hanging="360"/>
+      </w:pPr>
+      <w:rPr>
+        <w:rFonts w:ascii="Symbol" w:hAnsi="Symbol" w:hint="default"/>
+        <w:sz w:val="20"/>
+      </w:rPr>
+    </w:lvl>
+    <w:lvl w:ilvl="1" w:tentative="1">
+      <w:start w:val="1"/>
+      <w:numFmt w:val="bullet"/>
+      <w:lvlText w:val="o"/>
+      <w:lvlJc w:val="left"/>
+      <w:pPr>
+        <w:tabs>
+          <w:tab w:val="num" w:pos="1440"/>
+        </w:tabs>
+        <w:ind w:left="1440" w:hanging="360"/>
+      </w:pPr>
+      <w:rPr>
+        <w:rFonts w:ascii="Courier New" w:hAnsi="Courier New" w:hint="default"/>
+        <w:sz w:val="20"/>
+      </w:rPr>
+    </w:lvl>
+    <w:lvl w:ilvl="2" w:tentative="1">
+      <w:start w:val="1"/>
+      <w:numFmt w:val="bullet"/>
+      <w:lvlText w:val=""/>
+      <w:lvlJc w:val="left"/>
+      <w:pPr>
+        <w:tabs>
+          <w:tab w:val="num" w:pos="2160"/>
+        </w:tabs>
+        <w:ind w:left="2160" w:hanging="360"/>
+      </w:pPr>
+      <w:rPr>
+        <w:rFonts w:ascii="Wingdings" w:hAnsi="Wingdings" w:hint="default"/>
+        <w:sz w:val="20"/>
+      </w:rPr>
+    </w:lvl>
+    <w:lvl w:ilvl="3" w:tentative="1">
+      <w:start w:val="1"/>
+      <w:numFmt w:val="bullet"/>
+      <w:lvlText w:val=""/>
+      <w:lvlJc w:val="left"/>
+      <w:pPr>
+        <w:tabs>
+          <w:tab w:val="num" w:pos="2880"/>
+        </w:tabs>
+        <w:ind w:left="2880" w:hanging="360"/>
+      </w:pPr>
+      <w:rPr>
+        <w:rFonts w:ascii="Wingdings" w:hAnsi="Wingdings" w:hint="default"/>
+        <w:sz w:val="20"/>
+      </w:rPr>
+    </w:lvl>
+    <w:lvl w:ilvl="4" w:tentative="1">
+      <w:start w:val="1"/>
+      <w:numFmt w:val="bullet"/>
+      <w:lvlText w:val=""/>
+      <w:lvlJc w:val="left"/>
+      <w:pPr>
+        <w:tabs>
+          <w:tab w:val="num" w:pos="3600"/>
+        </w:tabs>
+        <w:ind w:left="3600" w:hanging="360"/>
+      </w:pPr>
+      <w:rPr>
+        <w:rFonts w:ascii="Wingdings" w:hAnsi="Wingdings" w:hint="default"/>
+        <w:sz w:val="20"/>
+      </w:rPr>
+    </w:lvl>
+    <w:lvl w:ilvl="5" w:tentative="1">
+      <w:start w:val="1"/>
+      <w:numFmt w:val="bullet"/>
+      <w:lvlText w:val=""/>
+      <w:lvlJc w:val="left"/>
+      <w:pPr>
+        <w:tabs>
+          <w:tab w:val="num" w:pos="4320"/>
+        </w:tabs>
+        <w:ind w:left="4320" w:hanging="360"/>
+      </w:pPr>
+      <w:rPr>
+        <w:rFonts w:ascii="Wingdings" w:hAnsi="Wingdings" w:hint="default"/>
+        <w:sz w:val="20"/>
+      </w:rPr>
+    </w:lvl>
+    <w:lvl w:ilvl="6" w:tentative="1">
+      <w:start w:val="1"/>
+      <w:numFmt w:val="bullet"/>
+      <w:lvlText w:val=""/>
+      <w:lvlJc w:val="left"/>
+      <w:pPr>
+        <w:tabs>
+          <w:tab w:val="num" w:pos="5040"/>
+        </w:tabs>
+        <w:ind w:left="5040" w:hanging="360"/>
+      </w:pPr>
+      <w:rPr>
+        <w:rFonts w:ascii="Wingdings" w:hAnsi="Wingdings" w:hint="default"/>
+        <w:sz w:val="20"/>
+      </w:rPr>
+    </w:lvl>
+    <w:lvl w:ilvl="7" w:tentative="1">
+      <w:start w:val="1"/>
+      <w:numFmt w:val="bullet"/>
+      <w:lvlText w:val=""/>
+      <w:lvlJc w:val="left"/>
+      <w:pPr>
+        <w:tabs>
+          <w:tab w:val="num" w:pos="5760"/>
+        </w:tabs>
+        <w:ind w:left="5760" w:hanging="360"/>
+      </w:pPr>
+      <w:rPr>
+        <w:rFonts w:ascii="Wingdings" w:hAnsi="Wingdings" w:hint="default"/>
+        <w:sz w:val="20"/>
+      </w:rPr>
+    </w:lvl>
+    <w:lvl w:ilvl="8" w:tentative="1">
+      <w:start w:val="1"/>
+      <w:numFmt w:val="bullet"/>
+      <w:lvlText w:val=""/>
+      <w:lvlJc w:val="left"/>
+      <w:pPr>
+        <w:tabs>
+          <w:tab w:val="num" w:pos="6480"/>
+        </w:tabs>
+        <w:ind w:left="6480" w:hanging="360"/>
+      </w:pPr>
+      <w:rPr>
+        <w:rFonts w:ascii="Wingdings" w:hAnsi="Wingdings" w:hint="default"/>
+        <w:sz w:val="20"/>
+      </w:rPr>
+    </w:lvl>
+  </w:abstractNum>
+  <w:abstractNum w:abstractNumId="4" w15:restartNumberingAfterBreak="0">
+    <w:nsid w:val="14331540"/>
+    <w:multiLevelType w:val="multilevel"/>
+    <w:tmpl w:val="B466282C"/>
+    <w:lvl w:ilvl="0">
+      <w:start w:val="1"/>
+      <w:numFmt w:val="bullet"/>
+      <w:lvlText w:val=""/>
+      <w:lvlJc w:val="left"/>
+      <w:pPr>
+        <w:tabs>
+          <w:tab w:val="num" w:pos="720"/>
+        </w:tabs>
+        <w:ind w:left="720" w:hanging="360"/>
+      </w:pPr>
+      <w:rPr>
+        <w:rFonts w:ascii="Symbol" w:hAnsi="Symbol" w:hint="default"/>
+        <w:sz w:val="20"/>
+      </w:rPr>
+    </w:lvl>
+    <w:lvl w:ilvl="1" w:tentative="1">
+      <w:start w:val="1"/>
+      <w:numFmt w:val="bullet"/>
+      <w:lvlText w:val="o"/>
+      <w:lvlJc w:val="left"/>
+      <w:pPr>
+        <w:tabs>
+          <w:tab w:val="num" w:pos="1440"/>
+        </w:tabs>
+        <w:ind w:left="1440" w:hanging="360"/>
+      </w:pPr>
+      <w:rPr>
+        <w:rFonts w:ascii="Courier New" w:hAnsi="Courier New" w:hint="default"/>
+        <w:sz w:val="20"/>
+      </w:rPr>
+    </w:lvl>
+    <w:lvl w:ilvl="2" w:tentative="1">
+      <w:start w:val="1"/>
+      <w:numFmt w:val="bullet"/>
+      <w:lvlText w:val=""/>
+      <w:lvlJc w:val="left"/>
+      <w:pPr>
+        <w:tabs>
+          <w:tab w:val="num" w:pos="2160"/>
+        </w:tabs>
+        <w:ind w:left="2160" w:hanging="360"/>
+      </w:pPr>
+      <w:rPr>
+        <w:rFonts w:ascii="Wingdings" w:hAnsi="Wingdings" w:hint="default"/>
+        <w:sz w:val="20"/>
+      </w:rPr>
+    </w:lvl>
+    <w:lvl w:ilvl="3" w:tentative="1">
+      <w:start w:val="1"/>
+      <w:numFmt w:val="bullet"/>
+      <w:lvlText w:val=""/>
+      <w:lvlJc w:val="left"/>
+      <w:pPr>
+        <w:tabs>
+          <w:tab w:val="num" w:pos="2880"/>
+        </w:tabs>
+        <w:ind w:left="2880" w:hanging="360"/>
+      </w:pPr>
+      <w:rPr>
+        <w:rFonts w:ascii="Wingdings" w:hAnsi="Wingdings" w:hint="default"/>
+        <w:sz w:val="20"/>
+      </w:rPr>
+    </w:lvl>
+    <w:lvl w:ilvl="4" w:tentative="1">
+      <w:start w:val="1"/>
+      <w:numFmt w:val="bullet"/>
+      <w:lvlText w:val=""/>
+      <w:lvlJc w:val="left"/>
+      <w:pPr>
+        <w:tabs>
+          <w:tab w:val="num" w:pos="3600"/>
+        </w:tabs>
+        <w:ind w:left="3600" w:hanging="360"/>
+      </w:pPr>
+      <w:rPr>
+        <w:rFonts w:ascii="Wingdings" w:hAnsi="Wingdings" w:hint="default"/>
+        <w:sz w:val="20"/>
+      </w:rPr>
+    </w:lvl>
+    <w:lvl w:ilvl="5" w:tentative="1">
+      <w:start w:val="1"/>
+      <w:numFmt w:val="bullet"/>
+      <w:lvlText w:val=""/>
+      <w:lvlJc w:val="left"/>
+      <w:pPr>
+        <w:tabs>
+          <w:tab w:val="num" w:pos="4320"/>
+        </w:tabs>
+        <w:ind w:left="4320" w:hanging="360"/>
+      </w:pPr>
+      <w:rPr>
+        <w:rFonts w:ascii="Wingdings" w:hAnsi="Wingdings" w:hint="default"/>
+        <w:sz w:val="20"/>
+      </w:rPr>
+    </w:lvl>
+    <w:lvl w:ilvl="6" w:tentative="1">
+      <w:start w:val="1"/>
+      <w:numFmt w:val="bullet"/>
+      <w:lvlText w:val=""/>
+      <w:lvlJc w:val="left"/>
+      <w:pPr>
+        <w:tabs>
+          <w:tab w:val="num" w:pos="5040"/>
+        </w:tabs>
+        <w:ind w:left="5040" w:hanging="360"/>
+      </w:pPr>
+      <w:rPr>
+        <w:rFonts w:ascii="Wingdings" w:hAnsi="Wingdings" w:hint="default"/>
+        <w:sz w:val="20"/>
+      </w:rPr>
+    </w:lvl>
+    <w:lvl w:ilvl="7" w:tentative="1">
+      <w:start w:val="1"/>
+      <w:numFmt w:val="bullet"/>
+      <w:lvlText w:val=""/>
+      <w:lvlJc w:val="left"/>
+      <w:pPr>
+        <w:tabs>
+          <w:tab w:val="num" w:pos="5760"/>
+        </w:tabs>
+        <w:ind w:left="5760" w:hanging="360"/>
+      </w:pPr>
+      <w:rPr>
+        <w:rFonts w:ascii="Wingdings" w:hAnsi="Wingdings" w:hint="default"/>
+        <w:sz w:val="20"/>
+      </w:rPr>
+    </w:lvl>
+    <w:lvl w:ilvl="8" w:tentative="1">
+      <w:start w:val="1"/>
+      <w:numFmt w:val="bullet"/>
+      <w:lvlText w:val=""/>
+      <w:lvlJc w:val="left"/>
+      <w:pPr>
+        <w:tabs>
+          <w:tab w:val="num" w:pos="6480"/>
+        </w:tabs>
+        <w:ind w:left="6480" w:hanging="360"/>
+      </w:pPr>
+      <w:rPr>
+        <w:rFonts w:ascii="Wingdings" w:hAnsi="Wingdings" w:hint="default"/>
+        <w:sz w:val="20"/>
+      </w:rPr>
+    </w:lvl>
+  </w:abstractNum>
+  <w:abstractNum w:abstractNumId="5" w15:restartNumberingAfterBreak="0">
+    <w:nsid w:val="224B59FB"/>
+    <w:multiLevelType w:val="multilevel"/>
+    <w:tmpl w:val="87E87992"/>
+    <w:lvl w:ilvl="0">
+      <w:start w:val="1"/>
+      <w:numFmt w:val="bullet"/>
+      <w:lvlText w:val=""/>
+      <w:lvlJc w:val="left"/>
+      <w:pPr>
+        <w:tabs>
+          <w:tab w:val="num" w:pos="720"/>
+        </w:tabs>
+        <w:ind w:left="720" w:hanging="360"/>
+      </w:pPr>
+      <w:rPr>
+        <w:rFonts w:ascii="Symbol" w:hAnsi="Symbol" w:hint="default"/>
+        <w:sz w:val="20"/>
+      </w:rPr>
+    </w:lvl>
+    <w:lvl w:ilvl="1" w:tentative="1">
+      <w:start w:val="1"/>
+      <w:numFmt w:val="bullet"/>
+      <w:lvlText w:val="o"/>
+      <w:lvlJc w:val="left"/>
+      <w:pPr>
+        <w:tabs>
+          <w:tab w:val="num" w:pos="1440"/>
+        </w:tabs>
+        <w:ind w:left="1440" w:hanging="360"/>
+      </w:pPr>
+      <w:rPr>
+        <w:rFonts w:ascii="Courier New" w:hAnsi="Courier New" w:hint="default"/>
+        <w:sz w:val="20"/>
+      </w:rPr>
+    </w:lvl>
+    <w:lvl w:ilvl="2" w:tentative="1">
+      <w:start w:val="1"/>
+      <w:numFmt w:val="bullet"/>
+      <w:lvlText w:val=""/>
+      <w:lvlJc w:val="left"/>
+      <w:pPr>
+        <w:tabs>
+          <w:tab w:val="num" w:pos="2160"/>
+        </w:tabs>
+        <w:ind w:left="2160" w:hanging="360"/>
+      </w:pPr>
+      <w:rPr>
+        <w:rFonts w:ascii="Wingdings" w:hAnsi="Wingdings" w:hint="default"/>
+        <w:sz w:val="20"/>
+      </w:rPr>
+    </w:lvl>
+    <w:lvl w:ilvl="3" w:tentative="1">
+      <w:start w:val="1"/>
+      <w:numFmt w:val="bullet"/>
+      <w:lvlText w:val=""/>
+      <w:lvlJc w:val="left"/>
+      <w:pPr>
+        <w:tabs>
+          <w:tab w:val="num" w:pos="2880"/>
+        </w:tabs>
+        <w:ind w:left="2880" w:hanging="360"/>
+      </w:pPr>
+      <w:rPr>
+        <w:rFonts w:ascii="Wingdings" w:hAnsi="Wingdings" w:hint="default"/>
+        <w:sz w:val="20"/>
+      </w:rPr>
+    </w:lvl>
+    <w:lvl w:ilvl="4" w:tentative="1">
+      <w:start w:val="1"/>
+      <w:numFmt w:val="bullet"/>
+      <w:lvlText w:val=""/>
+      <w:lvlJc w:val="left"/>
+      <w:pPr>
+        <w:tabs>
+          <w:tab w:val="num" w:pos="3600"/>
+        </w:tabs>
+        <w:ind w:left="3600" w:hanging="360"/>
+      </w:pPr>
+      <w:rPr>
+        <w:rFonts w:ascii="Wingdings" w:hAnsi="Wingdings" w:hint="default"/>
+        <w:sz w:val="20"/>
+      </w:rPr>
+    </w:lvl>
+    <w:lvl w:ilvl="5" w:tentative="1">
+      <w:start w:val="1"/>
+      <w:numFmt w:val="bullet"/>
+      <w:lvlText w:val=""/>
+      <w:lvlJc w:val="left"/>
+      <w:pPr>
+        <w:tabs>
+          <w:tab w:val="num" w:pos="4320"/>
+        </w:tabs>
+        <w:ind w:left="4320" w:hanging="360"/>
+      </w:pPr>
+      <w:rPr>
+        <w:rFonts w:ascii="Wingdings" w:hAnsi="Wingdings" w:hint="default"/>
+        <w:sz w:val="20"/>
+      </w:rPr>
+    </w:lvl>
+    <w:lvl w:ilvl="6" w:tentative="1">
+      <w:start w:val="1"/>
+      <w:numFmt w:val="bullet"/>
+      <w:lvlText w:val=""/>
+      <w:lvlJc w:val="left"/>
+      <w:pPr>
+        <w:tabs>
+          <w:tab w:val="num" w:pos="5040"/>
+        </w:tabs>
+        <w:ind w:left="5040" w:hanging="360"/>
+      </w:pPr>
+      <w:rPr>
+        <w:rFonts w:ascii="Wingdings" w:hAnsi="Wingdings" w:hint="default"/>
+        <w:sz w:val="20"/>
+      </w:rPr>
+    </w:lvl>
+    <w:lvl w:ilvl="7" w:tentative="1">
+      <w:start w:val="1"/>
+      <w:numFmt w:val="bullet"/>
+      <w:lvlText w:val=""/>
+      <w:lvlJc w:val="left"/>
+      <w:pPr>
+        <w:tabs>
+          <w:tab w:val="num" w:pos="5760"/>
+        </w:tabs>
+        <w:ind w:left="5760" w:hanging="360"/>
+      </w:pPr>
+      <w:rPr>
+        <w:rFonts w:ascii="Wingdings" w:hAnsi="Wingdings" w:hint="default"/>
+        <w:sz w:val="20"/>
+      </w:rPr>
+    </w:lvl>
+    <w:lvl w:ilvl="8" w:tentative="1">
+      <w:start w:val="1"/>
+      <w:numFmt w:val="bullet"/>
+      <w:lvlText w:val=""/>
+      <w:lvlJc w:val="left"/>
+      <w:pPr>
+        <w:tabs>
+          <w:tab w:val="num" w:pos="6480"/>
+        </w:tabs>
+        <w:ind w:left="6480" w:hanging="360"/>
+      </w:pPr>
+      <w:rPr>
+        <w:rFonts w:ascii="Wingdings" w:hAnsi="Wingdings" w:hint="default"/>
+        <w:sz w:val="20"/>
+      </w:rPr>
+    </w:lvl>
+  </w:abstractNum>
+  <w:abstractNum w:abstractNumId="6" w15:restartNumberingAfterBreak="0">
+    <w:nsid w:val="30415DB8"/>
+    <w:multiLevelType w:val="multilevel"/>
+    <w:tmpl w:val="542237C6"/>
+    <w:lvl w:ilvl="0">
+      <w:start w:val="1"/>
+      <w:numFmt w:val="bullet"/>
+      <w:lvlText w:val=""/>
+      <w:lvlJc w:val="left"/>
+      <w:pPr>
+        <w:tabs>
+          <w:tab w:val="num" w:pos="720"/>
+        </w:tabs>
+        <w:ind w:left="720" w:hanging="360"/>
+      </w:pPr>
+      <w:rPr>
+        <w:rFonts w:ascii="Symbol" w:hAnsi="Symbol" w:hint="default"/>
+        <w:sz w:val="20"/>
+      </w:rPr>
+    </w:lvl>
+    <w:lvl w:ilvl="1" w:tentative="1">
+      <w:start w:val="1"/>
+      <w:numFmt w:val="bullet"/>
+      <w:lvlText w:val="o"/>
+      <w:lvlJc w:val="left"/>
+      <w:pPr>
+        <w:tabs>
+          <w:tab w:val="num" w:pos="1440"/>
+        </w:tabs>
+        <w:ind w:left="1440" w:hanging="360"/>
+      </w:pPr>
+      <w:rPr>
+        <w:rFonts w:ascii="Courier New" w:hAnsi="Courier New" w:hint="default"/>
+        <w:sz w:val="20"/>
+      </w:rPr>
+    </w:lvl>
+    <w:lvl w:ilvl="2" w:tentative="1">
+      <w:start w:val="1"/>
+      <w:numFmt w:val="bullet"/>
+      <w:lvlText w:val=""/>
+      <w:lvlJc w:val="left"/>
+      <w:pPr>
+        <w:tabs>
+          <w:tab w:val="num" w:pos="2160"/>
+        </w:tabs>
+        <w:ind w:left="2160" w:hanging="360"/>
+      </w:pPr>
+      <w:rPr>
+        <w:rFonts w:ascii="Wingdings" w:hAnsi="Wingdings" w:hint="default"/>
+        <w:sz w:val="20"/>
+      </w:rPr>
+    </w:lvl>
+    <w:lvl w:ilvl="3" w:tentative="1">
+      <w:start w:val="1"/>
+      <w:numFmt w:val="bullet"/>
+      <w:lvlText w:val=""/>
+      <w:lvlJc w:val="left"/>
+      <w:pPr>
+        <w:tabs>
+          <w:tab w:val="num" w:pos="2880"/>
+        </w:tabs>
+        <w:ind w:left="2880" w:hanging="360"/>
+      </w:pPr>
+      <w:rPr>
+        <w:rFonts w:ascii="Wingdings" w:hAnsi="Wingdings" w:hint="default"/>
+        <w:sz w:val="20"/>
+      </w:rPr>
+    </w:lvl>
+    <w:lvl w:ilvl="4" w:tentative="1">
+      <w:start w:val="1"/>
+      <w:numFmt w:val="bullet"/>
+      <w:lvlText w:val=""/>
+      <w:lvlJc w:val="left"/>
+      <w:pPr>
+        <w:tabs>
+          <w:tab w:val="num" w:pos="3600"/>
+        </w:tabs>
+        <w:ind w:left="3600" w:hanging="360"/>
+      </w:pPr>
+      <w:rPr>
+        <w:rFonts w:ascii="Wingdings" w:hAnsi="Wingdings" w:hint="default"/>
+        <w:sz w:val="20"/>
+      </w:rPr>
+    </w:lvl>
+    <w:lvl w:ilvl="5" w:tentative="1">
+      <w:start w:val="1"/>
+      <w:numFmt w:val="bullet"/>
+      <w:lvlText w:val=""/>
+      <w:lvlJc w:val="left"/>
+      <w:pPr>
+        <w:tabs>
+          <w:tab w:val="num" w:pos="4320"/>
+        </w:tabs>
+        <w:ind w:left="4320" w:hanging="360"/>
+      </w:pPr>
+      <w:rPr>
+        <w:rFonts w:ascii="Wingdings" w:hAnsi="Wingdings" w:hint="default"/>
+        <w:sz w:val="20"/>
+      </w:rPr>
+    </w:lvl>
+    <w:lvl w:ilvl="6" w:tentative="1">
+      <w:start w:val="1"/>
+      <w:numFmt w:val="bullet"/>
+      <w:lvlText w:val=""/>
+      <w:lvlJc w:val="left"/>
+      <w:pPr>
+        <w:tabs>
+          <w:tab w:val="num" w:pos="5040"/>
+        </w:tabs>
+        <w:ind w:left="5040" w:hanging="360"/>
+      </w:pPr>
+      <w:rPr>
+        <w:rFonts w:ascii="Wingdings" w:hAnsi="Wingdings" w:hint="default"/>
+        <w:sz w:val="20"/>
+      </w:rPr>
+    </w:lvl>
+    <w:lvl w:ilvl="7" w:tentative="1">
+      <w:start w:val="1"/>
+      <w:numFmt w:val="bullet"/>
+      <w:lvlText w:val=""/>
+      <w:lvlJc w:val="left"/>
+      <w:pPr>
+        <w:tabs>
+          <w:tab w:val="num" w:pos="5760"/>
+        </w:tabs>
+        <w:ind w:left="5760" w:hanging="360"/>
+      </w:pPr>
+      <w:rPr>
+        <w:rFonts w:ascii="Wingdings" w:hAnsi="Wingdings" w:hint="default"/>
+        <w:sz w:val="20"/>
+      </w:rPr>
+    </w:lvl>
+    <w:lvl w:ilvl="8" w:tentative="1">
+      <w:start w:val="1"/>
+      <w:numFmt w:val="bullet"/>
+      <w:lvlText w:val=""/>
+      <w:lvlJc w:val="left"/>
+      <w:pPr>
+        <w:tabs>
+          <w:tab w:val="num" w:pos="6480"/>
+        </w:tabs>
+        <w:ind w:left="6480" w:hanging="360"/>
+      </w:pPr>
+      <w:rPr>
+        <w:rFonts w:ascii="Wingdings" w:hAnsi="Wingdings" w:hint="default"/>
+        <w:sz w:val="20"/>
+      </w:rPr>
+    </w:lvl>
+  </w:abstractNum>
+  <w:abstractNum w:abstractNumId="7" w15:restartNumberingAfterBreak="0">
+    <w:nsid w:val="53A93CD8"/>
+    <w:multiLevelType w:val="hybridMultilevel"/>
+    <w:tmpl w:val="EDAEAB34"/>
+    <w:lvl w:ilvl="0" w:tplc="DFF2FCAC">
+      <w:start w:val="2"/>
+      <w:numFmt w:val="bullet"/>
+      <w:lvlText w:val=""/>
+      <w:lvlJc w:val="left"/>
+      <w:pPr>
+        <w:ind w:left="720" w:hanging="360"/>
+      </w:pPr>
+      <w:rPr>
+        <w:rFonts w:ascii="Wingdings" w:eastAsiaTheme="minorEastAsia" w:hAnsi="Wingdings" w:cstheme="minorBidi" w:hint="default"/>
+      </w:rPr>
+    </w:lvl>
+    <w:lvl w:ilvl="1" w:tplc="04090003" w:tentative="1">
+      <w:start w:val="1"/>
+      <w:numFmt w:val="bullet"/>
+      <w:lvlText w:val="o"/>
+      <w:lvlJc w:val="left"/>
+      <w:pPr>
+        <w:ind w:left="1440" w:hanging="360"/>
+      </w:pPr>
+      <w:rPr>
+        <w:rFonts w:ascii="Courier New" w:hAnsi="Courier New" w:cs="Courier New" w:hint="default"/>
+      </w:rPr>
+    </w:lvl>
+    <w:lvl w:ilvl="2" w:tplc="04090005" w:tentative="1">
+      <w:start w:val="1"/>
+      <w:numFmt w:val="bullet"/>
+      <w:lvlText w:val=""/>
+      <w:lvlJc w:val="left"/>
+      <w:pPr>
+        <w:ind w:left="2160" w:hanging="360"/>
+      </w:pPr>
+      <w:rPr>
+        <w:rFonts w:ascii="Wingdings" w:hAnsi="Wingdings" w:hint="default"/>
+      </w:rPr>
+    </w:lvl>
+    <w:lvl w:ilvl="3" w:tplc="04090001" w:tentative="1">
+      <w:start w:val="1"/>
+      <w:numFmt w:val="bullet"/>
+      <w:lvlText w:val=""/>
+      <w:lvlJc w:val="left"/>
+      <w:pPr>
+        <w:ind w:left="2880" w:hanging="360"/>
+      </w:pPr>
+      <w:rPr>
+        <w:rFonts w:ascii="Symbol" w:hAnsi="Symbol" w:hint="default"/>
+      </w:rPr>
+    </w:lvl>
+    <w:lvl w:ilvl="4" w:tplc="04090003" w:tentative="1">
+      <w:start w:val="1"/>
+      <w:numFmt w:val="bullet"/>
+      <w:lvlText w:val="o"/>
+      <w:lvlJc w:val="left"/>
+      <w:pPr>
+        <w:ind w:left="3600" w:hanging="360"/>
+      </w:pPr>
+      <w:rPr>
+        <w:rFonts w:ascii="Courier New" w:hAnsi="Courier New" w:cs="Courier New" w:hint="default"/>
+      </w:rPr>
+    </w:lvl>
+    <w:lvl w:ilvl="5" w:tplc="04090005" w:tentative="1">
+      <w:start w:val="1"/>
+      <w:numFmt w:val="bullet"/>
+      <w:lvlText w:val=""/>
+      <w:lvlJc w:val="left"/>
+      <w:pPr>
+        <w:ind w:left="4320" w:hanging="360"/>
+      </w:pPr>
+      <w:rPr>
+        <w:rFonts w:ascii="Wingdings" w:hAnsi="Wingdings" w:hint="default"/>
+      </w:rPr>
+    </w:lvl>
+    <w:lvl w:ilvl="6" w:tplc="04090001" w:tentative="1">
+      <w:start w:val="1"/>
+      <w:numFmt w:val="bullet"/>
+      <w:lvlText w:val=""/>
+      <w:lvlJc w:val="left"/>
+      <w:pPr>
+        <w:ind w:left="5040" w:hanging="360"/>
+      </w:pPr>
+      <w:rPr>
+        <w:rFonts w:ascii="Symbol" w:hAnsi="Symbol" w:hint="default"/>
+      </w:rPr>
+    </w:lvl>
+    <w:lvl w:ilvl="7" w:tplc="04090003" w:tentative="1">
+      <w:start w:val="1"/>
+      <w:numFmt w:val="bullet"/>
+      <w:lvlText w:val="o"/>
+      <w:lvlJc w:val="left"/>
+      <w:pPr>
+        <w:ind w:left="5760" w:hanging="360"/>
+      </w:pPr>
+      <w:rPr>
+        <w:rFonts w:ascii="Courier New" w:hAnsi="Courier New" w:cs="Courier New" w:hint="default"/>
+      </w:rPr>
+    </w:lvl>
+    <w:lvl w:ilvl="8" w:tplc="04090005" w:tentative="1">
+      <w:start w:val="1"/>
+      <w:numFmt w:val="bullet"/>
+      <w:lvlText w:val=""/>
+      <w:lvlJc w:val="left"/>
+      <w:pPr>
+        <w:ind w:left="6480" w:hanging="360"/>
+      </w:pPr>
+      <w:rPr>
+        <w:rFonts w:ascii="Wingdings" w:hAnsi="Wingdings" w:hint="default"/>
+      </w:rPr>
+    </w:lvl>
+  </w:abstractNum>
+  <w:abstractNum w:abstractNumId="8" w15:restartNumberingAfterBreak="0">
+    <w:nsid w:val="5BC97FCE"/>
+    <w:multiLevelType w:val="multilevel"/>
+    <w:tmpl w:val="A6C8F0EA"/>
+    <w:lvl w:ilvl="0">
+      <w:start w:val="1"/>
+      <w:numFmt w:val="decimal"/>
+      <w:lvlText w:val="%1."/>
+      <w:lvlJc w:val="left"/>
+      <w:pPr>
+        <w:tabs>
+          <w:tab w:val="num" w:pos="720"/>
+        </w:tabs>
+        <w:ind w:left="720" w:hanging="360"/>
+      </w:pPr>
+    </w:lvl>
+    <w:lvl w:ilvl="1" w:tentative="1">
+      <w:start w:val="1"/>
+      <w:numFmt w:val="decimal"/>
+      <w:lvlText w:val="%2."/>
+      <w:lvlJc w:val="left"/>
+      <w:pPr>
+        <w:tabs>
+          <w:tab w:val="num" w:pos="1440"/>
+        </w:tabs>
+        <w:ind w:left="1440" w:hanging="360"/>
+      </w:pPr>
+    </w:lvl>
+    <w:lvl w:ilvl="2" w:tentative="1">
+      <w:start w:val="1"/>
+      <w:numFmt w:val="decimal"/>
+      <w:lvlText w:val="%3."/>
+      <w:lvlJc w:val="left"/>
+      <w:pPr>
+        <w:tabs>
+          <w:tab w:val="num" w:pos="2160"/>
+        </w:tabs>
+        <w:ind w:left="2160" w:hanging="360"/>
+      </w:pPr>
+    </w:lvl>
+    <w:lvl w:ilvl="3" w:tentative="1">
+      <w:start w:val="1"/>
+      <w:numFmt w:val="decimal"/>
+      <w:lvlText w:val="%4."/>
+      <w:lvlJc w:val="left"/>
+      <w:pPr>
+        <w:tabs>
+          <w:tab w:val="num" w:pos="2880"/>
+        </w:tabs>
+        <w:ind w:left="2880" w:hanging="360"/>
+      </w:pPr>
+    </w:lvl>
+    <w:lvl w:ilvl="4" w:tentative="1">
+      <w:start w:val="1"/>
+      <w:numFmt w:val="decimal"/>
+      <w:lvlText w:val="%5."/>
+      <w:lvlJc w:val="left"/>
+      <w:pPr>
+        <w:tabs>
+          <w:tab w:val="num" w:pos="3600"/>
+        </w:tabs>
+        <w:ind w:left="3600" w:hanging="360"/>
+      </w:pPr>
+    </w:lvl>
+    <w:lvl w:ilvl="5" w:tentative="1">
+      <w:start w:val="1"/>
+      <w:numFmt w:val="decimal"/>
+      <w:lvlText w:val="%6."/>
+      <w:lvlJc w:val="left"/>
+      <w:pPr>
+        <w:tabs>
+          <w:tab w:val="num" w:pos="4320"/>
+        </w:tabs>
+        <w:ind w:left="4320" w:hanging="360"/>
+      </w:pPr>
+    </w:lvl>
+    <w:lvl w:ilvl="6" w:tentative="1">
+      <w:start w:val="1"/>
+      <w:numFmt w:val="decimal"/>
+      <w:lvlText w:val="%7."/>
+      <w:lvlJc w:val="left"/>
+      <w:pPr>
+        <w:tabs>
+          <w:tab w:val="num" w:pos="5040"/>
+        </w:tabs>
+        <w:ind w:left="5040" w:hanging="360"/>
+      </w:pPr>
+    </w:lvl>
+    <w:lvl w:ilvl="7" w:tentative="1">
+      <w:start w:val="1"/>
+      <w:numFmt w:val="decimal"/>
+      <w:lvlText w:val="%8."/>
+      <w:lvlJc w:val="left"/>
+      <w:pPr>
+        <w:tabs>
+          <w:tab w:val="num" w:pos="5760"/>
+        </w:tabs>
+        <w:ind w:left="5760" w:hanging="360"/>
+      </w:pPr>
+    </w:lvl>
+    <w:lvl w:ilvl="8" w:tentative="1">
+      <w:start w:val="1"/>
+      <w:numFmt w:val="decimal"/>
+      <w:lvlText w:val="%9."/>
+      <w:lvlJc w:val="left"/>
+      <w:pPr>
+        <w:tabs>
+          <w:tab w:val="num" w:pos="6480"/>
+        </w:tabs>
+        <w:ind w:left="6480" w:hanging="360"/>
+      </w:pPr>
+    </w:lvl>
+  </w:abstractNum>
+  <w:abstractNum w:abstractNumId="9" w15:restartNumberingAfterBreak="0">
     <w:nsid w:val="605A2D38"/>
     <w:multiLevelType w:val="hybridMultilevel"/>
     <w:tmpl w:val="1302A752"/>
@@ -23269,7 +26140,156 @@
       </w:rPr>
     </w:lvl>
   </w:abstractNum>
-  <w:abstractNum w:abstractNumId="3" w15:restartNumberingAfterBreak="0">
+  <w:abstractNum w:abstractNumId="10" w15:restartNumberingAfterBreak="0">
+    <w:nsid w:val="78F228F7"/>
+    <w:multiLevelType w:val="multilevel"/>
+    <w:tmpl w:val="92F40F0A"/>
+    <w:lvl w:ilvl="0">
+      <w:start w:val="1"/>
+      <w:numFmt w:val="bullet"/>
+      <w:lvlText w:val=""/>
+      <w:lvlJc w:val="left"/>
+      <w:pPr>
+        <w:tabs>
+          <w:tab w:val="num" w:pos="720"/>
+        </w:tabs>
+        <w:ind w:left="720" w:hanging="360"/>
+      </w:pPr>
+      <w:rPr>
+        <w:rFonts w:ascii="Symbol" w:hAnsi="Symbol" w:hint="default"/>
+        <w:sz w:val="20"/>
+      </w:rPr>
+    </w:lvl>
+    <w:lvl w:ilvl="1" w:tentative="1">
+      <w:start w:val="1"/>
+      <w:numFmt w:val="bullet"/>
+      <w:lvlText w:val="o"/>
+      <w:lvlJc w:val="left"/>
+      <w:pPr>
+        <w:tabs>
+          <w:tab w:val="num" w:pos="1440"/>
+        </w:tabs>
+        <w:ind w:left="1440" w:hanging="360"/>
+      </w:pPr>
+      <w:rPr>
+        <w:rFonts w:ascii="Courier New" w:hAnsi="Courier New" w:hint="default"/>
+        <w:sz w:val="20"/>
+      </w:rPr>
+    </w:lvl>
+    <w:lvl w:ilvl="2" w:tentative="1">
+      <w:start w:val="1"/>
+      <w:numFmt w:val="bullet"/>
+      <w:lvlText w:val=""/>
+      <w:lvlJc w:val="left"/>
+      <w:pPr>
+        <w:tabs>
+          <w:tab w:val="num" w:pos="2160"/>
+        </w:tabs>
+        <w:ind w:left="2160" w:hanging="360"/>
+      </w:pPr>
+      <w:rPr>
+        <w:rFonts w:ascii="Wingdings" w:hAnsi="Wingdings" w:hint="default"/>
+        <w:sz w:val="20"/>
+      </w:rPr>
+    </w:lvl>
+    <w:lvl w:ilvl="3" w:tentative="1">
+      <w:start w:val="1"/>
+      <w:numFmt w:val="bullet"/>
+      <w:lvlText w:val=""/>
+      <w:lvlJc w:val="left"/>
+      <w:pPr>
+        <w:tabs>
+          <w:tab w:val="num" w:pos="2880"/>
+        </w:tabs>
+        <w:ind w:left="2880" w:hanging="360"/>
+      </w:pPr>
+      <w:rPr>
+        <w:rFonts w:ascii="Wingdings" w:hAnsi="Wingdings" w:hint="default"/>
+        <w:sz w:val="20"/>
+      </w:rPr>
+    </w:lvl>
+    <w:lvl w:ilvl="4" w:tentative="1">
+      <w:start w:val="1"/>
+      <w:numFmt w:val="bullet"/>
+      <w:lvlText w:val=""/>
+      <w:lvlJc w:val="left"/>
+      <w:pPr>
+        <w:tabs>
+          <w:tab w:val="num" w:pos="3600"/>
+        </w:tabs>
+        <w:ind w:left="3600" w:hanging="360"/>
+      </w:pPr>
+      <w:rPr>
+        <w:rFonts w:ascii="Wingdings" w:hAnsi="Wingdings" w:hint="default"/>
+        <w:sz w:val="20"/>
+      </w:rPr>
+    </w:lvl>
+    <w:lvl w:ilvl="5" w:tentative="1">
+      <w:start w:val="1"/>
+      <w:numFmt w:val="bullet"/>
+      <w:lvlText w:val=""/>
+      <w:lvlJc w:val="left"/>
+      <w:pPr>
+        <w:tabs>
+          <w:tab w:val="num" w:pos="4320"/>
+        </w:tabs>
+        <w:ind w:left="4320" w:hanging="360"/>
+      </w:pPr>
+      <w:rPr>
+        <w:rFonts w:ascii="Wingdings" w:hAnsi="Wingdings" w:hint="default"/>
+        <w:sz w:val="20"/>
+      </w:rPr>
+    </w:lvl>
+    <w:lvl w:ilvl="6" w:tentative="1">
+      <w:start w:val="1"/>
+      <w:numFmt w:val="bullet"/>
+      <w:lvlText w:val=""/>
+      <w:lvlJc w:val="left"/>
+      <w:pPr>
+        <w:tabs>
+          <w:tab w:val="num" w:pos="5040"/>
+        </w:tabs>
+        <w:ind w:left="5040" w:hanging="360"/>
+      </w:pPr>
+      <w:rPr>
+        <w:rFonts w:ascii="Wingdings" w:hAnsi="Wingdings" w:hint="default"/>
+        <w:sz w:val="20"/>
+      </w:rPr>
+    </w:lvl>
+    <w:lvl w:ilvl="7" w:tentative="1">
+      <w:start w:val="1"/>
+      <w:numFmt w:val="bullet"/>
+      <w:lvlText w:val=""/>
+      <w:lvlJc w:val="left"/>
+      <w:pPr>
+        <w:tabs>
+          <w:tab w:val="num" w:pos="5760"/>
+        </w:tabs>
+        <w:ind w:left="5760" w:hanging="360"/>
+      </w:pPr>
+      <w:rPr>
+        <w:rFonts w:ascii="Wingdings" w:hAnsi="Wingdings" w:hint="default"/>
+        <w:sz w:val="20"/>
+      </w:rPr>
+    </w:lvl>
+    <w:lvl w:ilvl="8" w:tentative="1">
+      <w:start w:val="1"/>
+      <w:numFmt w:val="bullet"/>
+      <w:lvlText w:val=""/>
+      <w:lvlJc w:val="left"/>
+      <w:pPr>
+        <w:tabs>
+          <w:tab w:val="num" w:pos="6480"/>
+        </w:tabs>
+        <w:ind w:left="6480" w:hanging="360"/>
+      </w:pPr>
+      <w:rPr>
+        <w:rFonts w:ascii="Wingdings" w:hAnsi="Wingdings" w:hint="default"/>
+        <w:sz w:val="20"/>
+      </w:rPr>
+    </w:lvl>
+  </w:abstractNum>
+  <w:abstractNum w:abstractNumId="11" w15:restartNumberingAfterBreak="0">
     <w:nsid w:val="7D9D4672"/>
     <w:multiLevelType w:val="hybridMultilevel"/>
     <w:tmpl w:val="3A44BBB6"/>
@@ -23358,17 +26378,157 @@
       </w:pPr>
     </w:lvl>
   </w:abstractNum>
+  <w:abstractNum w:abstractNumId="12" w15:restartNumberingAfterBreak="0">
+    <w:nsid w:val="7E281F1E"/>
+    <w:multiLevelType w:val="multilevel"/>
+    <w:tmpl w:val="0144D2AC"/>
+    <w:lvl w:ilvl="0">
+      <w:start w:val="1"/>
+      <w:numFmt w:val="decimal"/>
+      <w:lvlText w:val="%1."/>
+      <w:lvlJc w:val="left"/>
+      <w:pPr>
+        <w:tabs>
+          <w:tab w:val="num" w:pos="720"/>
+        </w:tabs>
+        <w:ind w:left="720" w:hanging="360"/>
+      </w:pPr>
+    </w:lvl>
+    <w:lvl w:ilvl="1" w:tentative="1">
+      <w:start w:val="1"/>
+      <w:numFmt w:val="decimal"/>
+      <w:lvlText w:val="%2."/>
+      <w:lvlJc w:val="left"/>
+      <w:pPr>
+        <w:tabs>
+          <w:tab w:val="num" w:pos="1440"/>
+        </w:tabs>
+        <w:ind w:left="1440" w:hanging="360"/>
+      </w:pPr>
+    </w:lvl>
+    <w:lvl w:ilvl="2" w:tentative="1">
+      <w:start w:val="1"/>
+      <w:numFmt w:val="decimal"/>
+      <w:lvlText w:val="%3."/>
+      <w:lvlJc w:val="left"/>
+      <w:pPr>
+        <w:tabs>
+          <w:tab w:val="num" w:pos="2160"/>
+        </w:tabs>
+        <w:ind w:left="2160" w:hanging="360"/>
+      </w:pPr>
+    </w:lvl>
+    <w:lvl w:ilvl="3" w:tentative="1">
+      <w:start w:val="1"/>
+      <w:numFmt w:val="decimal"/>
+      <w:lvlText w:val="%4."/>
+      <w:lvlJc w:val="left"/>
+      <w:pPr>
+        <w:tabs>
+          <w:tab w:val="num" w:pos="2880"/>
+        </w:tabs>
+        <w:ind w:left="2880" w:hanging="360"/>
+      </w:pPr>
+    </w:lvl>
+    <w:lvl w:ilvl="4" w:tentative="1">
+      <w:start w:val="1"/>
+      <w:numFmt w:val="decimal"/>
+      <w:lvlText w:val="%5."/>
+      <w:lvlJc w:val="left"/>
+      <w:pPr>
+        <w:tabs>
+          <w:tab w:val="num" w:pos="3600"/>
+        </w:tabs>
+        <w:ind w:left="3600" w:hanging="360"/>
+      </w:pPr>
+    </w:lvl>
+    <w:lvl w:ilvl="5" w:tentative="1">
+      <w:start w:val="1"/>
+      <w:numFmt w:val="decimal"/>
+      <w:lvlText w:val="%6."/>
+      <w:lvlJc w:val="left"/>
+      <w:pPr>
+        <w:tabs>
+          <w:tab w:val="num" w:pos="4320"/>
+        </w:tabs>
+        <w:ind w:left="4320" w:hanging="360"/>
+      </w:pPr>
+    </w:lvl>
+    <w:lvl w:ilvl="6" w:tentative="1">
+      <w:start w:val="1"/>
+      <w:numFmt w:val="decimal"/>
+      <w:lvlText w:val="%7."/>
+      <w:lvlJc w:val="left"/>
+      <w:pPr>
+        <w:tabs>
+          <w:tab w:val="num" w:pos="5040"/>
+        </w:tabs>
+        <w:ind w:left="5040" w:hanging="360"/>
+      </w:pPr>
+    </w:lvl>
+    <w:lvl w:ilvl="7" w:tentative="1">
+      <w:start w:val="1"/>
+      <w:numFmt w:val="decimal"/>
+      <w:lvlText w:val="%8."/>
+      <w:lvlJc w:val="left"/>
+      <w:pPr>
+        <w:tabs>
+          <w:tab w:val="num" w:pos="5760"/>
+        </w:tabs>
+        <w:ind w:left="5760" w:hanging="360"/>
+      </w:pPr>
+    </w:lvl>
+    <w:lvl w:ilvl="8" w:tentative="1">
+      <w:start w:val="1"/>
+      <w:numFmt w:val="decimal"/>
+      <w:lvlText w:val="%9."/>
+      <w:lvlJc w:val="left"/>
+      <w:pPr>
+        <w:tabs>
+          <w:tab w:val="num" w:pos="6480"/>
+        </w:tabs>
+        <w:ind w:left="6480" w:hanging="360"/>
+      </w:pPr>
+    </w:lvl>
+  </w:abstractNum>
   <w:num w:numId="1" w16cid:durableId="803155943">
-    <w:abstractNumId w:val="1"/>
+    <w:abstractNumId w:val="2"/>
   </w:num>
   <w:num w:numId="2" w16cid:durableId="1927222322">
     <w:abstractNumId w:val="0"/>
   </w:num>
   <w:num w:numId="3" w16cid:durableId="546649371">
+    <w:abstractNumId w:val="11"/>
+  </w:num>
+  <w:num w:numId="4" w16cid:durableId="1571161390">
+    <w:abstractNumId w:val="9"/>
+  </w:num>
+  <w:num w:numId="5" w16cid:durableId="934434882">
+    <w:abstractNumId w:val="10"/>
+  </w:num>
+  <w:num w:numId="6" w16cid:durableId="379129925">
+    <w:abstractNumId w:val="6"/>
+  </w:num>
+  <w:num w:numId="7" w16cid:durableId="508375593">
+    <w:abstractNumId w:val="5"/>
+  </w:num>
+  <w:num w:numId="8" w16cid:durableId="1093818787">
+    <w:abstractNumId w:val="4"/>
+  </w:num>
+  <w:num w:numId="9" w16cid:durableId="497505986">
     <w:abstractNumId w:val="3"/>
   </w:num>
-  <w:num w:numId="4" w16cid:durableId="1571161390">
-    <w:abstractNumId w:val="2"/>
+  <w:num w:numId="10" w16cid:durableId="862134596">
+    <w:abstractNumId w:val="1"/>
+  </w:num>
+  <w:num w:numId="11" w16cid:durableId="1435829790">
+    <w:abstractNumId w:val="12"/>
+  </w:num>
+  <w:num w:numId="12" w16cid:durableId="18245128">
+    <w:abstractNumId w:val="8"/>
+  </w:num>
+  <w:num w:numId="13" w16cid:durableId="1561094276">
+    <w:abstractNumId w:val="7"/>
   </w:num>
 </w:numbering>
 </file>
@@ -24363,6 +27523,17 @@
       <w:ind w:left="720"/>
     </w:pPr>
   </w:style>
+  <w:style w:type="paragraph" w:styleId="NormalWeb">
+    <w:name w:val="Normal (Web)"/>
+    <w:basedOn w:val="Normal"/>
+    <w:uiPriority w:val="99"/>
+    <w:semiHidden/>
+    <w:unhideWhenUsed/>
+    <w:rsid w:val="005858A2"/>
+    <w:rPr>
+      <w:rFonts w:ascii="Times New Roman" w:hAnsi="Times New Roman" w:cs="Times New Roman"/>
+    </w:rPr>
+  </w:style>
 </w:styles>
 </file>
 
